--- a/Extracted_data_analysis/tropical/Mesophotic_methods_Systematic_lit_rev_tropical.docx
+++ b/Extracted_data_analysis/tropical/Mesophotic_methods_Systematic_lit_rev_tropical.docx
@@ -23,7 +23,7 @@
         <w:pStyle w:val="Date"/>
       </w:pPr>
       <w:r>
-        <w:t>2026-05-28</w:t>
+        <w:t>2026-06-18</w:t>
       </w:r>
     </w:p>
     <w:sdt>
@@ -34,7 +34,7 @@
           <w:sz w:val="24"/>
           <w:szCs w:val="24"/>
         </w:rPr>
-        <w:id w:val="-475300681"/>
+        <w:id w:val="777910443"/>
         <w:docPartObj>
           <w:docPartGallery w:val="Table of Contents"/>
           <w:docPartUnique/>
@@ -71,7 +71,7 @@
           <w:r>
             <w:fldChar w:fldCharType="separate"/>
           </w:r>
-          <w:hyperlink w:anchor="_Toc230858177" w:history="1">
+          <w:hyperlink w:anchor="_Toc232696776" w:history="1">
             <w:r>
               <w:rPr>
                 <w:rStyle w:val="Hyperlink"/>
@@ -98,7 +98,7 @@
                 <w:noProof/>
                 <w:webHidden/>
               </w:rPr>
-              <w:instrText xml:space="preserve"> PAGEREF _Toc230858177 \h </w:instrText>
+              <w:instrText xml:space="preserve"> PAGEREF _Toc232696776 \h </w:instrText>
             </w:r>
             <w:r>
               <w:rPr>
@@ -142,7 +142,7 @@
               <w14:ligatures w14:val="standardContextual"/>
             </w:rPr>
           </w:pPr>
-          <w:hyperlink w:anchor="_Toc230858178" w:history="1">
+          <w:hyperlink w:anchor="_Toc232696777" w:history="1">
             <w:r>
               <w:rPr>
                 <w:rStyle w:val="Hyperlink"/>
@@ -169,7 +169,7 @@
                 <w:noProof/>
                 <w:webHidden/>
               </w:rPr>
-              <w:instrText xml:space="preserve"> PAGEREF _Toc230858178 \h </w:instrText>
+              <w:instrText xml:space="preserve"> PAGEREF _Toc232696777 \h </w:instrText>
             </w:r>
             <w:r>
               <w:rPr>
@@ -213,7 +213,7 @@
               <w14:ligatures w14:val="standardContextual"/>
             </w:rPr>
           </w:pPr>
-          <w:hyperlink w:anchor="_Toc230858179" w:history="1">
+          <w:hyperlink w:anchor="_Toc232696778" w:history="1">
             <w:r>
               <w:rPr>
                 <w:rStyle w:val="Hyperlink"/>
@@ -240,7 +240,7 @@
                 <w:noProof/>
                 <w:webHidden/>
               </w:rPr>
-              <w:instrText xml:space="preserve"> PAGEREF _Toc230858179 \h </w:instrText>
+              <w:instrText xml:space="preserve"> PAGEREF _Toc232696778 \h </w:instrText>
             </w:r>
             <w:r>
               <w:rPr>
@@ -284,7 +284,7 @@
               <w14:ligatures w14:val="standardContextual"/>
             </w:rPr>
           </w:pPr>
-          <w:hyperlink w:anchor="_Toc230858180" w:history="1">
+          <w:hyperlink w:anchor="_Toc232696779" w:history="1">
             <w:r>
               <w:rPr>
                 <w:rStyle w:val="Hyperlink"/>
@@ -311,7 +311,7 @@
                 <w:noProof/>
                 <w:webHidden/>
               </w:rPr>
-              <w:instrText xml:space="preserve"> PAGEREF _Toc230858180 \h </w:instrText>
+              <w:instrText xml:space="preserve"> PAGEREF _Toc232696779 \h </w:instrText>
             </w:r>
             <w:r>
               <w:rPr>
@@ -355,7 +355,7 @@
               <w14:ligatures w14:val="standardContextual"/>
             </w:rPr>
           </w:pPr>
-          <w:hyperlink w:anchor="_Toc230858181" w:history="1">
+          <w:hyperlink w:anchor="_Toc232696780" w:history="1">
             <w:r>
               <w:rPr>
                 <w:rStyle w:val="Hyperlink"/>
@@ -382,7 +382,7 @@
                 <w:noProof/>
                 <w:webHidden/>
               </w:rPr>
-              <w:instrText xml:space="preserve"> PAGEREF _Toc230858181 \h </w:instrText>
+              <w:instrText xml:space="preserve"> PAGEREF _Toc232696780 \h </w:instrText>
             </w:r>
             <w:r>
               <w:rPr>
@@ -426,7 +426,7 @@
               <w14:ligatures w14:val="standardContextual"/>
             </w:rPr>
           </w:pPr>
-          <w:hyperlink w:anchor="_Toc230858182" w:history="1">
+          <w:hyperlink w:anchor="_Toc232696781" w:history="1">
             <w:r>
               <w:rPr>
                 <w:rStyle w:val="Hyperlink"/>
@@ -453,7 +453,7 @@
                 <w:noProof/>
                 <w:webHidden/>
               </w:rPr>
-              <w:instrText xml:space="preserve"> PAGEREF _Toc230858182 \h </w:instrText>
+              <w:instrText xml:space="preserve"> PAGEREF _Toc232696781 \h </w:instrText>
             </w:r>
             <w:r>
               <w:rPr>
@@ -497,7 +497,7 @@
               <w14:ligatures w14:val="standardContextual"/>
             </w:rPr>
           </w:pPr>
-          <w:hyperlink w:anchor="_Toc230858183" w:history="1">
+          <w:hyperlink w:anchor="_Toc232696782" w:history="1">
             <w:r>
               <w:rPr>
                 <w:rStyle w:val="Hyperlink"/>
@@ -524,7 +524,7 @@
                 <w:noProof/>
                 <w:webHidden/>
               </w:rPr>
-              <w:instrText xml:space="preserve"> PAGEREF _Toc230858183 \h </w:instrText>
+              <w:instrText xml:space="preserve"> PAGEREF _Toc232696782 \h </w:instrText>
             </w:r>
             <w:r>
               <w:rPr>
@@ -568,7 +568,7 @@
               <w14:ligatures w14:val="standardContextual"/>
             </w:rPr>
           </w:pPr>
-          <w:hyperlink w:anchor="_Toc230858184" w:history="1">
+          <w:hyperlink w:anchor="_Toc232696783" w:history="1">
             <w:r>
               <w:rPr>
                 <w:rStyle w:val="Hyperlink"/>
@@ -595,7 +595,7 @@
                 <w:noProof/>
                 <w:webHidden/>
               </w:rPr>
-              <w:instrText xml:space="preserve"> PAGEREF _Toc230858184 \h </w:instrText>
+              <w:instrText xml:space="preserve"> PAGEREF _Toc232696783 \h </w:instrText>
             </w:r>
             <w:r>
               <w:rPr>
@@ -639,7 +639,7 @@
               <w14:ligatures w14:val="standardContextual"/>
             </w:rPr>
           </w:pPr>
-          <w:hyperlink w:anchor="_Toc230858185" w:history="1">
+          <w:hyperlink w:anchor="_Toc232696784" w:history="1">
             <w:r>
               <w:rPr>
                 <w:rStyle w:val="Hyperlink"/>
@@ -666,7 +666,7 @@
                 <w:noProof/>
                 <w:webHidden/>
               </w:rPr>
-              <w:instrText xml:space="preserve"> PAGEREF _Toc230858185 \h </w:instrText>
+              <w:instrText xml:space="preserve"> PAGEREF _Toc232696784 \h </w:instrText>
             </w:r>
             <w:r>
               <w:rPr>
@@ -710,7 +710,7 @@
               <w14:ligatures w14:val="standardContextual"/>
             </w:rPr>
           </w:pPr>
-          <w:hyperlink w:anchor="_Toc230858186" w:history="1">
+          <w:hyperlink w:anchor="_Toc232696785" w:history="1">
             <w:r>
               <w:rPr>
                 <w:rStyle w:val="Hyperlink"/>
@@ -737,7 +737,7 @@
                 <w:noProof/>
                 <w:webHidden/>
               </w:rPr>
-              <w:instrText xml:space="preserve"> PAGEREF _Toc230858186 \h </w:instrText>
+              <w:instrText xml:space="preserve"> PAGEREF _Toc232696785 \h </w:instrText>
             </w:r>
             <w:r>
               <w:rPr>
@@ -781,7 +781,7 @@
               <w14:ligatures w14:val="standardContextual"/>
             </w:rPr>
           </w:pPr>
-          <w:hyperlink w:anchor="_Toc230858187" w:history="1">
+          <w:hyperlink w:anchor="_Toc232696786" w:history="1">
             <w:r>
               <w:rPr>
                 <w:rStyle w:val="Hyperlink"/>
@@ -808,7 +808,7 @@
                 <w:noProof/>
                 <w:webHidden/>
               </w:rPr>
-              <w:instrText xml:space="preserve"> PAGEREF _Toc230858187 \h </w:instrText>
+              <w:instrText xml:space="preserve"> PAGEREF _Toc232696786 \h </w:instrText>
             </w:r>
             <w:r>
               <w:rPr>
@@ -852,7 +852,7 @@
               <w14:ligatures w14:val="standardContextual"/>
             </w:rPr>
           </w:pPr>
-          <w:hyperlink w:anchor="_Toc230858188" w:history="1">
+          <w:hyperlink w:anchor="_Toc232696787" w:history="1">
             <w:r>
               <w:rPr>
                 <w:rStyle w:val="Hyperlink"/>
@@ -879,7 +879,7 @@
                 <w:noProof/>
                 <w:webHidden/>
               </w:rPr>
-              <w:instrText xml:space="preserve"> PAGEREF _Toc230858188 \h </w:instrText>
+              <w:instrText xml:space="preserve"> PAGEREF _Toc232696787 \h </w:instrText>
             </w:r>
             <w:r>
               <w:rPr>
@@ -923,7 +923,7 @@
               <w14:ligatures w14:val="standardContextual"/>
             </w:rPr>
           </w:pPr>
-          <w:hyperlink w:anchor="_Toc230858189" w:history="1">
+          <w:hyperlink w:anchor="_Toc232696788" w:history="1">
             <w:r>
               <w:rPr>
                 <w:rStyle w:val="Hyperlink"/>
@@ -950,7 +950,7 @@
                 <w:noProof/>
                 <w:webHidden/>
               </w:rPr>
-              <w:instrText xml:space="preserve"> PAGEREF _Toc230858189 \h </w:instrText>
+              <w:instrText xml:space="preserve"> PAGEREF _Toc232696788 \h </w:instrText>
             </w:r>
             <w:r>
               <w:rPr>
@@ -994,7 +994,7 @@
               <w14:ligatures w14:val="standardContextual"/>
             </w:rPr>
           </w:pPr>
-          <w:hyperlink w:anchor="_Toc230858190" w:history="1">
+          <w:hyperlink w:anchor="_Toc232696789" w:history="1">
             <w:r>
               <w:rPr>
                 <w:rStyle w:val="Hyperlink"/>
@@ -1021,7 +1021,7 @@
                 <w:noProof/>
                 <w:webHidden/>
               </w:rPr>
-              <w:instrText xml:space="preserve"> PAGEREF _Toc230858190 \h </w:instrText>
+              <w:instrText xml:space="preserve"> PAGEREF _Toc232696789 \h </w:instrText>
             </w:r>
             <w:r>
               <w:rPr>
@@ -1065,7 +1065,7 @@
               <w14:ligatures w14:val="standardContextual"/>
             </w:rPr>
           </w:pPr>
-          <w:hyperlink w:anchor="_Toc230858191" w:history="1">
+          <w:hyperlink w:anchor="_Toc232696790" w:history="1">
             <w:r>
               <w:rPr>
                 <w:rStyle w:val="Hyperlink"/>
@@ -1092,7 +1092,7 @@
                 <w:noProof/>
                 <w:webHidden/>
               </w:rPr>
-              <w:instrText xml:space="preserve"> PAGEREF _Toc230858191 \h </w:instrText>
+              <w:instrText xml:space="preserve"> PAGEREF _Toc232696790 \h </w:instrText>
             </w:r>
             <w:r>
               <w:rPr>
@@ -1136,7 +1136,7 @@
               <w14:ligatures w14:val="standardContextual"/>
             </w:rPr>
           </w:pPr>
-          <w:hyperlink w:anchor="_Toc230858192" w:history="1">
+          <w:hyperlink w:anchor="_Toc232696791" w:history="1">
             <w:r>
               <w:rPr>
                 <w:rStyle w:val="Hyperlink"/>
@@ -1163,7 +1163,7 @@
                 <w:noProof/>
                 <w:webHidden/>
               </w:rPr>
-              <w:instrText xml:space="preserve"> PAGEREF _Toc230858192 \h </w:instrText>
+              <w:instrText xml:space="preserve"> PAGEREF _Toc232696791 \h </w:instrText>
             </w:r>
             <w:r>
               <w:rPr>
@@ -1207,7 +1207,7 @@
               <w14:ligatures w14:val="standardContextual"/>
             </w:rPr>
           </w:pPr>
-          <w:hyperlink w:anchor="_Toc230858193" w:history="1">
+          <w:hyperlink w:anchor="_Toc232696792" w:history="1">
             <w:r>
               <w:rPr>
                 <w:rStyle w:val="Hyperlink"/>
@@ -1234,7 +1234,7 @@
                 <w:noProof/>
                 <w:webHidden/>
               </w:rPr>
-              <w:instrText xml:space="preserve"> PAGEREF _Toc230858193 \h </w:instrText>
+              <w:instrText xml:space="preserve"> PAGEREF _Toc232696792 \h </w:instrText>
             </w:r>
             <w:r>
               <w:rPr>
@@ -1278,7 +1278,7 @@
               <w14:ligatures w14:val="standardContextual"/>
             </w:rPr>
           </w:pPr>
-          <w:hyperlink w:anchor="_Toc230858194" w:history="1">
+          <w:hyperlink w:anchor="_Toc232696793" w:history="1">
             <w:r>
               <w:rPr>
                 <w:rStyle w:val="Hyperlink"/>
@@ -1305,7 +1305,7 @@
                 <w:noProof/>
                 <w:webHidden/>
               </w:rPr>
-              <w:instrText xml:space="preserve"> PAGEREF _Toc230858194 \h </w:instrText>
+              <w:instrText xml:space="preserve"> PAGEREF _Toc232696793 \h </w:instrText>
             </w:r>
             <w:r>
               <w:rPr>
@@ -1349,7 +1349,7 @@
               <w14:ligatures w14:val="standardContextual"/>
             </w:rPr>
           </w:pPr>
-          <w:hyperlink w:anchor="_Toc230858195" w:history="1">
+          <w:hyperlink w:anchor="_Toc232696794" w:history="1">
             <w:r>
               <w:rPr>
                 <w:rStyle w:val="Hyperlink"/>
@@ -1376,7 +1376,7 @@
                 <w:noProof/>
                 <w:webHidden/>
               </w:rPr>
-              <w:instrText xml:space="preserve"> PAGEREF _Toc230858195 \h </w:instrText>
+              <w:instrText xml:space="preserve"> PAGEREF _Toc232696794 \h </w:instrText>
             </w:r>
             <w:r>
               <w:rPr>
@@ -1420,7 +1420,7 @@
               <w14:ligatures w14:val="standardContextual"/>
             </w:rPr>
           </w:pPr>
-          <w:hyperlink w:anchor="_Toc230858196" w:history="1">
+          <w:hyperlink w:anchor="_Toc232696795" w:history="1">
             <w:r>
               <w:rPr>
                 <w:rStyle w:val="Hyperlink"/>
@@ -1447,7 +1447,7 @@
                 <w:noProof/>
                 <w:webHidden/>
               </w:rPr>
-              <w:instrText xml:space="preserve"> PAGEREF _Toc230858196 \h </w:instrText>
+              <w:instrText xml:space="preserve"> PAGEREF _Toc232696795 \h </w:instrText>
             </w:r>
             <w:r>
               <w:rPr>
@@ -1491,7 +1491,7 @@
               <w14:ligatures w14:val="standardContextual"/>
             </w:rPr>
           </w:pPr>
-          <w:hyperlink w:anchor="_Toc230858197" w:history="1">
+          <w:hyperlink w:anchor="_Toc232696796" w:history="1">
             <w:r>
               <w:rPr>
                 <w:rStyle w:val="Hyperlink"/>
@@ -1518,7 +1518,7 @@
                 <w:noProof/>
                 <w:webHidden/>
               </w:rPr>
-              <w:instrText xml:space="preserve"> PAGEREF _Toc230858197 \h </w:instrText>
+              <w:instrText xml:space="preserve"> PAGEREF _Toc232696796 \h </w:instrText>
             </w:r>
             <w:r>
               <w:rPr>
@@ -1562,7 +1562,7 @@
               <w14:ligatures w14:val="standardContextual"/>
             </w:rPr>
           </w:pPr>
-          <w:hyperlink w:anchor="_Toc230858198" w:history="1">
+          <w:hyperlink w:anchor="_Toc232696797" w:history="1">
             <w:r>
               <w:rPr>
                 <w:rStyle w:val="Hyperlink"/>
@@ -1589,7 +1589,7 @@
                 <w:noProof/>
                 <w:webHidden/>
               </w:rPr>
-              <w:instrText xml:space="preserve"> PAGEREF _Toc230858198 \h </w:instrText>
+              <w:instrText xml:space="preserve"> PAGEREF _Toc232696797 \h </w:instrText>
             </w:r>
             <w:r>
               <w:rPr>
@@ -1633,7 +1633,7 @@
               <w14:ligatures w14:val="standardContextual"/>
             </w:rPr>
           </w:pPr>
-          <w:hyperlink w:anchor="_Toc230858199" w:history="1">
+          <w:hyperlink w:anchor="_Toc232696798" w:history="1">
             <w:r>
               <w:rPr>
                 <w:rStyle w:val="Hyperlink"/>
@@ -1660,7 +1660,7 @@
                 <w:noProof/>
                 <w:webHidden/>
               </w:rPr>
-              <w:instrText xml:space="preserve"> PAGEREF _Toc230858199 \h </w:instrText>
+              <w:instrText xml:space="preserve"> PAGEREF _Toc232696798 \h </w:instrText>
             </w:r>
             <w:r>
               <w:rPr>
@@ -1704,7 +1704,7 @@
               <w14:ligatures w14:val="standardContextual"/>
             </w:rPr>
           </w:pPr>
-          <w:hyperlink w:anchor="_Toc230858200" w:history="1">
+          <w:hyperlink w:anchor="_Toc232696799" w:history="1">
             <w:r>
               <w:rPr>
                 <w:rStyle w:val="Hyperlink"/>
@@ -1731,7 +1731,7 @@
                 <w:noProof/>
                 <w:webHidden/>
               </w:rPr>
-              <w:instrText xml:space="preserve"> PAGEREF _Toc230858200 \h </w:instrText>
+              <w:instrText xml:space="preserve"> PAGEREF _Toc232696799 \h </w:instrText>
             </w:r>
             <w:r>
               <w:rPr>
@@ -1775,7 +1775,7 @@
               <w14:ligatures w14:val="standardContextual"/>
             </w:rPr>
           </w:pPr>
-          <w:hyperlink w:anchor="_Toc230858201" w:history="1">
+          <w:hyperlink w:anchor="_Toc232696800" w:history="1">
             <w:r>
               <w:rPr>
                 <w:rStyle w:val="Hyperlink"/>
@@ -1802,7 +1802,7 @@
                 <w:noProof/>
                 <w:webHidden/>
               </w:rPr>
-              <w:instrText xml:space="preserve"> PAGEREF _Toc230858201 \h </w:instrText>
+              <w:instrText xml:space="preserve"> PAGEREF _Toc232696800 \h </w:instrText>
             </w:r>
             <w:r>
               <w:rPr>
@@ -1846,7 +1846,7 @@
               <w14:ligatures w14:val="standardContextual"/>
             </w:rPr>
           </w:pPr>
-          <w:hyperlink w:anchor="_Toc230858202" w:history="1">
+          <w:hyperlink w:anchor="_Toc232696801" w:history="1">
             <w:r>
               <w:rPr>
                 <w:rStyle w:val="Hyperlink"/>
@@ -1873,7 +1873,7 @@
                 <w:noProof/>
                 <w:webHidden/>
               </w:rPr>
-              <w:instrText xml:space="preserve"> PAGEREF _Toc230858202 \h </w:instrText>
+              <w:instrText xml:space="preserve"> PAGEREF _Toc232696801 \h </w:instrText>
             </w:r>
             <w:r>
               <w:rPr>
@@ -1917,7 +1917,7 @@
               <w14:ligatures w14:val="standardContextual"/>
             </w:rPr>
           </w:pPr>
-          <w:hyperlink w:anchor="_Toc230858203" w:history="1">
+          <w:hyperlink w:anchor="_Toc232696802" w:history="1">
             <w:r>
               <w:rPr>
                 <w:rStyle w:val="Hyperlink"/>
@@ -1944,7 +1944,7 @@
                 <w:noProof/>
                 <w:webHidden/>
               </w:rPr>
-              <w:instrText xml:space="preserve"> PAGEREF _Toc230858203 \h </w:instrText>
+              <w:instrText xml:space="preserve"> PAGEREF _Toc232696802 \h </w:instrText>
             </w:r>
             <w:r>
               <w:rPr>
@@ -1988,7 +1988,7 @@
               <w14:ligatures w14:val="standardContextual"/>
             </w:rPr>
           </w:pPr>
-          <w:hyperlink w:anchor="_Toc230858204" w:history="1">
+          <w:hyperlink w:anchor="_Toc232696803" w:history="1">
             <w:r>
               <w:rPr>
                 <w:rStyle w:val="Hyperlink"/>
@@ -2015,7 +2015,7 @@
                 <w:noProof/>
                 <w:webHidden/>
               </w:rPr>
-              <w:instrText xml:space="preserve"> PAGEREF _Toc230858204 \h </w:instrText>
+              <w:instrText xml:space="preserve"> PAGEREF _Toc232696803 \h </w:instrText>
             </w:r>
             <w:r>
               <w:rPr>
@@ -2059,7 +2059,7 @@
               <w14:ligatures w14:val="standardContextual"/>
             </w:rPr>
           </w:pPr>
-          <w:hyperlink w:anchor="_Toc230858205" w:history="1">
+          <w:hyperlink w:anchor="_Toc232696804" w:history="1">
             <w:r>
               <w:rPr>
                 <w:rStyle w:val="Hyperlink"/>
@@ -2086,7 +2086,7 @@
                 <w:noProof/>
                 <w:webHidden/>
               </w:rPr>
-              <w:instrText xml:space="preserve"> PAGEREF _Toc230858205 \h </w:instrText>
+              <w:instrText xml:space="preserve"> PAGEREF _Toc232696804 \h </w:instrText>
             </w:r>
             <w:r>
               <w:rPr>
@@ -2130,7 +2130,7 @@
               <w14:ligatures w14:val="standardContextual"/>
             </w:rPr>
           </w:pPr>
-          <w:hyperlink w:anchor="_Toc230858206" w:history="1">
+          <w:hyperlink w:anchor="_Toc232696805" w:history="1">
             <w:r>
               <w:rPr>
                 <w:rStyle w:val="Hyperlink"/>
@@ -2157,7 +2157,7 @@
                 <w:noProof/>
                 <w:webHidden/>
               </w:rPr>
-              <w:instrText xml:space="preserve"> PAGEREF _Toc230858206 \h </w:instrText>
+              <w:instrText xml:space="preserve"> PAGEREF _Toc232696805 \h </w:instrText>
             </w:r>
             <w:r>
               <w:rPr>
@@ -2201,7 +2201,7 @@
               <w14:ligatures w14:val="standardContextual"/>
             </w:rPr>
           </w:pPr>
-          <w:hyperlink w:anchor="_Toc230858207" w:history="1">
+          <w:hyperlink w:anchor="_Toc232696806" w:history="1">
             <w:r>
               <w:rPr>
                 <w:rStyle w:val="Hyperlink"/>
@@ -2228,7 +2228,7 @@
                 <w:noProof/>
                 <w:webHidden/>
               </w:rPr>
-              <w:instrText xml:space="preserve"> PAGEREF _Toc230858207 \h </w:instrText>
+              <w:instrText xml:space="preserve"> PAGEREF _Toc232696806 \h </w:instrText>
             </w:r>
             <w:r>
               <w:rPr>
@@ -2272,7 +2272,7 @@
               <w14:ligatures w14:val="standardContextual"/>
             </w:rPr>
           </w:pPr>
-          <w:hyperlink w:anchor="_Toc230858208" w:history="1">
+          <w:hyperlink w:anchor="_Toc232696807" w:history="1">
             <w:r>
               <w:rPr>
                 <w:rStyle w:val="Hyperlink"/>
@@ -2299,7 +2299,7 @@
                 <w:noProof/>
                 <w:webHidden/>
               </w:rPr>
-              <w:instrText xml:space="preserve"> PAGEREF _Toc230858208 \h </w:instrText>
+              <w:instrText xml:space="preserve"> PAGEREF _Toc232696807 \h </w:instrText>
             </w:r>
             <w:r>
               <w:rPr>
@@ -2343,7 +2343,7 @@
               <w14:ligatures w14:val="standardContextual"/>
             </w:rPr>
           </w:pPr>
-          <w:hyperlink w:anchor="_Toc230858209" w:history="1">
+          <w:hyperlink w:anchor="_Toc232696808" w:history="1">
             <w:r>
               <w:rPr>
                 <w:rStyle w:val="Hyperlink"/>
@@ -2370,7 +2370,7 @@
                 <w:noProof/>
                 <w:webHidden/>
               </w:rPr>
-              <w:instrText xml:space="preserve"> PAGEREF _Toc230858209 \h </w:instrText>
+              <w:instrText xml:space="preserve"> PAGEREF _Toc232696808 \h </w:instrText>
             </w:r>
             <w:r>
               <w:rPr>
@@ -2414,7 +2414,7 @@
               <w14:ligatures w14:val="standardContextual"/>
             </w:rPr>
           </w:pPr>
-          <w:hyperlink w:anchor="_Toc230858210" w:history="1">
+          <w:hyperlink w:anchor="_Toc232696809" w:history="1">
             <w:r>
               <w:rPr>
                 <w:rStyle w:val="Hyperlink"/>
@@ -2441,7 +2441,7 @@
                 <w:noProof/>
                 <w:webHidden/>
               </w:rPr>
-              <w:instrText xml:space="preserve"> PAGEREF _Toc230858210 \h </w:instrText>
+              <w:instrText xml:space="preserve"> PAGEREF _Toc232696809 \h </w:instrText>
             </w:r>
             <w:r>
               <w:rPr>
@@ -2485,7 +2485,7 @@
               <w14:ligatures w14:val="standardContextual"/>
             </w:rPr>
           </w:pPr>
-          <w:hyperlink w:anchor="_Toc230858211" w:history="1">
+          <w:hyperlink w:anchor="_Toc232696810" w:history="1">
             <w:r>
               <w:rPr>
                 <w:rStyle w:val="Hyperlink"/>
@@ -2512,7 +2512,7 @@
                 <w:noProof/>
                 <w:webHidden/>
               </w:rPr>
-              <w:instrText xml:space="preserve"> PAGEREF _Toc230858211 \h </w:instrText>
+              <w:instrText xml:space="preserve"> PAGEREF _Toc232696810 \h </w:instrText>
             </w:r>
             <w:r>
               <w:rPr>
@@ -2556,7 +2556,7 @@
               <w14:ligatures w14:val="standardContextual"/>
             </w:rPr>
           </w:pPr>
-          <w:hyperlink w:anchor="_Toc230858212" w:history="1">
+          <w:hyperlink w:anchor="_Toc232696811" w:history="1">
             <w:r>
               <w:rPr>
                 <w:rStyle w:val="Hyperlink"/>
@@ -2583,7 +2583,7 @@
                 <w:noProof/>
                 <w:webHidden/>
               </w:rPr>
-              <w:instrText xml:space="preserve"> PAGEREF _Toc230858212 \h </w:instrText>
+              <w:instrText xml:space="preserve"> PAGEREF _Toc232696811 \h </w:instrText>
             </w:r>
             <w:r>
               <w:rPr>
@@ -2627,7 +2627,7 @@
               <w14:ligatures w14:val="standardContextual"/>
             </w:rPr>
           </w:pPr>
-          <w:hyperlink w:anchor="_Toc230858213" w:history="1">
+          <w:hyperlink w:anchor="_Toc232696812" w:history="1">
             <w:r>
               <w:rPr>
                 <w:rStyle w:val="Hyperlink"/>
@@ -2654,7 +2654,7 @@
                 <w:noProof/>
                 <w:webHidden/>
               </w:rPr>
-              <w:instrText xml:space="preserve"> PAGEREF _Toc230858213 \h </w:instrText>
+              <w:instrText xml:space="preserve"> PAGEREF _Toc232696812 \h </w:instrText>
             </w:r>
             <w:r>
               <w:rPr>
@@ -2698,7 +2698,7 @@
               <w14:ligatures w14:val="standardContextual"/>
             </w:rPr>
           </w:pPr>
-          <w:hyperlink w:anchor="_Toc230858214" w:history="1">
+          <w:hyperlink w:anchor="_Toc232696813" w:history="1">
             <w:r>
               <w:rPr>
                 <w:rStyle w:val="Hyperlink"/>
@@ -2725,7 +2725,7 @@
                 <w:noProof/>
                 <w:webHidden/>
               </w:rPr>
-              <w:instrText xml:space="preserve"> PAGEREF _Toc230858214 \h </w:instrText>
+              <w:instrText xml:space="preserve"> PAGEREF _Toc232696813 \h </w:instrText>
             </w:r>
             <w:r>
               <w:rPr>
@@ -2769,7 +2769,7 @@
               <w14:ligatures w14:val="standardContextual"/>
             </w:rPr>
           </w:pPr>
-          <w:hyperlink w:anchor="_Toc230858215" w:history="1">
+          <w:hyperlink w:anchor="_Toc232696814" w:history="1">
             <w:r>
               <w:rPr>
                 <w:rStyle w:val="Hyperlink"/>
@@ -2796,7 +2796,7 @@
                 <w:noProof/>
                 <w:webHidden/>
               </w:rPr>
-              <w:instrText xml:space="preserve"> PAGEREF _Toc230858215 \h </w:instrText>
+              <w:instrText xml:space="preserve"> PAGEREF _Toc232696814 \h </w:instrText>
             </w:r>
             <w:r>
               <w:rPr>
@@ -2840,7 +2840,7 @@
               <w14:ligatures w14:val="standardContextual"/>
             </w:rPr>
           </w:pPr>
-          <w:hyperlink w:anchor="_Toc230858216" w:history="1">
+          <w:hyperlink w:anchor="_Toc232696815" w:history="1">
             <w:r>
               <w:rPr>
                 <w:rStyle w:val="Hyperlink"/>
@@ -2867,7 +2867,7 @@
                 <w:noProof/>
                 <w:webHidden/>
               </w:rPr>
-              <w:instrText xml:space="preserve"> PAGEREF _Toc230858216 \h </w:instrText>
+              <w:instrText xml:space="preserve"> PAGEREF _Toc232696815 \h </w:instrText>
             </w:r>
             <w:r>
               <w:rPr>
@@ -2911,7 +2911,7 @@
               <w14:ligatures w14:val="standardContextual"/>
             </w:rPr>
           </w:pPr>
-          <w:hyperlink w:anchor="_Toc230858217" w:history="1">
+          <w:hyperlink w:anchor="_Toc232696816" w:history="1">
             <w:r>
               <w:rPr>
                 <w:rStyle w:val="Hyperlink"/>
@@ -2938,7 +2938,7 @@
                 <w:noProof/>
                 <w:webHidden/>
               </w:rPr>
-              <w:instrText xml:space="preserve"> PAGEREF _Toc230858217 \h </w:instrText>
+              <w:instrText xml:space="preserve"> PAGEREF _Toc232696816 \h </w:instrText>
             </w:r>
             <w:r>
               <w:rPr>
@@ -2982,7 +2982,7 @@
               <w14:ligatures w14:val="standardContextual"/>
             </w:rPr>
           </w:pPr>
-          <w:hyperlink w:anchor="_Toc230858218" w:history="1">
+          <w:hyperlink w:anchor="_Toc232696817" w:history="1">
             <w:r>
               <w:rPr>
                 <w:rStyle w:val="Hyperlink"/>
@@ -3009,7 +3009,7 @@
                 <w:noProof/>
                 <w:webHidden/>
               </w:rPr>
-              <w:instrText xml:space="preserve"> PAGEREF _Toc230858218 \h </w:instrText>
+              <w:instrText xml:space="preserve"> PAGEREF _Toc232696817 \h </w:instrText>
             </w:r>
             <w:r>
               <w:rPr>
@@ -3053,7 +3053,7 @@
               <w14:ligatures w14:val="standardContextual"/>
             </w:rPr>
           </w:pPr>
-          <w:hyperlink w:anchor="_Toc230858219" w:history="1">
+          <w:hyperlink w:anchor="_Toc232696818" w:history="1">
             <w:r>
               <w:rPr>
                 <w:rStyle w:val="Hyperlink"/>
@@ -3080,7 +3080,7 @@
                 <w:noProof/>
                 <w:webHidden/>
               </w:rPr>
-              <w:instrText xml:space="preserve"> PAGEREF _Toc230858219 \h </w:instrText>
+              <w:instrText xml:space="preserve"> PAGEREF _Toc232696818 \h </w:instrText>
             </w:r>
             <w:r>
               <w:rPr>
@@ -3124,7 +3124,7 @@
               <w14:ligatures w14:val="standardContextual"/>
             </w:rPr>
           </w:pPr>
-          <w:hyperlink w:anchor="_Toc230858220" w:history="1">
+          <w:hyperlink w:anchor="_Toc232696819" w:history="1">
             <w:r>
               <w:rPr>
                 <w:rStyle w:val="Hyperlink"/>
@@ -3151,7 +3151,7 @@
                 <w:noProof/>
                 <w:webHidden/>
               </w:rPr>
-              <w:instrText xml:space="preserve"> PAGEREF _Toc230858220 \h </w:instrText>
+              <w:instrText xml:space="preserve"> PAGEREF _Toc232696819 \h </w:instrText>
             </w:r>
             <w:r>
               <w:rPr>
@@ -3194,7 +3194,7 @@
         <w:pStyle w:val="Heading1"/>
       </w:pPr>
       <w:bookmarkStart w:id="0" w:name="data-preparation"/>
-      <w:bookmarkStart w:id="1" w:name="_Toc230858177"/>
+      <w:bookmarkStart w:id="1" w:name="_Toc232696776"/>
       <w:r>
         <w:t>DATA PREPARATION</w:t>
       </w:r>
@@ -3205,7 +3205,7 @@
         <w:pStyle w:val="Heading2"/>
       </w:pPr>
       <w:bookmarkStart w:id="2" w:name="load-libraries"/>
-      <w:bookmarkStart w:id="3" w:name="_Toc230858178"/>
+      <w:bookmarkStart w:id="3" w:name="_Toc232696777"/>
       <w:r>
         <w:t>Load libraries</w:t>
       </w:r>
@@ -3429,7 +3429,7 @@
         <w:pStyle w:val="Heading2"/>
       </w:pPr>
       <w:bookmarkStart w:id="4" w:name="load-data"/>
-      <w:bookmarkStart w:id="5" w:name="_Toc230858179"/>
+      <w:bookmarkStart w:id="5" w:name="_Toc232696778"/>
       <w:bookmarkEnd w:id="2"/>
       <w:r>
         <w:t>Load data</w:t>
@@ -3524,7 +3524,7 @@
         <w:pStyle w:val="Heading2"/>
       </w:pPr>
       <w:bookmarkStart w:id="6" w:name="X1668e160ca2c39f19c8fdc650b0adcb7a6bf988"/>
-      <w:bookmarkStart w:id="7" w:name="_Toc230858180"/>
+      <w:bookmarkStart w:id="7" w:name="_Toc232696779"/>
       <w:bookmarkEnd w:id="4"/>
       <w:r>
         <w:t>Subset for studies encompassing tropical latitudinal region</w:t>
@@ -3607,7 +3607,7 @@
         <w:pStyle w:val="Heading3"/>
       </w:pPr>
       <w:bookmarkStart w:id="8" w:name="cleaning"/>
-      <w:bookmarkStart w:id="9" w:name="_Toc230858181"/>
+      <w:bookmarkStart w:id="9" w:name="_Toc232696780"/>
       <w:r>
         <w:t>Cleaning</w:t>
       </w:r>
@@ -3745,7 +3745,7 @@
         <w:pStyle w:val="Heading2"/>
       </w:pPr>
       <w:bookmarkStart w:id="10" w:name="missing-nd-notapp-values"/>
-      <w:bookmarkStart w:id="11" w:name="_Toc230858182"/>
+      <w:bookmarkStart w:id="11" w:name="_Toc232696781"/>
       <w:bookmarkEnd w:id="6"/>
       <w:bookmarkEnd w:id="8"/>
       <w:r>
@@ -5091,7 +5091,7 @@
         <w:pStyle w:val="Heading1"/>
       </w:pPr>
       <w:bookmarkStart w:id="12" w:name="geographical-distribution"/>
-      <w:bookmarkStart w:id="13" w:name="_Toc230858183"/>
+      <w:bookmarkStart w:id="13" w:name="_Toc232696782"/>
       <w:bookmarkEnd w:id="0"/>
       <w:bookmarkEnd w:id="10"/>
       <w:r>
@@ -5306,7 +5306,7 @@
         <w:pStyle w:val="Heading2"/>
       </w:pPr>
       <w:bookmarkStart w:id="14" w:name="provinces"/>
-      <w:bookmarkStart w:id="15" w:name="_Toc230858184"/>
+      <w:bookmarkStart w:id="15" w:name="_Toc232696783"/>
       <w:r>
         <w:t>Provinces</w:t>
       </w:r>
@@ -5342,6 +5342,15 @@
       </w:r>
       <w:r>
         <w:rPr>
+          <w:rStyle w:val="CommentTok"/>
+        </w:rPr>
+        <w:t># extract all unique province levels</w:t>
+      </w:r>
+      <w:r>
+        <w:br/>
+      </w:r>
+      <w:r>
+        <w:rPr>
           <w:rStyle w:val="NormalTok"/>
         </w:rPr>
         <w:t xml:space="preserve">prov_lvls </w:t>
@@ -5359,6 +5368,204 @@
         <w:t xml:space="preserve"> </w:t>
       </w:r>
       <w:r>
+        <w:rPr>
+          <w:rStyle w:val="FunctionTok"/>
+        </w:rPr>
+        <w:t>unique</w:t>
+      </w:r>
+      <w:r>
+        <w:rPr>
+          <w:rStyle w:val="NormalTok"/>
+        </w:rPr>
+        <w:t>(</w:t>
+      </w:r>
+      <w:r>
+        <w:rPr>
+          <w:rStyle w:val="FunctionTok"/>
+        </w:rPr>
+        <w:t>unlist</w:t>
+      </w:r>
+      <w:r>
+        <w:rPr>
+          <w:rStyle w:val="NormalTok"/>
+        </w:rPr>
+        <w:t>(</w:t>
+      </w:r>
+      <w:r>
+        <w:rPr>
+          <w:rStyle w:val="FunctionTok"/>
+        </w:rPr>
+        <w:t>str_split</w:t>
+      </w:r>
+      <w:r>
+        <w:rPr>
+          <w:rStyle w:val="NormalTok"/>
+        </w:rPr>
+        <w:t>(location</w:t>
+      </w:r>
+      <w:r>
+        <w:rPr>
+          <w:rStyle w:val="SpecialCharTok"/>
+        </w:rPr>
+        <w:t>$</w:t>
+      </w:r>
+      <w:r>
+        <w:rPr>
+          <w:rStyle w:val="NormalTok"/>
+        </w:rPr>
+        <w:t xml:space="preserve">prov_code, </w:t>
+      </w:r>
+      <w:r>
+        <w:rPr>
+          <w:rStyle w:val="StringTok"/>
+        </w:rPr>
+        <w:t>"_"</w:t>
+      </w:r>
+      <w:r>
+        <w:rPr>
+          <w:rStyle w:val="NormalTok"/>
+        </w:rPr>
+        <w:t>)))</w:t>
+      </w:r>
+      <w:r>
+        <w:br/>
+      </w:r>
+      <w:r>
+        <w:br/>
+      </w:r>
+      <w:r>
+        <w:rPr>
+          <w:rStyle w:val="CommentTok"/>
+        </w:rPr>
+        <w:t># create columns with exact matching</w:t>
+      </w:r>
+      <w:r>
+        <w:br/>
+      </w:r>
+      <w:r>
+        <w:rPr>
+          <w:rStyle w:val="NormalTok"/>
+        </w:rPr>
+        <w:t xml:space="preserve">prov[, prov_lvls] </w:t>
+      </w:r>
+      <w:r>
+        <w:rPr>
+          <w:rStyle w:val="OtherTok"/>
+        </w:rPr>
+        <w:t>&lt;-</w:t>
+      </w:r>
+      <w:r>
+        <w:rPr>
+          <w:rStyle w:val="NormalTok"/>
+        </w:rPr>
+        <w:t xml:space="preserve"> </w:t>
+      </w:r>
+      <w:r>
+        <w:rPr>
+          <w:rStyle w:val="FunctionTok"/>
+        </w:rPr>
+        <w:t>t</w:t>
+      </w:r>
+      <w:r>
+        <w:rPr>
+          <w:rStyle w:val="NormalTok"/>
+        </w:rPr>
+        <w:t>(</w:t>
+      </w:r>
+      <w:r>
+        <w:rPr>
+          <w:rStyle w:val="FunctionTok"/>
+        </w:rPr>
+        <w:t>sapply</w:t>
+      </w:r>
+      <w:r>
+        <w:rPr>
+          <w:rStyle w:val="NormalTok"/>
+        </w:rPr>
+        <w:t>(location</w:t>
+      </w:r>
+      <w:r>
+        <w:rPr>
+          <w:rStyle w:val="SpecialCharTok"/>
+        </w:rPr>
+        <w:t>$</w:t>
+      </w:r>
+      <w:r>
+        <w:rPr>
+          <w:rStyle w:val="NormalTok"/>
+        </w:rPr>
+        <w:t xml:space="preserve">prov_code, </w:t>
+      </w:r>
+      <w:r>
+        <w:rPr>
+          <w:rStyle w:val="ControlFlowTok"/>
+        </w:rPr>
+        <w:t>function</w:t>
+      </w:r>
+      <w:r>
+        <w:rPr>
+          <w:rStyle w:val="NormalTok"/>
+        </w:rPr>
+        <w:t>(x) {</w:t>
+      </w:r>
+      <w:r>
+        <w:br/>
+      </w:r>
+      <w:r>
+        <w:rPr>
+          <w:rStyle w:val="NormalTok"/>
+        </w:rPr>
+        <w:t xml:space="preserve">  parts </w:t>
+      </w:r>
+      <w:r>
+        <w:rPr>
+          <w:rStyle w:val="OtherTok"/>
+        </w:rPr>
+        <w:t>&lt;-</w:t>
+      </w:r>
+      <w:r>
+        <w:rPr>
+          <w:rStyle w:val="NormalTok"/>
+        </w:rPr>
+        <w:t xml:space="preserve"> </w:t>
+      </w:r>
+      <w:r>
+        <w:rPr>
+          <w:rStyle w:val="FunctionTok"/>
+        </w:rPr>
+        <w:t>str_split</w:t>
+      </w:r>
+      <w:r>
+        <w:rPr>
+          <w:rStyle w:val="NormalTok"/>
+        </w:rPr>
+        <w:t xml:space="preserve">(x, </w:t>
+      </w:r>
+      <w:r>
+        <w:rPr>
+          <w:rStyle w:val="StringTok"/>
+        </w:rPr>
+        <w:t>"_"</w:t>
+      </w:r>
+      <w:r>
+        <w:rPr>
+          <w:rStyle w:val="NormalTok"/>
+        </w:rPr>
+        <w:t>)[[</w:t>
+      </w:r>
+      <w:r>
+        <w:rPr>
+          <w:rStyle w:val="DecValTok"/>
+        </w:rPr>
+        <w:t>1</w:t>
+      </w:r>
+      <w:r>
+        <w:rPr>
+          <w:rStyle w:val="NormalTok"/>
+        </w:rPr>
+        <w:t>]]</w:t>
+      </w:r>
+      <w:r>
         <w:br/>
       </w:r>
       <w:r>
@@ -5371,220 +5578,37 @@
         <w:rPr>
           <w:rStyle w:val="FunctionTok"/>
         </w:rPr>
-        <w:t>unique</w:t>
-      </w:r>
-      <w:r>
-        <w:rPr>
-          <w:rStyle w:val="NormalTok"/>
-        </w:rPr>
-        <w:t>(</w:t>
-      </w:r>
-      <w:r>
-        <w:br/>
-      </w:r>
-      <w:r>
-        <w:rPr>
-          <w:rStyle w:val="NormalTok"/>
-        </w:rPr>
-        <w:t xml:space="preserve">    </w:t>
-      </w:r>
-      <w:r>
-        <w:rPr>
-          <w:rStyle w:val="FunctionTok"/>
-        </w:rPr>
-        <w:t>unlist</w:t>
-      </w:r>
-      <w:r>
-        <w:rPr>
-          <w:rStyle w:val="NormalTok"/>
-        </w:rPr>
-        <w:t>(</w:t>
-      </w:r>
-      <w:r>
-        <w:br/>
-      </w:r>
-      <w:r>
-        <w:rPr>
-          <w:rStyle w:val="NormalTok"/>
-        </w:rPr>
-        <w:t xml:space="preserve">      </w:t>
-      </w:r>
-      <w:r>
-        <w:rPr>
-          <w:rStyle w:val="FunctionTok"/>
-        </w:rPr>
-        <w:t>str_split</w:t>
-      </w:r>
-      <w:r>
-        <w:rPr>
-          <w:rStyle w:val="NormalTok"/>
-        </w:rPr>
-        <w:t>(location</w:t>
-      </w:r>
-      <w:r>
-        <w:rPr>
-          <w:rStyle w:val="SpecialCharTok"/>
-        </w:rPr>
-        <w:t>$</w:t>
-      </w:r>
-      <w:r>
-        <w:rPr>
-          <w:rStyle w:val="NormalTok"/>
-        </w:rPr>
-        <w:t xml:space="preserve">prov_code, </w:t>
-      </w:r>
-      <w:r>
-        <w:rPr>
-          <w:rStyle w:val="StringTok"/>
-        </w:rPr>
-        <w:t>"</w:t>
-      </w:r>
-      <w:r>
-        <w:rPr>
-          <w:rStyle w:val="SpecialCharTok"/>
-        </w:rPr>
-        <w:t>\\</w:t>
-      </w:r>
-      <w:r>
-        <w:rPr>
-          <w:rStyle w:val="StringTok"/>
-        </w:rPr>
-        <w:t>_"</w:t>
-      </w:r>
-      <w:r>
-        <w:rPr>
-          <w:rStyle w:val="NormalTok"/>
-        </w:rPr>
-        <w:t>)</w:t>
-      </w:r>
-      <w:r>
-        <w:br/>
-      </w:r>
-      <w:r>
-        <w:rPr>
-          <w:rStyle w:val="NormalTok"/>
-        </w:rPr>
-        <w:t xml:space="preserve">                               )</w:t>
-      </w:r>
-      <w:r>
-        <w:br/>
-      </w:r>
-      <w:r>
-        <w:rPr>
-          <w:rStyle w:val="NormalTok"/>
-        </w:rPr>
-        <w:t xml:space="preserve">                        )</w:t>
-      </w:r>
-      <w:r>
-        <w:br/>
-      </w:r>
-      <w:r>
-        <w:br/>
-      </w:r>
-      <w:r>
-        <w:br/>
-      </w:r>
-      <w:r>
-        <w:rPr>
-          <w:rStyle w:val="NormalTok"/>
-        </w:rPr>
-        <w:t xml:space="preserve">prov[,prov_lvls] </w:t>
-      </w:r>
-      <w:r>
-        <w:rPr>
-          <w:rStyle w:val="OtherTok"/>
-        </w:rPr>
-        <w:t>&lt;-</w:t>
-      </w:r>
-      <w:r>
-        <w:rPr>
-          <w:rStyle w:val="NormalTok"/>
-        </w:rPr>
-        <w:t xml:space="preserve"> </w:t>
-      </w:r>
-      <w:r>
-        <w:rPr>
-          <w:rStyle w:val="FunctionTok"/>
-        </w:rPr>
-        <w:t>sapply</w:t>
-      </w:r>
-      <w:r>
-        <w:rPr>
-          <w:rStyle w:val="NormalTok"/>
-        </w:rPr>
-        <w:t xml:space="preserve">(prov_lvls, </w:t>
-      </w:r>
-      <w:r>
-        <w:br/>
-      </w:r>
-      <w:r>
-        <w:rPr>
-          <w:rStyle w:val="NormalTok"/>
-        </w:rPr>
-        <w:t xml:space="preserve">                                      </w:t>
-      </w:r>
-      <w:r>
-        <w:rPr>
-          <w:rStyle w:val="ControlFlowTok"/>
-        </w:rPr>
-        <w:t>function</w:t>
-      </w:r>
-      <w:r>
-        <w:rPr>
-          <w:rStyle w:val="NormalTok"/>
-        </w:rPr>
-        <w:t>(y){</w:t>
-      </w:r>
-      <w:r>
-        <w:br/>
-      </w:r>
-      <w:r>
-        <w:rPr>
-          <w:rStyle w:val="NormalTok"/>
-        </w:rPr>
-        <w:t xml:space="preserve">                                        </w:t>
-      </w:r>
-      <w:r>
-        <w:rPr>
-          <w:rStyle w:val="FunctionTok"/>
-        </w:rPr>
-        <w:t>str_count</w:t>
-      </w:r>
-      <w:r>
-        <w:rPr>
-          <w:rStyle w:val="NormalTok"/>
-        </w:rPr>
-        <w:t>(location</w:t>
-      </w:r>
-      <w:r>
-        <w:rPr>
-          <w:rStyle w:val="SpecialCharTok"/>
-        </w:rPr>
-        <w:t>$</w:t>
-      </w:r>
-      <w:r>
-        <w:rPr>
-          <w:rStyle w:val="NormalTok"/>
-        </w:rPr>
-        <w:t>prov_code, y)</w:t>
-      </w:r>
-      <w:r>
-        <w:br/>
-      </w:r>
-      <w:r>
-        <w:rPr>
-          <w:rStyle w:val="NormalTok"/>
-        </w:rPr>
-        <w:t xml:space="preserve">                                        }</w:t>
-      </w:r>
-      <w:r>
-        <w:br/>
-      </w:r>
-      <w:r>
-        <w:rPr>
-          <w:rStyle w:val="NormalTok"/>
-        </w:rPr>
-        <w:t xml:space="preserve">                                      )</w:t>
+        <w:t>as.integer</w:t>
+      </w:r>
+      <w:r>
+        <w:rPr>
+          <w:rStyle w:val="NormalTok"/>
+        </w:rPr>
+        <w:t xml:space="preserve">(prov_lvls </w:t>
+      </w:r>
+      <w:r>
+        <w:rPr>
+          <w:rStyle w:val="SpecialCharTok"/>
+        </w:rPr>
+        <w:t>%in%</w:t>
+      </w:r>
+      <w:r>
+        <w:rPr>
+          <w:rStyle w:val="NormalTok"/>
+        </w:rPr>
+        <w:t xml:space="preserve"> parts)</w:t>
+      </w:r>
+      <w:r>
+        <w:br/>
+      </w:r>
+      <w:r>
+        <w:rPr>
+          <w:rStyle w:val="NormalTok"/>
+        </w:rPr>
+        <w:t>}))</w:t>
+      </w:r>
+      <w:r>
+        <w:br/>
       </w:r>
       <w:r>
         <w:br/>
@@ -6048,7 +6072,7 @@
         <w:rPr>
           <w:rStyle w:val="VerbatimChar"/>
         </w:rPr>
-        <w:t>## # A tibble: 8 × 3</w:t>
+        <w:t>## # A tibble: 4 × 3</w:t>
       </w:r>
       <w:r>
         <w:br/>
@@ -6075,8 +6099,7 @@
         <w:rPr>
           <w:rStyle w:val="VerbatimChar"/>
         </w:rPr>
-        <w:lastRenderedPageBreak/>
-        <w:t>## 1 1                      70         16</w:t>
+        <w:t>## 1 1                     412         93</w:t>
       </w:r>
       <w:r>
         <w:br/>
@@ -6085,7 +6108,7 @@
         <w:rPr>
           <w:rStyle w:val="VerbatimChar"/>
         </w:rPr>
-        <w:t>## 2 2                     298         67</w:t>
+        <w:t>## 2 2                      28          6</w:t>
       </w:r>
       <w:r>
         <w:br/>
@@ -6094,7 +6117,7 @@
         <w:rPr>
           <w:rStyle w:val="VerbatimChar"/>
         </w:rPr>
-        <w:t>## 3 3                      60         13</w:t>
+        <w:t>## 3 3                       4          1</w:t>
       </w:r>
       <w:r>
         <w:br/>
@@ -6103,43 +6126,7 @@
         <w:rPr>
           <w:rStyle w:val="VerbatimChar"/>
         </w:rPr>
-        <w:t>## 4 4                       3          1</w:t>
-      </w:r>
-      <w:r>
-        <w:br/>
-      </w:r>
-      <w:r>
-        <w:rPr>
-          <w:rStyle w:val="VerbatimChar"/>
-        </w:rPr>
-        <w:t>## 5 5                       8          2</w:t>
-      </w:r>
-      <w:r>
-        <w:br/>
-      </w:r>
-      <w:r>
-        <w:rPr>
-          <w:rStyle w:val="VerbatimChar"/>
-        </w:rPr>
-        <w:t>## 6 6                       4          1</w:t>
-      </w:r>
-      <w:r>
-        <w:br/>
-      </w:r>
-      <w:r>
-        <w:rPr>
-          <w:rStyle w:val="VerbatimChar"/>
-        </w:rPr>
-        <w:t>## 7 7                       1          0</w:t>
-      </w:r>
-      <w:r>
-        <w:br/>
-      </w:r>
-      <w:r>
-        <w:rPr>
-          <w:rStyle w:val="VerbatimChar"/>
-        </w:rPr>
-        <w:t>## 8 21                      1          0</w:t>
+        <w:t>## 4 10                      1          0</w:t>
       </w:r>
     </w:p>
     <w:p>
@@ -6147,6 +6134,7 @@
         <w:pStyle w:val="FirstParagraph"/>
       </w:pPr>
       <w:r>
+        <w:lastRenderedPageBreak/>
         <w:t>Create a data frame with number of publication per province</w:t>
       </w:r>
     </w:p>
@@ -6559,7 +6547,7 @@
         <w:pStyle w:val="Heading2"/>
       </w:pPr>
       <w:bookmarkStart w:id="16" w:name="ecoregions"/>
-      <w:bookmarkStart w:id="17" w:name="_Toc230858185"/>
+      <w:bookmarkStart w:id="17" w:name="_Toc232696784"/>
       <w:bookmarkEnd w:id="14"/>
       <w:r>
         <w:t>Ecoregions</w:t>
@@ -7013,7 +7001,6 @@
         <w:rPr>
           <w:rStyle w:val="NormalTok"/>
         </w:rPr>
-        <w:lastRenderedPageBreak/>
         <w:t xml:space="preserve">       </w:t>
       </w:r>
       <w:r>
@@ -7132,6 +7119,7 @@
         <w:rPr>
           <w:rStyle w:val="NormalTok"/>
         </w:rPr>
+        <w:lastRenderedPageBreak/>
         <w:t xml:space="preserve">ecoreg_per_record_df </w:t>
       </w:r>
       <w:r>
@@ -8054,7 +8042,6 @@
         <w:rPr>
           <w:rStyle w:val="NormalTok"/>
         </w:rPr>
-        <w:lastRenderedPageBreak/>
         <w:t xml:space="preserve">ecoreg_tot </w:t>
       </w:r>
       <w:r>
@@ -8307,9 +8294,10 @@
         <w:pStyle w:val="Heading2"/>
       </w:pPr>
       <w:bookmarkStart w:id="18" w:name="realms"/>
-      <w:bookmarkStart w:id="19" w:name="_Toc230858186"/>
+      <w:bookmarkStart w:id="19" w:name="_Toc232696785"/>
       <w:bookmarkEnd w:id="16"/>
       <w:r>
+        <w:lastRenderedPageBreak/>
         <w:t>Realms</w:t>
       </w:r>
       <w:bookmarkEnd w:id="19"/>
@@ -8658,7 +8646,7 @@
         <w:pStyle w:val="Heading2"/>
       </w:pPr>
       <w:bookmarkStart w:id="20" w:name="Xcccc856798639fd953149da29372fec3e898081"/>
-      <w:bookmarkStart w:id="21" w:name="_Toc230858187"/>
+      <w:bookmarkStart w:id="21" w:name="_Toc232696786"/>
       <w:bookmarkEnd w:id="18"/>
       <w:r>
         <w:t>Export geographical distribution summary tables</w:t>
@@ -8780,7 +8768,7 @@
         <w:pStyle w:val="Heading1"/>
       </w:pPr>
       <w:bookmarkStart w:id="22" w:name="count-columns-with-combo"/>
-      <w:bookmarkStart w:id="23" w:name="_Toc230858188"/>
+      <w:bookmarkStart w:id="23" w:name="_Toc232696787"/>
       <w:bookmarkEnd w:id="12"/>
       <w:bookmarkEnd w:id="20"/>
       <w:r>
@@ -8912,7 +8900,6 @@
         <w:rPr>
           <w:rStyle w:val="NormalTok"/>
         </w:rPr>
-        <w:lastRenderedPageBreak/>
         <w:t xml:space="preserve">         collectedDataType,</w:t>
       </w:r>
       <w:r>
@@ -9052,6 +9039,7 @@
         <w:rPr>
           <w:rStyle w:val="NormalTok"/>
         </w:rPr>
+        <w:lastRenderedPageBreak/>
         <w:t xml:space="preserve">  counts </w:t>
       </w:r>
       <w:r>
@@ -9603,7 +9591,7 @@
         <w:pStyle w:val="Heading3"/>
       </w:pPr>
       <w:bookmarkStart w:id="24" w:name="export-summary-tables"/>
-      <w:bookmarkStart w:id="25" w:name="_Toc230858189"/>
+      <w:bookmarkStart w:id="25" w:name="_Toc232696788"/>
       <w:r>
         <w:t>Export summary tables</w:t>
       </w:r>
@@ -9981,367 +9969,367 @@
         <w:rPr>
           <w:rStyle w:val="NormalTok"/>
         </w:rPr>
+        <w:t xml:space="preserve">       )</w:t>
+      </w:r>
+      <w:r>
+        <w:rPr>
+          <w:rStyle w:val="SpecialCharTok"/>
+        </w:rPr>
+        <w:t>+</w:t>
+      </w:r>
+      <w:r>
+        <w:rPr>
+          <w:rStyle w:val="NormalTok"/>
+        </w:rPr>
+        <w:t xml:space="preserve"> </w:t>
+      </w:r>
+      <w:r>
+        <w:br/>
+      </w:r>
+      <w:r>
+        <w:rPr>
+          <w:rStyle w:val="NormalTok"/>
+        </w:rPr>
+        <w:t xml:space="preserve">  treemapify</w:t>
+      </w:r>
+      <w:r>
+        <w:rPr>
+          <w:rStyle w:val="SpecialCharTok"/>
+        </w:rPr>
+        <w:t>::</w:t>
+      </w:r>
+      <w:r>
+        <w:rPr>
+          <w:rStyle w:val="FunctionTok"/>
+        </w:rPr>
+        <w:t>geom_treemap</w:t>
+      </w:r>
+      <w:r>
+        <w:rPr>
+          <w:rStyle w:val="NormalTok"/>
+        </w:rPr>
+        <w:t>(</w:t>
+      </w:r>
+      <w:r>
+        <w:rPr>
+          <w:rStyle w:val="AttributeTok"/>
+        </w:rPr>
+        <w:t>layout =</w:t>
+      </w:r>
+      <w:r>
+        <w:rPr>
+          <w:rStyle w:val="NormalTok"/>
+        </w:rPr>
+        <w:t xml:space="preserve"> </w:t>
+      </w:r>
+      <w:r>
+        <w:rPr>
+          <w:rStyle w:val="StringTok"/>
+        </w:rPr>
+        <w:t>"squarified"</w:t>
+      </w:r>
+      <w:r>
+        <w:rPr>
+          <w:rStyle w:val="NormalTok"/>
+        </w:rPr>
+        <w:t>)</w:t>
+      </w:r>
+      <w:r>
+        <w:rPr>
+          <w:rStyle w:val="SpecialCharTok"/>
+        </w:rPr>
+        <w:t>+</w:t>
+      </w:r>
+      <w:r>
+        <w:rPr>
+          <w:rStyle w:val="NormalTok"/>
+        </w:rPr>
+        <w:t xml:space="preserve"> </w:t>
+      </w:r>
+      <w:r>
+        <w:br/>
+      </w:r>
+      <w:r>
+        <w:rPr>
+          <w:rStyle w:val="NormalTok"/>
+        </w:rPr>
+        <w:t xml:space="preserve">  treemapify</w:t>
+      </w:r>
+      <w:r>
+        <w:rPr>
+          <w:rStyle w:val="SpecialCharTok"/>
+        </w:rPr>
+        <w:t>::</w:t>
+      </w:r>
+      <w:r>
+        <w:rPr>
+          <w:rStyle w:val="FunctionTok"/>
+        </w:rPr>
+        <w:t>geom_treemap_text</w:t>
+      </w:r>
+      <w:r>
+        <w:rPr>
+          <w:rStyle w:val="NormalTok"/>
+        </w:rPr>
+        <w:t>(</w:t>
+      </w:r>
+      <w:r>
+        <w:rPr>
+          <w:rStyle w:val="AttributeTok"/>
+        </w:rPr>
+        <w:t>place =</w:t>
+      </w:r>
+      <w:r>
+        <w:rPr>
+          <w:rStyle w:val="NormalTok"/>
+        </w:rPr>
+        <w:t xml:space="preserve"> </w:t>
+      </w:r>
+      <w:r>
+        <w:rPr>
+          <w:rStyle w:val="StringTok"/>
+        </w:rPr>
+        <w:t>"centre"</w:t>
+      </w:r>
+      <w:r>
+        <w:rPr>
+          <w:rStyle w:val="NormalTok"/>
+        </w:rPr>
+        <w:t>,</w:t>
+      </w:r>
+      <w:r>
+        <w:br/>
+      </w:r>
+      <w:r>
+        <w:rPr>
+          <w:rStyle w:val="NormalTok"/>
+        </w:rPr>
+        <w:t xml:space="preserve">                    </w:t>
+      </w:r>
+      <w:r>
+        <w:rPr>
+          <w:rStyle w:val="AttributeTok"/>
+        </w:rPr>
+        <w:t>size =</w:t>
+      </w:r>
+      <w:r>
+        <w:rPr>
+          <w:rStyle w:val="NormalTok"/>
+        </w:rPr>
+        <w:t xml:space="preserve"> </w:t>
+      </w:r>
+      <w:r>
+        <w:rPr>
+          <w:rStyle w:val="DecValTok"/>
+        </w:rPr>
+        <w:t>20</w:t>
+      </w:r>
+      <w:r>
+        <w:rPr>
+          <w:rStyle w:val="NormalTok"/>
+        </w:rPr>
+        <w:t>)</w:t>
+      </w:r>
+      <w:r>
+        <w:rPr>
+          <w:rStyle w:val="SpecialCharTok"/>
+        </w:rPr>
+        <w:t>+</w:t>
+      </w:r>
+      <w:r>
+        <w:br/>
+      </w:r>
+      <w:r>
+        <w:rPr>
+          <w:rStyle w:val="NormalTok"/>
+        </w:rPr>
+        <w:t xml:space="preserve">  </w:t>
+      </w:r>
+      <w:r>
+        <w:rPr>
+          <w:rStyle w:val="FunctionTok"/>
+        </w:rPr>
+        <w:t>labs</w:t>
+      </w:r>
+      <w:r>
+        <w:rPr>
+          <w:rStyle w:val="NormalTok"/>
+        </w:rPr>
+        <w:t>(</w:t>
+      </w:r>
+      <w:r>
+        <w:rPr>
+          <w:rStyle w:val="AttributeTok"/>
+        </w:rPr>
+        <w:t>title =</w:t>
+      </w:r>
+      <w:r>
+        <w:rPr>
+          <w:rStyle w:val="NormalTok"/>
+        </w:rPr>
+        <w:t xml:space="preserve"> var)</w:t>
+      </w:r>
+      <w:r>
+        <w:rPr>
+          <w:rStyle w:val="SpecialCharTok"/>
+        </w:rPr>
+        <w:t>+</w:t>
+      </w:r>
+      <w:r>
+        <w:br/>
+      </w:r>
+      <w:r>
+        <w:rPr>
+          <w:rStyle w:val="NormalTok"/>
+        </w:rPr>
+        <w:t xml:space="preserve">    </w:t>
+      </w:r>
+      <w:r>
+        <w:rPr>
+          <w:rStyle w:val="FunctionTok"/>
+        </w:rPr>
+        <w:t>theme</w:t>
+      </w:r>
+      <w:r>
+        <w:rPr>
+          <w:rStyle w:val="NormalTok"/>
+        </w:rPr>
+        <w:t>(</w:t>
+      </w:r>
+      <w:r>
+        <w:rPr>
+          <w:rStyle w:val="AttributeTok"/>
+        </w:rPr>
+        <w:t>plot.title =</w:t>
+      </w:r>
+      <w:r>
+        <w:rPr>
+          <w:rStyle w:val="NormalTok"/>
+        </w:rPr>
+        <w:t xml:space="preserve"> </w:t>
+      </w:r>
+      <w:r>
+        <w:rPr>
+          <w:rStyle w:val="FunctionTok"/>
+        </w:rPr>
+        <w:t>element_text</w:t>
+      </w:r>
+      <w:r>
+        <w:rPr>
+          <w:rStyle w:val="NormalTok"/>
+        </w:rPr>
+        <w:t>(</w:t>
+      </w:r>
+      <w:r>
+        <w:rPr>
+          <w:rStyle w:val="AttributeTok"/>
+        </w:rPr>
+        <w:t>hjust =</w:t>
+      </w:r>
+      <w:r>
+        <w:rPr>
+          <w:rStyle w:val="NormalTok"/>
+        </w:rPr>
+        <w:t xml:space="preserve"> </w:t>
+      </w:r>
+      <w:r>
+        <w:rPr>
+          <w:rStyle w:val="FloatTok"/>
+        </w:rPr>
+        <w:t>0.5</w:t>
+      </w:r>
+      <w:r>
+        <w:rPr>
+          <w:rStyle w:val="NormalTok"/>
+        </w:rPr>
+        <w:t xml:space="preserve">, </w:t>
+      </w:r>
+      <w:r>
+        <w:rPr>
+          <w:rStyle w:val="AttributeTok"/>
+        </w:rPr>
+        <w:t>size=</w:t>
+      </w:r>
+      <w:r>
+        <w:rPr>
+          <w:rStyle w:val="NormalTok"/>
+        </w:rPr>
+        <w:t xml:space="preserve"> </w:t>
+      </w:r>
+      <w:r>
+        <w:rPr>
+          <w:rStyle w:val="DecValTok"/>
+        </w:rPr>
+        <w:t>20</w:t>
+      </w:r>
+      <w:r>
+        <w:rPr>
+          <w:rStyle w:val="NormalTok"/>
+        </w:rPr>
+        <w:t>),</w:t>
+      </w:r>
+      <w:r>
+        <w:br/>
+      </w:r>
+      <w:r>
+        <w:rPr>
+          <w:rStyle w:val="NormalTok"/>
+        </w:rPr>
+        <w:t xml:space="preserve">          </w:t>
+      </w:r>
+      <w:r>
+        <w:rPr>
+          <w:rStyle w:val="AttributeTok"/>
+        </w:rPr>
+        <w:t>legend.position =</w:t>
+      </w:r>
+      <w:r>
+        <w:rPr>
+          <w:rStyle w:val="NormalTok"/>
+        </w:rPr>
+        <w:t xml:space="preserve"> </w:t>
+      </w:r>
+      <w:r>
+        <w:rPr>
+          <w:rStyle w:val="StringTok"/>
+        </w:rPr>
+        <w:t>"none"</w:t>
+      </w:r>
+      <w:r>
+        <w:rPr>
+          <w:rStyle w:val="NormalTok"/>
+        </w:rPr>
+        <w:t>)</w:t>
+      </w:r>
+      <w:r>
+        <w:br/>
+      </w:r>
+      <w:r>
+        <w:rPr>
+          <w:rStyle w:val="NormalTok"/>
+        </w:rPr>
+        <w:t xml:space="preserve">  </w:t>
+      </w:r>
+      <w:r>
+        <w:br/>
+      </w:r>
+      <w:r>
+        <w:rPr>
+          <w:rStyle w:val="NormalTok"/>
+        </w:rPr>
+        <w:t>}</w:t>
+      </w:r>
+      <w:r>
+        <w:br/>
+      </w:r>
+      <w:r>
+        <w:br/>
+      </w:r>
+      <w:r>
+        <w:rPr>
+          <w:rStyle w:val="NormalTok"/>
+        </w:rPr>
         <w:lastRenderedPageBreak/>
-        <w:t xml:space="preserve">       )</w:t>
-      </w:r>
-      <w:r>
-        <w:rPr>
-          <w:rStyle w:val="SpecialCharTok"/>
-        </w:rPr>
-        <w:t>+</w:t>
-      </w:r>
-      <w:r>
-        <w:rPr>
-          <w:rStyle w:val="NormalTok"/>
-        </w:rPr>
-        <w:t xml:space="preserve"> </w:t>
-      </w:r>
-      <w:r>
-        <w:br/>
-      </w:r>
-      <w:r>
-        <w:rPr>
-          <w:rStyle w:val="NormalTok"/>
-        </w:rPr>
-        <w:t xml:space="preserve">  treemapify</w:t>
-      </w:r>
-      <w:r>
-        <w:rPr>
-          <w:rStyle w:val="SpecialCharTok"/>
-        </w:rPr>
-        <w:t>::</w:t>
-      </w:r>
-      <w:r>
-        <w:rPr>
-          <w:rStyle w:val="FunctionTok"/>
-        </w:rPr>
-        <w:t>geom_treemap</w:t>
-      </w:r>
-      <w:r>
-        <w:rPr>
-          <w:rStyle w:val="NormalTok"/>
-        </w:rPr>
-        <w:t>(</w:t>
-      </w:r>
-      <w:r>
-        <w:rPr>
-          <w:rStyle w:val="AttributeTok"/>
-        </w:rPr>
-        <w:t>layout =</w:t>
-      </w:r>
-      <w:r>
-        <w:rPr>
-          <w:rStyle w:val="NormalTok"/>
-        </w:rPr>
-        <w:t xml:space="preserve"> </w:t>
-      </w:r>
-      <w:r>
-        <w:rPr>
-          <w:rStyle w:val="StringTok"/>
-        </w:rPr>
-        <w:t>"squarified"</w:t>
-      </w:r>
-      <w:r>
-        <w:rPr>
-          <w:rStyle w:val="NormalTok"/>
-        </w:rPr>
-        <w:t>)</w:t>
-      </w:r>
-      <w:r>
-        <w:rPr>
-          <w:rStyle w:val="SpecialCharTok"/>
-        </w:rPr>
-        <w:t>+</w:t>
-      </w:r>
-      <w:r>
-        <w:rPr>
-          <w:rStyle w:val="NormalTok"/>
-        </w:rPr>
-        <w:t xml:space="preserve"> </w:t>
-      </w:r>
-      <w:r>
-        <w:br/>
-      </w:r>
-      <w:r>
-        <w:rPr>
-          <w:rStyle w:val="NormalTok"/>
-        </w:rPr>
-        <w:t xml:space="preserve">  treemapify</w:t>
-      </w:r>
-      <w:r>
-        <w:rPr>
-          <w:rStyle w:val="SpecialCharTok"/>
-        </w:rPr>
-        <w:t>::</w:t>
-      </w:r>
-      <w:r>
-        <w:rPr>
-          <w:rStyle w:val="FunctionTok"/>
-        </w:rPr>
-        <w:t>geom_treemap_text</w:t>
-      </w:r>
-      <w:r>
-        <w:rPr>
-          <w:rStyle w:val="NormalTok"/>
-        </w:rPr>
-        <w:t>(</w:t>
-      </w:r>
-      <w:r>
-        <w:rPr>
-          <w:rStyle w:val="AttributeTok"/>
-        </w:rPr>
-        <w:t>place =</w:t>
-      </w:r>
-      <w:r>
-        <w:rPr>
-          <w:rStyle w:val="NormalTok"/>
-        </w:rPr>
-        <w:t xml:space="preserve"> </w:t>
-      </w:r>
-      <w:r>
-        <w:rPr>
-          <w:rStyle w:val="StringTok"/>
-        </w:rPr>
-        <w:t>"centre"</w:t>
-      </w:r>
-      <w:r>
-        <w:rPr>
-          <w:rStyle w:val="NormalTok"/>
-        </w:rPr>
-        <w:t>,</w:t>
-      </w:r>
-      <w:r>
-        <w:br/>
-      </w:r>
-      <w:r>
-        <w:rPr>
-          <w:rStyle w:val="NormalTok"/>
-        </w:rPr>
-        <w:t xml:space="preserve">                    </w:t>
-      </w:r>
-      <w:r>
-        <w:rPr>
-          <w:rStyle w:val="AttributeTok"/>
-        </w:rPr>
-        <w:t>size =</w:t>
-      </w:r>
-      <w:r>
-        <w:rPr>
-          <w:rStyle w:val="NormalTok"/>
-        </w:rPr>
-        <w:t xml:space="preserve"> </w:t>
-      </w:r>
-      <w:r>
-        <w:rPr>
-          <w:rStyle w:val="DecValTok"/>
-        </w:rPr>
-        <w:t>20</w:t>
-      </w:r>
-      <w:r>
-        <w:rPr>
-          <w:rStyle w:val="NormalTok"/>
-        </w:rPr>
-        <w:t>)</w:t>
-      </w:r>
-      <w:r>
-        <w:rPr>
-          <w:rStyle w:val="SpecialCharTok"/>
-        </w:rPr>
-        <w:t>+</w:t>
-      </w:r>
-      <w:r>
-        <w:br/>
-      </w:r>
-      <w:r>
-        <w:rPr>
-          <w:rStyle w:val="NormalTok"/>
-        </w:rPr>
-        <w:t xml:space="preserve">  </w:t>
-      </w:r>
-      <w:r>
-        <w:rPr>
-          <w:rStyle w:val="FunctionTok"/>
-        </w:rPr>
-        <w:t>labs</w:t>
-      </w:r>
-      <w:r>
-        <w:rPr>
-          <w:rStyle w:val="NormalTok"/>
-        </w:rPr>
-        <w:t>(</w:t>
-      </w:r>
-      <w:r>
-        <w:rPr>
-          <w:rStyle w:val="AttributeTok"/>
-        </w:rPr>
-        <w:t>title =</w:t>
-      </w:r>
-      <w:r>
-        <w:rPr>
-          <w:rStyle w:val="NormalTok"/>
-        </w:rPr>
-        <w:t xml:space="preserve"> var)</w:t>
-      </w:r>
-      <w:r>
-        <w:rPr>
-          <w:rStyle w:val="SpecialCharTok"/>
-        </w:rPr>
-        <w:t>+</w:t>
-      </w:r>
-      <w:r>
-        <w:br/>
-      </w:r>
-      <w:r>
-        <w:rPr>
-          <w:rStyle w:val="NormalTok"/>
-        </w:rPr>
-        <w:t xml:space="preserve">    </w:t>
-      </w:r>
-      <w:r>
-        <w:rPr>
-          <w:rStyle w:val="FunctionTok"/>
-        </w:rPr>
-        <w:t>theme</w:t>
-      </w:r>
-      <w:r>
-        <w:rPr>
-          <w:rStyle w:val="NormalTok"/>
-        </w:rPr>
-        <w:t>(</w:t>
-      </w:r>
-      <w:r>
-        <w:rPr>
-          <w:rStyle w:val="AttributeTok"/>
-        </w:rPr>
-        <w:t>plot.title =</w:t>
-      </w:r>
-      <w:r>
-        <w:rPr>
-          <w:rStyle w:val="NormalTok"/>
-        </w:rPr>
-        <w:t xml:space="preserve"> </w:t>
-      </w:r>
-      <w:r>
-        <w:rPr>
-          <w:rStyle w:val="FunctionTok"/>
-        </w:rPr>
-        <w:t>element_text</w:t>
-      </w:r>
-      <w:r>
-        <w:rPr>
-          <w:rStyle w:val="NormalTok"/>
-        </w:rPr>
-        <w:t>(</w:t>
-      </w:r>
-      <w:r>
-        <w:rPr>
-          <w:rStyle w:val="AttributeTok"/>
-        </w:rPr>
-        <w:t>hjust =</w:t>
-      </w:r>
-      <w:r>
-        <w:rPr>
-          <w:rStyle w:val="NormalTok"/>
-        </w:rPr>
-        <w:t xml:space="preserve"> </w:t>
-      </w:r>
-      <w:r>
-        <w:rPr>
-          <w:rStyle w:val="FloatTok"/>
-        </w:rPr>
-        <w:t>0.5</w:t>
-      </w:r>
-      <w:r>
-        <w:rPr>
-          <w:rStyle w:val="NormalTok"/>
-        </w:rPr>
-        <w:t xml:space="preserve">, </w:t>
-      </w:r>
-      <w:r>
-        <w:rPr>
-          <w:rStyle w:val="AttributeTok"/>
-        </w:rPr>
-        <w:t>size=</w:t>
-      </w:r>
-      <w:r>
-        <w:rPr>
-          <w:rStyle w:val="NormalTok"/>
-        </w:rPr>
-        <w:t xml:space="preserve"> </w:t>
-      </w:r>
-      <w:r>
-        <w:rPr>
-          <w:rStyle w:val="DecValTok"/>
-        </w:rPr>
-        <w:t>20</w:t>
-      </w:r>
-      <w:r>
-        <w:rPr>
-          <w:rStyle w:val="NormalTok"/>
-        </w:rPr>
-        <w:t>),</w:t>
-      </w:r>
-      <w:r>
-        <w:br/>
-      </w:r>
-      <w:r>
-        <w:rPr>
-          <w:rStyle w:val="NormalTok"/>
-        </w:rPr>
-        <w:t xml:space="preserve">          </w:t>
-      </w:r>
-      <w:r>
-        <w:rPr>
-          <w:rStyle w:val="AttributeTok"/>
-        </w:rPr>
-        <w:t>legend.position =</w:t>
-      </w:r>
-      <w:r>
-        <w:rPr>
-          <w:rStyle w:val="NormalTok"/>
-        </w:rPr>
-        <w:t xml:space="preserve"> </w:t>
-      </w:r>
-      <w:r>
-        <w:rPr>
-          <w:rStyle w:val="StringTok"/>
-        </w:rPr>
-        <w:t>"none"</w:t>
-      </w:r>
-      <w:r>
-        <w:rPr>
-          <w:rStyle w:val="NormalTok"/>
-        </w:rPr>
-        <w:t>)</w:t>
-      </w:r>
-      <w:r>
-        <w:br/>
-      </w:r>
-      <w:r>
-        <w:rPr>
-          <w:rStyle w:val="NormalTok"/>
-        </w:rPr>
-        <w:t xml:space="preserve">  </w:t>
-      </w:r>
-      <w:r>
-        <w:br/>
-      </w:r>
-      <w:r>
-        <w:rPr>
-          <w:rStyle w:val="NormalTok"/>
-        </w:rPr>
-        <w:t>}</w:t>
-      </w:r>
-      <w:r>
-        <w:br/>
-      </w:r>
-      <w:r>
-        <w:br/>
-      </w:r>
-      <w:r>
-        <w:rPr>
-          <w:rStyle w:val="NormalTok"/>
-        </w:rPr>
         <w:t xml:space="preserve">treemap_counts </w:t>
       </w:r>
       <w:r>
@@ -10540,7 +10528,7 @@
           <w:noProof/>
         </w:rPr>
         <w:drawing>
-          <wp:inline distT="0" distB="0" distL="0" distR="0" wp14:anchorId="48B6291A" wp14:editId="0F53A87C">
+          <wp:inline distT="0" distB="0" distL="0" distR="0" wp14:anchorId="149270C8" wp14:editId="50FD772E">
             <wp:extent cx="4620126" cy="3696101"/>
             <wp:effectExtent l="0" t="0" r="0" b="0"/>
             <wp:docPr id="21" name="Picture"/>
@@ -10709,307 +10697,307 @@
         <w:rPr>
           <w:rStyle w:val="NormalTok"/>
         </w:rPr>
+        <w:t xml:space="preserve">         </w:t>
+      </w:r>
+      <w:r>
+        <w:rPr>
+          <w:rStyle w:val="AttributeTok"/>
+        </w:rPr>
+        <w:t>units =</w:t>
+      </w:r>
+      <w:r>
+        <w:rPr>
+          <w:rStyle w:val="NormalTok"/>
+        </w:rPr>
+        <w:t xml:space="preserve"> </w:t>
+      </w:r>
+      <w:r>
+        <w:rPr>
+          <w:rStyle w:val="StringTok"/>
+        </w:rPr>
+        <w:t>"in"</w:t>
+      </w:r>
+      <w:r>
+        <w:rPr>
+          <w:rStyle w:val="NormalTok"/>
+        </w:rPr>
+        <w:t xml:space="preserve">, </w:t>
+      </w:r>
+      <w:r>
+        <w:rPr>
+          <w:rStyle w:val="AttributeTok"/>
+        </w:rPr>
+        <w:t>width=</w:t>
+      </w:r>
+      <w:r>
+        <w:rPr>
+          <w:rStyle w:val="DecValTok"/>
+        </w:rPr>
+        <w:t>12</w:t>
+      </w:r>
+      <w:r>
+        <w:rPr>
+          <w:rStyle w:val="NormalTok"/>
+        </w:rPr>
+        <w:t xml:space="preserve">, </w:t>
+      </w:r>
+      <w:r>
+        <w:rPr>
+          <w:rStyle w:val="AttributeTok"/>
+        </w:rPr>
+        <w:t>height=</w:t>
+      </w:r>
+      <w:r>
+        <w:rPr>
+          <w:rStyle w:val="DecValTok"/>
+        </w:rPr>
+        <w:t>4</w:t>
+      </w:r>
+      <w:r>
+        <w:rPr>
+          <w:rStyle w:val="NormalTok"/>
+        </w:rPr>
+        <w:t xml:space="preserve">, </w:t>
+      </w:r>
+      <w:r>
+        <w:rPr>
+          <w:rStyle w:val="AttributeTok"/>
+        </w:rPr>
+        <w:t>dpi=</w:t>
+      </w:r>
+      <w:r>
+        <w:rPr>
+          <w:rStyle w:val="DecValTok"/>
+        </w:rPr>
+        <w:t>300</w:t>
+      </w:r>
+      <w:r>
+        <w:rPr>
+          <w:rStyle w:val="NormalTok"/>
+        </w:rPr>
+        <w:t xml:space="preserve">, </w:t>
+      </w:r>
+      <w:r>
+        <w:rPr>
+          <w:rStyle w:val="AttributeTok"/>
+        </w:rPr>
+        <w:t>compression =</w:t>
+      </w:r>
+      <w:r>
+        <w:rPr>
+          <w:rStyle w:val="NormalTok"/>
+        </w:rPr>
+        <w:t xml:space="preserve"> </w:t>
+      </w:r>
+      <w:r>
+        <w:rPr>
+          <w:rStyle w:val="StringTok"/>
+        </w:rPr>
+        <w:t>'lzw'</w:t>
+      </w:r>
+      <w:r>
+        <w:rPr>
+          <w:rStyle w:val="NormalTok"/>
+        </w:rPr>
+        <w:t>,</w:t>
+      </w:r>
+      <w:r>
+        <w:br/>
+      </w:r>
+      <w:r>
+        <w:rPr>
+          <w:rStyle w:val="NormalTok"/>
+        </w:rPr>
+        <w:t xml:space="preserve">         </w:t>
+      </w:r>
+      <w:r>
+        <w:rPr>
+          <w:rStyle w:val="AttributeTok"/>
+        </w:rPr>
+        <w:t>path =</w:t>
+      </w:r>
+      <w:r>
+        <w:rPr>
+          <w:rStyle w:val="NormalTok"/>
+        </w:rPr>
+        <w:t xml:space="preserve"> </w:t>
+      </w:r>
+      <w:r>
+        <w:rPr>
+          <w:rStyle w:val="FunctionTok"/>
+        </w:rPr>
+        <w:t>here</w:t>
+      </w:r>
+      <w:r>
+        <w:rPr>
+          <w:rStyle w:val="NormalTok"/>
+        </w:rPr>
+        <w:t>(</w:t>
+      </w:r>
+      <w:r>
+        <w:rPr>
+          <w:rStyle w:val="StringTok"/>
+        </w:rPr>
+        <w:t>"Extracted_data_analysis"</w:t>
+      </w:r>
+      <w:r>
+        <w:rPr>
+          <w:rStyle w:val="NormalTok"/>
+        </w:rPr>
+        <w:t>,</w:t>
+      </w:r>
+      <w:r>
+        <w:br/>
+      </w:r>
+      <w:r>
+        <w:rPr>
+          <w:rStyle w:val="NormalTok"/>
+        </w:rPr>
+        <w:t xml:space="preserve">                       </w:t>
+      </w:r>
+      <w:r>
+        <w:rPr>
+          <w:rStyle w:val="StringTok"/>
+        </w:rPr>
+        <w:t>"tropical"</w:t>
+      </w:r>
+      <w:r>
+        <w:rPr>
+          <w:rStyle w:val="NormalTok"/>
+        </w:rPr>
+        <w:t>,</w:t>
+      </w:r>
+      <w:r>
+        <w:br/>
+      </w:r>
+      <w:r>
+        <w:rPr>
+          <w:rStyle w:val="NormalTok"/>
+        </w:rPr>
+        <w:t xml:space="preserve">                       </w:t>
+      </w:r>
+      <w:r>
+        <w:rPr>
+          <w:rStyle w:val="StringTok"/>
+        </w:rPr>
+        <w:t>"Output-Visualization"</w:t>
+      </w:r>
+      <w:r>
+        <w:rPr>
+          <w:rStyle w:val="NormalTok"/>
+        </w:rPr>
+        <w:t xml:space="preserve">, </w:t>
+      </w:r>
+      <w:r>
+        <w:br/>
+      </w:r>
+      <w:r>
+        <w:rPr>
+          <w:rStyle w:val="NormalTok"/>
+        </w:rPr>
+        <w:t xml:space="preserve">                     </w:t>
+      </w:r>
+      <w:r>
+        <w:rPr>
+          <w:rStyle w:val="StringTok"/>
+        </w:rPr>
+        <w:t>"Treemap_counts"</w:t>
+      </w:r>
+      <w:r>
+        <w:rPr>
+          <w:rStyle w:val="NormalTok"/>
+        </w:rPr>
+        <w:t>),</w:t>
+      </w:r>
+      <w:r>
+        <w:br/>
+      </w:r>
+      <w:r>
+        <w:rPr>
+          <w:rStyle w:val="NormalTok"/>
+        </w:rPr>
+        <w:t xml:space="preserve">         </w:t>
+      </w:r>
+      <w:r>
+        <w:rPr>
+          <w:rStyle w:val="AttributeTok"/>
+        </w:rPr>
+        <w:t>create.dir =</w:t>
+      </w:r>
+      <w:r>
+        <w:rPr>
+          <w:rStyle w:val="NormalTok"/>
+        </w:rPr>
+        <w:t xml:space="preserve"> T</w:t>
+      </w:r>
+      <w:r>
+        <w:br/>
+      </w:r>
+      <w:r>
+        <w:rPr>
+          <w:rStyle w:val="NormalTok"/>
+        </w:rPr>
+        <w:t xml:space="preserve">         )</w:t>
+      </w:r>
+      <w:r>
+        <w:br/>
+      </w:r>
+      <w:r>
+        <w:rPr>
+          <w:rStyle w:val="NormalTok"/>
+        </w:rPr>
+        <w:t xml:space="preserve">  })</w:t>
+      </w:r>
+      <w:r>
+        <w:br/>
+      </w:r>
+      <w:r>
+        <w:br/>
+      </w:r>
+      <w:r>
+        <w:rPr>
+          <w:rStyle w:val="FunctionTok"/>
+        </w:rPr>
+        <w:t>lapply</w:t>
+      </w:r>
+      <w:r>
+        <w:rPr>
+          <w:rStyle w:val="NormalTok"/>
+        </w:rPr>
+        <w:t>(</w:t>
+      </w:r>
+      <w:r>
+        <w:rPr>
+          <w:rStyle w:val="FunctionTok"/>
+        </w:rPr>
+        <w:t>names</w:t>
+      </w:r>
+      <w:r>
+        <w:rPr>
+          <w:rStyle w:val="NormalTok"/>
+        </w:rPr>
+        <w:t xml:space="preserve">(treemap_counts), </w:t>
+      </w:r>
+      <w:r>
+        <w:rPr>
+          <w:rStyle w:val="ControlFlowTok"/>
+        </w:rPr>
+        <w:t>function</w:t>
+      </w:r>
+      <w:r>
+        <w:rPr>
+          <w:rStyle w:val="NormalTok"/>
+        </w:rPr>
+        <w:t>(x){</w:t>
+      </w:r>
+      <w:r>
+        <w:br/>
+      </w:r>
+      <w:r>
+        <w:rPr>
+          <w:rStyle w:val="NormalTok"/>
+        </w:rPr>
         <w:lastRenderedPageBreak/>
-        <w:t xml:space="preserve">         </w:t>
-      </w:r>
-      <w:r>
-        <w:rPr>
-          <w:rStyle w:val="AttributeTok"/>
-        </w:rPr>
-        <w:t>units =</w:t>
-      </w:r>
-      <w:r>
-        <w:rPr>
-          <w:rStyle w:val="NormalTok"/>
-        </w:rPr>
-        <w:t xml:space="preserve"> </w:t>
-      </w:r>
-      <w:r>
-        <w:rPr>
-          <w:rStyle w:val="StringTok"/>
-        </w:rPr>
-        <w:t>"in"</w:t>
-      </w:r>
-      <w:r>
-        <w:rPr>
-          <w:rStyle w:val="NormalTok"/>
-        </w:rPr>
-        <w:t xml:space="preserve">, </w:t>
-      </w:r>
-      <w:r>
-        <w:rPr>
-          <w:rStyle w:val="AttributeTok"/>
-        </w:rPr>
-        <w:t>width=</w:t>
-      </w:r>
-      <w:r>
-        <w:rPr>
-          <w:rStyle w:val="DecValTok"/>
-        </w:rPr>
-        <w:t>12</w:t>
-      </w:r>
-      <w:r>
-        <w:rPr>
-          <w:rStyle w:val="NormalTok"/>
-        </w:rPr>
-        <w:t xml:space="preserve">, </w:t>
-      </w:r>
-      <w:r>
-        <w:rPr>
-          <w:rStyle w:val="AttributeTok"/>
-        </w:rPr>
-        <w:t>height=</w:t>
-      </w:r>
-      <w:r>
-        <w:rPr>
-          <w:rStyle w:val="DecValTok"/>
-        </w:rPr>
-        <w:t>4</w:t>
-      </w:r>
-      <w:r>
-        <w:rPr>
-          <w:rStyle w:val="NormalTok"/>
-        </w:rPr>
-        <w:t xml:space="preserve">, </w:t>
-      </w:r>
-      <w:r>
-        <w:rPr>
-          <w:rStyle w:val="AttributeTok"/>
-        </w:rPr>
-        <w:t>dpi=</w:t>
-      </w:r>
-      <w:r>
-        <w:rPr>
-          <w:rStyle w:val="DecValTok"/>
-        </w:rPr>
-        <w:t>300</w:t>
-      </w:r>
-      <w:r>
-        <w:rPr>
-          <w:rStyle w:val="NormalTok"/>
-        </w:rPr>
-        <w:t xml:space="preserve">, </w:t>
-      </w:r>
-      <w:r>
-        <w:rPr>
-          <w:rStyle w:val="AttributeTok"/>
-        </w:rPr>
-        <w:t>compression =</w:t>
-      </w:r>
-      <w:r>
-        <w:rPr>
-          <w:rStyle w:val="NormalTok"/>
-        </w:rPr>
-        <w:t xml:space="preserve"> </w:t>
-      </w:r>
-      <w:r>
-        <w:rPr>
-          <w:rStyle w:val="StringTok"/>
-        </w:rPr>
-        <w:t>'lzw'</w:t>
-      </w:r>
-      <w:r>
-        <w:rPr>
-          <w:rStyle w:val="NormalTok"/>
-        </w:rPr>
-        <w:t>,</w:t>
-      </w:r>
-      <w:r>
-        <w:br/>
-      </w:r>
-      <w:r>
-        <w:rPr>
-          <w:rStyle w:val="NormalTok"/>
-        </w:rPr>
-        <w:t xml:space="preserve">         </w:t>
-      </w:r>
-      <w:r>
-        <w:rPr>
-          <w:rStyle w:val="AttributeTok"/>
-        </w:rPr>
-        <w:t>path =</w:t>
-      </w:r>
-      <w:r>
-        <w:rPr>
-          <w:rStyle w:val="NormalTok"/>
-        </w:rPr>
-        <w:t xml:space="preserve"> </w:t>
-      </w:r>
-      <w:r>
-        <w:rPr>
-          <w:rStyle w:val="FunctionTok"/>
-        </w:rPr>
-        <w:t>here</w:t>
-      </w:r>
-      <w:r>
-        <w:rPr>
-          <w:rStyle w:val="NormalTok"/>
-        </w:rPr>
-        <w:t>(</w:t>
-      </w:r>
-      <w:r>
-        <w:rPr>
-          <w:rStyle w:val="StringTok"/>
-        </w:rPr>
-        <w:t>"Extracted_data_analysis"</w:t>
-      </w:r>
-      <w:r>
-        <w:rPr>
-          <w:rStyle w:val="NormalTok"/>
-        </w:rPr>
-        <w:t>,</w:t>
-      </w:r>
-      <w:r>
-        <w:br/>
-      </w:r>
-      <w:r>
-        <w:rPr>
-          <w:rStyle w:val="NormalTok"/>
-        </w:rPr>
-        <w:t xml:space="preserve">                       </w:t>
-      </w:r>
-      <w:r>
-        <w:rPr>
-          <w:rStyle w:val="StringTok"/>
-        </w:rPr>
-        <w:t>"tropical"</w:t>
-      </w:r>
-      <w:r>
-        <w:rPr>
-          <w:rStyle w:val="NormalTok"/>
-        </w:rPr>
-        <w:t>,</w:t>
-      </w:r>
-      <w:r>
-        <w:br/>
-      </w:r>
-      <w:r>
-        <w:rPr>
-          <w:rStyle w:val="NormalTok"/>
-        </w:rPr>
-        <w:t xml:space="preserve">                       </w:t>
-      </w:r>
-      <w:r>
-        <w:rPr>
-          <w:rStyle w:val="StringTok"/>
-        </w:rPr>
-        <w:t>"Output-Visualization"</w:t>
-      </w:r>
-      <w:r>
-        <w:rPr>
-          <w:rStyle w:val="NormalTok"/>
-        </w:rPr>
-        <w:t xml:space="preserve">, </w:t>
-      </w:r>
-      <w:r>
-        <w:br/>
-      </w:r>
-      <w:r>
-        <w:rPr>
-          <w:rStyle w:val="NormalTok"/>
-        </w:rPr>
-        <w:t xml:space="preserve">                     </w:t>
-      </w:r>
-      <w:r>
-        <w:rPr>
-          <w:rStyle w:val="StringTok"/>
-        </w:rPr>
-        <w:t>"Treemap_counts"</w:t>
-      </w:r>
-      <w:r>
-        <w:rPr>
-          <w:rStyle w:val="NormalTok"/>
-        </w:rPr>
-        <w:t>),</w:t>
-      </w:r>
-      <w:r>
-        <w:br/>
-      </w:r>
-      <w:r>
-        <w:rPr>
-          <w:rStyle w:val="NormalTok"/>
-        </w:rPr>
-        <w:t xml:space="preserve">         </w:t>
-      </w:r>
-      <w:r>
-        <w:rPr>
-          <w:rStyle w:val="AttributeTok"/>
-        </w:rPr>
-        <w:t>create.dir =</w:t>
-      </w:r>
-      <w:r>
-        <w:rPr>
-          <w:rStyle w:val="NormalTok"/>
-        </w:rPr>
-        <w:t xml:space="preserve"> T</w:t>
-      </w:r>
-      <w:r>
-        <w:br/>
-      </w:r>
-      <w:r>
-        <w:rPr>
-          <w:rStyle w:val="NormalTok"/>
-        </w:rPr>
-        <w:t xml:space="preserve">         )</w:t>
-      </w:r>
-      <w:r>
-        <w:br/>
-      </w:r>
-      <w:r>
-        <w:rPr>
-          <w:rStyle w:val="NormalTok"/>
-        </w:rPr>
-        <w:t xml:space="preserve">  })</w:t>
-      </w:r>
-      <w:r>
-        <w:br/>
-      </w:r>
-      <w:r>
-        <w:br/>
-      </w:r>
-      <w:r>
-        <w:rPr>
-          <w:rStyle w:val="FunctionTok"/>
-        </w:rPr>
-        <w:t>lapply</w:t>
-      </w:r>
-      <w:r>
-        <w:rPr>
-          <w:rStyle w:val="NormalTok"/>
-        </w:rPr>
-        <w:t>(</w:t>
-      </w:r>
-      <w:r>
-        <w:rPr>
-          <w:rStyle w:val="FunctionTok"/>
-        </w:rPr>
-        <w:t>names</w:t>
-      </w:r>
-      <w:r>
-        <w:rPr>
-          <w:rStyle w:val="NormalTok"/>
-        </w:rPr>
-        <w:t xml:space="preserve">(treemap_counts), </w:t>
-      </w:r>
-      <w:r>
-        <w:rPr>
-          <w:rStyle w:val="ControlFlowTok"/>
-        </w:rPr>
-        <w:t>function</w:t>
-      </w:r>
-      <w:r>
-        <w:rPr>
-          <w:rStyle w:val="NormalTok"/>
-        </w:rPr>
-        <w:t>(x){</w:t>
-      </w:r>
-      <w:r>
-        <w:br/>
-      </w:r>
-      <w:r>
-        <w:rPr>
-          <w:rStyle w:val="NormalTok"/>
-        </w:rPr>
         <w:t xml:space="preserve">  </w:t>
       </w:r>
       <w:r>
@@ -11315,7 +11303,7 @@
         <w:pStyle w:val="Heading1"/>
       </w:pPr>
       <w:bookmarkStart w:id="26" w:name="X5501c6844fa53979ffb437bc627e03ded81c587"/>
-      <w:bookmarkStart w:id="27" w:name="_Toc230858190"/>
+      <w:bookmarkStart w:id="27" w:name="_Toc232696789"/>
       <w:bookmarkEnd w:id="22"/>
       <w:bookmarkEnd w:id="24"/>
       <w:r>
@@ -11709,256 +11697,256 @@
         <w:rPr>
           <w:rStyle w:val="NormalTok"/>
         </w:rPr>
+        <w:t xml:space="preserve">  </w:t>
+      </w:r>
+      <w:r>
+        <w:br/>
+      </w:r>
+      <w:r>
+        <w:rPr>
+          <w:rStyle w:val="NormalTok"/>
+        </w:rPr>
+        <w:t xml:space="preserve">  count_results_method[[col_name]] </w:t>
+      </w:r>
+      <w:r>
+        <w:rPr>
+          <w:rStyle w:val="OtherTok"/>
+        </w:rPr>
+        <w:t>&lt;-</w:t>
+      </w:r>
+      <w:r>
+        <w:rPr>
+          <w:rStyle w:val="NormalTok"/>
+        </w:rPr>
+        <w:t xml:space="preserve"> counts</w:t>
+      </w:r>
+      <w:r>
+        <w:br/>
+      </w:r>
+      <w:r>
+        <w:rPr>
+          <w:rStyle w:val="NormalTok"/>
+        </w:rPr>
+        <w:t xml:space="preserve">  </w:t>
+      </w:r>
+      <w:r>
+        <w:br/>
+      </w:r>
+      <w:r>
+        <w:rPr>
+          <w:rStyle w:val="NormalTok"/>
+        </w:rPr>
+        <w:t xml:space="preserve">  </w:t>
+      </w:r>
+      <w:r>
+        <w:rPr>
+          <w:rStyle w:val="FunctionTok"/>
+        </w:rPr>
+        <w:t>colnames</w:t>
+      </w:r>
+      <w:r>
+        <w:rPr>
+          <w:rStyle w:val="NormalTok"/>
+        </w:rPr>
+        <w:t xml:space="preserve">(count_results_method[[col_name]]) </w:t>
+      </w:r>
+      <w:r>
+        <w:rPr>
+          <w:rStyle w:val="OtherTok"/>
+        </w:rPr>
+        <w:t>&lt;-</w:t>
+      </w:r>
+      <w:r>
+        <w:rPr>
+          <w:rStyle w:val="NormalTok"/>
+        </w:rPr>
+        <w:t xml:space="preserve"> </w:t>
+      </w:r>
+      <w:r>
+        <w:rPr>
+          <w:rStyle w:val="FunctionTok"/>
+        </w:rPr>
+        <w:t>c</w:t>
+      </w:r>
+      <w:r>
+        <w:rPr>
+          <w:rStyle w:val="NormalTok"/>
+        </w:rPr>
+        <w:t xml:space="preserve">(col_name, </w:t>
+      </w:r>
+      <w:r>
+        <w:rPr>
+          <w:rStyle w:val="StringTok"/>
+        </w:rPr>
+        <w:t>"Count"</w:t>
+      </w:r>
+      <w:r>
+        <w:rPr>
+          <w:rStyle w:val="NormalTok"/>
+        </w:rPr>
+        <w:t>)</w:t>
+      </w:r>
+      <w:r>
+        <w:br/>
+      </w:r>
+      <w:r>
+        <w:rPr>
+          <w:rStyle w:val="NormalTok"/>
+        </w:rPr>
+        <w:t xml:space="preserve">  </w:t>
+      </w:r>
+      <w:r>
+        <w:br/>
+      </w:r>
+      <w:r>
+        <w:rPr>
+          <w:rStyle w:val="NormalTok"/>
+        </w:rPr>
+        <w:t xml:space="preserve">  count_results_method[[col_name]] </w:t>
+      </w:r>
+      <w:r>
+        <w:rPr>
+          <w:rStyle w:val="SpecialCharTok"/>
+        </w:rPr>
+        <w:t>%&lt;&gt;%</w:t>
+      </w:r>
+      <w:r>
+        <w:rPr>
+          <w:rStyle w:val="NormalTok"/>
+        </w:rPr>
+        <w:t xml:space="preserve"> </w:t>
+      </w:r>
+      <w:r>
+        <w:br/>
+      </w:r>
+      <w:r>
+        <w:rPr>
+          <w:rStyle w:val="NormalTok"/>
+        </w:rPr>
+        <w:t xml:space="preserve">    </w:t>
+      </w:r>
+      <w:r>
+        <w:rPr>
+          <w:rStyle w:val="FunctionTok"/>
+        </w:rPr>
+        <w:t>filter</w:t>
+      </w:r>
+      <w:r>
+        <w:rPr>
+          <w:rStyle w:val="NormalTok"/>
+        </w:rPr>
+        <w:t>(</w:t>
+      </w:r>
+      <w:r>
+        <w:br/>
+      </w:r>
+      <w:r>
+        <w:rPr>
+          <w:rStyle w:val="NormalTok"/>
+        </w:rPr>
+        <w:t xml:space="preserve">      </w:t>
+      </w:r>
+      <w:r>
+        <w:rPr>
+          <w:rStyle w:val="FunctionTok"/>
+        </w:rPr>
+        <w:t>if_all</w:t>
+      </w:r>
+      <w:r>
+        <w:rPr>
+          <w:rStyle w:val="NormalTok"/>
+        </w:rPr>
+        <w:t>(</w:t>
+      </w:r>
+      <w:r>
+        <w:rPr>
+          <w:rStyle w:val="AttributeTok"/>
+        </w:rPr>
+        <w:t>.cols =</w:t>
+      </w:r>
+      <w:r>
+        <w:rPr>
+          <w:rStyle w:val="NormalTok"/>
+        </w:rPr>
+        <w:t xml:space="preserve"> </w:t>
+      </w:r>
+      <w:r>
+        <w:rPr>
+          <w:rStyle w:val="FunctionTok"/>
+        </w:rPr>
+        <w:t>everything</w:t>
+      </w:r>
+      <w:r>
+        <w:rPr>
+          <w:rStyle w:val="NormalTok"/>
+        </w:rPr>
+        <w:t xml:space="preserve">(), </w:t>
+      </w:r>
+      <w:r>
+        <w:rPr>
+          <w:rStyle w:val="SpecialCharTok"/>
+        </w:rPr>
+        <w:t>~</w:t>
+      </w:r>
+      <w:r>
+        <w:rPr>
+          <w:rStyle w:val="NormalTok"/>
+        </w:rPr>
+        <w:t xml:space="preserve"> </w:t>
+      </w:r>
+      <w:r>
+        <w:rPr>
+          <w:rStyle w:val="SpecialCharTok"/>
+        </w:rPr>
+        <w:t>!</w:t>
+      </w:r>
+      <w:r>
+        <w:rPr>
+          <w:rStyle w:val="FunctionTok"/>
+        </w:rPr>
+        <w:t>grepl</w:t>
+      </w:r>
+      <w:r>
+        <w:rPr>
+          <w:rStyle w:val="NormalTok"/>
+        </w:rPr>
+        <w:t>(</w:t>
+      </w:r>
+      <w:r>
+        <w:rPr>
+          <w:rStyle w:val="StringTok"/>
+        </w:rPr>
+        <w:t>"notapp"</w:t>
+      </w:r>
+      <w:r>
+        <w:rPr>
+          <w:rStyle w:val="NormalTok"/>
+        </w:rPr>
+        <w:t>, .x))</w:t>
+      </w:r>
+      <w:r>
+        <w:br/>
+      </w:r>
+      <w:r>
+        <w:rPr>
+          <w:rStyle w:val="NormalTok"/>
+        </w:rPr>
+        <w:t xml:space="preserve">    ) </w:t>
+      </w:r>
+      <w:r>
+        <w:rPr>
+          <w:rStyle w:val="SpecialCharTok"/>
+        </w:rPr>
+        <w:t>%&gt;%</w:t>
+      </w:r>
+      <w:r>
+        <w:br/>
+      </w:r>
+      <w:r>
+        <w:rPr>
+          <w:rStyle w:val="NormalTok"/>
+        </w:rPr>
         <w:lastRenderedPageBreak/>
-        <w:t xml:space="preserve">  </w:t>
-      </w:r>
-      <w:r>
-        <w:br/>
-      </w:r>
-      <w:r>
-        <w:rPr>
-          <w:rStyle w:val="NormalTok"/>
-        </w:rPr>
-        <w:t xml:space="preserve">  count_results_method[[col_name]] </w:t>
-      </w:r>
-      <w:r>
-        <w:rPr>
-          <w:rStyle w:val="OtherTok"/>
-        </w:rPr>
-        <w:t>&lt;-</w:t>
-      </w:r>
-      <w:r>
-        <w:rPr>
-          <w:rStyle w:val="NormalTok"/>
-        </w:rPr>
-        <w:t xml:space="preserve"> counts</w:t>
-      </w:r>
-      <w:r>
-        <w:br/>
-      </w:r>
-      <w:r>
-        <w:rPr>
-          <w:rStyle w:val="NormalTok"/>
-        </w:rPr>
-        <w:t xml:space="preserve">  </w:t>
-      </w:r>
-      <w:r>
-        <w:br/>
-      </w:r>
-      <w:r>
-        <w:rPr>
-          <w:rStyle w:val="NormalTok"/>
-        </w:rPr>
-        <w:t xml:space="preserve">  </w:t>
-      </w:r>
-      <w:r>
-        <w:rPr>
-          <w:rStyle w:val="FunctionTok"/>
-        </w:rPr>
-        <w:t>colnames</w:t>
-      </w:r>
-      <w:r>
-        <w:rPr>
-          <w:rStyle w:val="NormalTok"/>
-        </w:rPr>
-        <w:t xml:space="preserve">(count_results_method[[col_name]]) </w:t>
-      </w:r>
-      <w:r>
-        <w:rPr>
-          <w:rStyle w:val="OtherTok"/>
-        </w:rPr>
-        <w:t>&lt;-</w:t>
-      </w:r>
-      <w:r>
-        <w:rPr>
-          <w:rStyle w:val="NormalTok"/>
-        </w:rPr>
-        <w:t xml:space="preserve"> </w:t>
-      </w:r>
-      <w:r>
-        <w:rPr>
-          <w:rStyle w:val="FunctionTok"/>
-        </w:rPr>
-        <w:t>c</w:t>
-      </w:r>
-      <w:r>
-        <w:rPr>
-          <w:rStyle w:val="NormalTok"/>
-        </w:rPr>
-        <w:t xml:space="preserve">(col_name, </w:t>
-      </w:r>
-      <w:r>
-        <w:rPr>
-          <w:rStyle w:val="StringTok"/>
-        </w:rPr>
-        <w:t>"Count"</w:t>
-      </w:r>
-      <w:r>
-        <w:rPr>
-          <w:rStyle w:val="NormalTok"/>
-        </w:rPr>
-        <w:t>)</w:t>
-      </w:r>
-      <w:r>
-        <w:br/>
-      </w:r>
-      <w:r>
-        <w:rPr>
-          <w:rStyle w:val="NormalTok"/>
-        </w:rPr>
-        <w:t xml:space="preserve">  </w:t>
-      </w:r>
-      <w:r>
-        <w:br/>
-      </w:r>
-      <w:r>
-        <w:rPr>
-          <w:rStyle w:val="NormalTok"/>
-        </w:rPr>
-        <w:t xml:space="preserve">  count_results_method[[col_name]] </w:t>
-      </w:r>
-      <w:r>
-        <w:rPr>
-          <w:rStyle w:val="SpecialCharTok"/>
-        </w:rPr>
-        <w:t>%&lt;&gt;%</w:t>
-      </w:r>
-      <w:r>
-        <w:rPr>
-          <w:rStyle w:val="NormalTok"/>
-        </w:rPr>
-        <w:t xml:space="preserve"> </w:t>
-      </w:r>
-      <w:r>
-        <w:br/>
-      </w:r>
-      <w:r>
-        <w:rPr>
-          <w:rStyle w:val="NormalTok"/>
-        </w:rPr>
-        <w:t xml:space="preserve">    </w:t>
-      </w:r>
-      <w:r>
-        <w:rPr>
-          <w:rStyle w:val="FunctionTok"/>
-        </w:rPr>
-        <w:t>filter</w:t>
-      </w:r>
-      <w:r>
-        <w:rPr>
-          <w:rStyle w:val="NormalTok"/>
-        </w:rPr>
-        <w:t>(</w:t>
-      </w:r>
-      <w:r>
-        <w:br/>
-      </w:r>
-      <w:r>
-        <w:rPr>
-          <w:rStyle w:val="NormalTok"/>
-        </w:rPr>
-        <w:t xml:space="preserve">      </w:t>
-      </w:r>
-      <w:r>
-        <w:rPr>
-          <w:rStyle w:val="FunctionTok"/>
-        </w:rPr>
-        <w:t>if_all</w:t>
-      </w:r>
-      <w:r>
-        <w:rPr>
-          <w:rStyle w:val="NormalTok"/>
-        </w:rPr>
-        <w:t>(</w:t>
-      </w:r>
-      <w:r>
-        <w:rPr>
-          <w:rStyle w:val="AttributeTok"/>
-        </w:rPr>
-        <w:t>.cols =</w:t>
-      </w:r>
-      <w:r>
-        <w:rPr>
-          <w:rStyle w:val="NormalTok"/>
-        </w:rPr>
-        <w:t xml:space="preserve"> </w:t>
-      </w:r>
-      <w:r>
-        <w:rPr>
-          <w:rStyle w:val="FunctionTok"/>
-        </w:rPr>
-        <w:t>everything</w:t>
-      </w:r>
-      <w:r>
-        <w:rPr>
-          <w:rStyle w:val="NormalTok"/>
-        </w:rPr>
-        <w:t xml:space="preserve">(), </w:t>
-      </w:r>
-      <w:r>
-        <w:rPr>
-          <w:rStyle w:val="SpecialCharTok"/>
-        </w:rPr>
-        <w:t>~</w:t>
-      </w:r>
-      <w:r>
-        <w:rPr>
-          <w:rStyle w:val="NormalTok"/>
-        </w:rPr>
-        <w:t xml:space="preserve"> </w:t>
-      </w:r>
-      <w:r>
-        <w:rPr>
-          <w:rStyle w:val="SpecialCharTok"/>
-        </w:rPr>
-        <w:t>!</w:t>
-      </w:r>
-      <w:r>
-        <w:rPr>
-          <w:rStyle w:val="FunctionTok"/>
-        </w:rPr>
-        <w:t>grepl</w:t>
-      </w:r>
-      <w:r>
-        <w:rPr>
-          <w:rStyle w:val="NormalTok"/>
-        </w:rPr>
-        <w:t>(</w:t>
-      </w:r>
-      <w:r>
-        <w:rPr>
-          <w:rStyle w:val="StringTok"/>
-        </w:rPr>
-        <w:t>"notapp"</w:t>
-      </w:r>
-      <w:r>
-        <w:rPr>
-          <w:rStyle w:val="NormalTok"/>
-        </w:rPr>
-        <w:t>, .x))</w:t>
-      </w:r>
-      <w:r>
-        <w:br/>
-      </w:r>
-      <w:r>
-        <w:rPr>
-          <w:rStyle w:val="NormalTok"/>
-        </w:rPr>
-        <w:t xml:space="preserve">    ) </w:t>
-      </w:r>
-      <w:r>
-        <w:rPr>
-          <w:rStyle w:val="SpecialCharTok"/>
-        </w:rPr>
-        <w:t>%&gt;%</w:t>
-      </w:r>
-      <w:r>
-        <w:br/>
-      </w:r>
-      <w:r>
-        <w:rPr>
-          <w:rStyle w:val="NormalTok"/>
-        </w:rPr>
         <w:t xml:space="preserve"> </w:t>
       </w:r>
       <w:r>
@@ -12927,175 +12915,175 @@
         <w:rPr>
           <w:rStyle w:val="NormalTok"/>
         </w:rPr>
+        <w:t xml:space="preserve">treemap_counts </w:t>
+      </w:r>
+      <w:r>
+        <w:rPr>
+          <w:rStyle w:val="OtherTok"/>
+        </w:rPr>
+        <w:t>&lt;-</w:t>
+      </w:r>
+      <w:r>
+        <w:rPr>
+          <w:rStyle w:val="NormalTok"/>
+        </w:rPr>
+        <w:t xml:space="preserve"> </w:t>
+      </w:r>
+      <w:r>
+        <w:rPr>
+          <w:rStyle w:val="FunctionTok"/>
+        </w:rPr>
+        <w:t>list</w:t>
+      </w:r>
+      <w:r>
+        <w:rPr>
+          <w:rStyle w:val="NormalTok"/>
+        </w:rPr>
+        <w:t>()</w:t>
+      </w:r>
+      <w:r>
+        <w:br/>
+      </w:r>
+      <w:r>
+        <w:br/>
+      </w:r>
+      <w:r>
+        <w:rPr>
+          <w:rStyle w:val="ControlFlowTok"/>
+        </w:rPr>
+        <w:t>for</w:t>
+      </w:r>
+      <w:r>
+        <w:rPr>
+          <w:rStyle w:val="NormalTok"/>
+        </w:rPr>
+        <w:t xml:space="preserve"> (col_name </w:t>
+      </w:r>
+      <w:r>
+        <w:rPr>
+          <w:rStyle w:val="ControlFlowTok"/>
+        </w:rPr>
+        <w:t>in</w:t>
+      </w:r>
+      <w:r>
+        <w:rPr>
+          <w:rStyle w:val="NormalTok"/>
+        </w:rPr>
+        <w:t xml:space="preserve"> </w:t>
+      </w:r>
+      <w:r>
+        <w:rPr>
+          <w:rStyle w:val="FunctionTok"/>
+        </w:rPr>
+        <w:t>colnames</w:t>
+      </w:r>
+      <w:r>
+        <w:rPr>
+          <w:rStyle w:val="NormalTok"/>
+        </w:rPr>
+        <w:t>(count_columns_method[,</w:t>
+      </w:r>
+      <w:r>
+        <w:rPr>
+          <w:rStyle w:val="SpecialCharTok"/>
+        </w:rPr>
+        <w:t>-</w:t>
+      </w:r>
+      <w:r>
+        <w:rPr>
+          <w:rStyle w:val="DecValTok"/>
+        </w:rPr>
+        <w:t>1</w:t>
+      </w:r>
+      <w:r>
+        <w:rPr>
+          <w:rStyle w:val="NormalTok"/>
+        </w:rPr>
+        <w:t>])) {</w:t>
+      </w:r>
+      <w:r>
+        <w:br/>
+      </w:r>
+      <w:r>
+        <w:rPr>
+          <w:rStyle w:val="NormalTok"/>
+        </w:rPr>
+        <w:t xml:space="preserve">  </w:t>
+      </w:r>
+      <w:r>
+        <w:br/>
+      </w:r>
+      <w:r>
+        <w:rPr>
+          <w:rStyle w:val="NormalTok"/>
+        </w:rPr>
+        <w:t xml:space="preserve">  treemap_counts[[col_name]] </w:t>
+      </w:r>
+      <w:r>
+        <w:rPr>
+          <w:rStyle w:val="OtherTok"/>
+        </w:rPr>
+        <w:t>&lt;-</w:t>
+      </w:r>
+      <w:r>
+        <w:rPr>
+          <w:rStyle w:val="NormalTok"/>
+        </w:rPr>
+        <w:t xml:space="preserve"> </w:t>
+      </w:r>
+      <w:r>
+        <w:rPr>
+          <w:rStyle w:val="FunctionTok"/>
+        </w:rPr>
+        <w:t>treemap_func</w:t>
+      </w:r>
+      <w:r>
+        <w:rPr>
+          <w:rStyle w:val="NormalTok"/>
+        </w:rPr>
+        <w:t>(</w:t>
+      </w:r>
+      <w:r>
+        <w:rPr>
+          <w:rStyle w:val="AttributeTok"/>
+        </w:rPr>
+        <w:t>dat=</w:t>
+      </w:r>
+      <w:r>
+        <w:rPr>
+          <w:rStyle w:val="NormalTok"/>
+        </w:rPr>
+        <w:t xml:space="preserve"> count_results_method[[col_name]], </w:t>
+      </w:r>
+      <w:r>
+        <w:rPr>
+          <w:rStyle w:val="AttributeTok"/>
+        </w:rPr>
+        <w:t>var =</w:t>
+      </w:r>
+      <w:r>
+        <w:rPr>
+          <w:rStyle w:val="NormalTok"/>
+        </w:rPr>
+        <w:t xml:space="preserve"> col_name)</w:t>
+      </w:r>
+      <w:r>
+        <w:br/>
+      </w:r>
+      <w:r>
+        <w:br/>
+      </w:r>
+      <w:r>
+        <w:rPr>
+          <w:rStyle w:val="NormalTok"/>
+        </w:rPr>
+        <w:t>}</w:t>
+      </w:r>
+      <w:r>
+        <w:br/>
+      </w:r>
+      <w:r>
         <w:lastRenderedPageBreak/>
-        <w:t xml:space="preserve">treemap_counts </w:t>
-      </w:r>
-      <w:r>
-        <w:rPr>
-          <w:rStyle w:val="OtherTok"/>
-        </w:rPr>
-        <w:t>&lt;-</w:t>
-      </w:r>
-      <w:r>
-        <w:rPr>
-          <w:rStyle w:val="NormalTok"/>
-        </w:rPr>
-        <w:t xml:space="preserve"> </w:t>
-      </w:r>
-      <w:r>
-        <w:rPr>
-          <w:rStyle w:val="FunctionTok"/>
-        </w:rPr>
-        <w:t>list</w:t>
-      </w:r>
-      <w:r>
-        <w:rPr>
-          <w:rStyle w:val="NormalTok"/>
-        </w:rPr>
-        <w:t>()</w:t>
-      </w:r>
-      <w:r>
-        <w:br/>
-      </w:r>
-      <w:r>
-        <w:br/>
-      </w:r>
-      <w:r>
-        <w:rPr>
-          <w:rStyle w:val="ControlFlowTok"/>
-        </w:rPr>
-        <w:t>for</w:t>
-      </w:r>
-      <w:r>
-        <w:rPr>
-          <w:rStyle w:val="NormalTok"/>
-        </w:rPr>
-        <w:t xml:space="preserve"> (col_name </w:t>
-      </w:r>
-      <w:r>
-        <w:rPr>
-          <w:rStyle w:val="ControlFlowTok"/>
-        </w:rPr>
-        <w:t>in</w:t>
-      </w:r>
-      <w:r>
-        <w:rPr>
-          <w:rStyle w:val="NormalTok"/>
-        </w:rPr>
-        <w:t xml:space="preserve"> </w:t>
-      </w:r>
-      <w:r>
-        <w:rPr>
-          <w:rStyle w:val="FunctionTok"/>
-        </w:rPr>
-        <w:t>colnames</w:t>
-      </w:r>
-      <w:r>
-        <w:rPr>
-          <w:rStyle w:val="NormalTok"/>
-        </w:rPr>
-        <w:t>(count_columns_method[,</w:t>
-      </w:r>
-      <w:r>
-        <w:rPr>
-          <w:rStyle w:val="SpecialCharTok"/>
-        </w:rPr>
-        <w:t>-</w:t>
-      </w:r>
-      <w:r>
-        <w:rPr>
-          <w:rStyle w:val="DecValTok"/>
-        </w:rPr>
-        <w:t>1</w:t>
-      </w:r>
-      <w:r>
-        <w:rPr>
-          <w:rStyle w:val="NormalTok"/>
-        </w:rPr>
-        <w:t>])) {</w:t>
-      </w:r>
-      <w:r>
-        <w:br/>
-      </w:r>
-      <w:r>
-        <w:rPr>
-          <w:rStyle w:val="NormalTok"/>
-        </w:rPr>
-        <w:t xml:space="preserve">  </w:t>
-      </w:r>
-      <w:r>
-        <w:br/>
-      </w:r>
-      <w:r>
-        <w:rPr>
-          <w:rStyle w:val="NormalTok"/>
-        </w:rPr>
-        <w:t xml:space="preserve">  treemap_counts[[col_name]] </w:t>
-      </w:r>
-      <w:r>
-        <w:rPr>
-          <w:rStyle w:val="OtherTok"/>
-        </w:rPr>
-        <w:t>&lt;-</w:t>
-      </w:r>
-      <w:r>
-        <w:rPr>
-          <w:rStyle w:val="NormalTok"/>
-        </w:rPr>
-        <w:t xml:space="preserve"> </w:t>
-      </w:r>
-      <w:r>
-        <w:rPr>
-          <w:rStyle w:val="FunctionTok"/>
-        </w:rPr>
-        <w:t>treemap_func</w:t>
-      </w:r>
-      <w:r>
-        <w:rPr>
-          <w:rStyle w:val="NormalTok"/>
-        </w:rPr>
-        <w:t>(</w:t>
-      </w:r>
-      <w:r>
-        <w:rPr>
-          <w:rStyle w:val="AttributeTok"/>
-        </w:rPr>
-        <w:t>dat=</w:t>
-      </w:r>
-      <w:r>
-        <w:rPr>
-          <w:rStyle w:val="NormalTok"/>
-        </w:rPr>
-        <w:t xml:space="preserve"> count_results_method[[col_name]], </w:t>
-      </w:r>
-      <w:r>
-        <w:rPr>
-          <w:rStyle w:val="AttributeTok"/>
-        </w:rPr>
-        <w:t>var =</w:t>
-      </w:r>
-      <w:r>
-        <w:rPr>
-          <w:rStyle w:val="NormalTok"/>
-        </w:rPr>
-        <w:t xml:space="preserve"> col_name)</w:t>
-      </w:r>
-      <w:r>
-        <w:br/>
-      </w:r>
-      <w:r>
-        <w:br/>
-      </w:r>
-      <w:r>
-        <w:rPr>
-          <w:rStyle w:val="NormalTok"/>
-        </w:rPr>
-        <w:t>}</w:t>
-      </w:r>
-      <w:r>
-        <w:br/>
-      </w:r>
-      <w:r>
         <w:br/>
       </w:r>
       <w:r>
@@ -13126,7 +13114,7 @@
           <w:noProof/>
         </w:rPr>
         <w:drawing>
-          <wp:inline distT="0" distB="0" distL="0" distR="0" wp14:anchorId="17734EF4" wp14:editId="3DA89911">
+          <wp:inline distT="0" distB="0" distL="0" distR="0" wp14:anchorId="26D20757" wp14:editId="62705019">
             <wp:extent cx="4620126" cy="3696101"/>
             <wp:effectExtent l="0" t="0" r="0" b="0"/>
             <wp:docPr id="26" name="Picture"/>
@@ -13664,7 +13652,6 @@
         <w:rPr>
           <w:rStyle w:val="NormalTok"/>
         </w:rPr>
-        <w:lastRenderedPageBreak/>
         <w:t xml:space="preserve">         </w:t>
       </w:r>
       <w:r>
@@ -13871,9 +13858,10 @@
         <w:pStyle w:val="Heading1"/>
       </w:pPr>
       <w:bookmarkStart w:id="28" w:name="count-columns-split"/>
-      <w:bookmarkStart w:id="29" w:name="_Toc230858191"/>
+      <w:bookmarkStart w:id="29" w:name="_Toc232696790"/>
       <w:bookmarkEnd w:id="26"/>
       <w:r>
+        <w:lastRenderedPageBreak/>
         <w:t>COUNT COLUMNS SPLIT</w:t>
       </w:r>
       <w:bookmarkEnd w:id="29"/>
@@ -14446,232 +14434,232 @@
         <w:rPr>
           <w:rStyle w:val="NormalTok"/>
         </w:rPr>
+        <w:t xml:space="preserve">split_tot </w:t>
+      </w:r>
+      <w:r>
+        <w:rPr>
+          <w:rStyle w:val="OtherTok"/>
+        </w:rPr>
+        <w:t>&lt;-</w:t>
+      </w:r>
+      <w:r>
+        <w:rPr>
+          <w:rStyle w:val="NormalTok"/>
+        </w:rPr>
+        <w:t xml:space="preserve"> </w:t>
+      </w:r>
+      <w:r>
+        <w:rPr>
+          <w:rStyle w:val="FunctionTok"/>
+        </w:rPr>
+        <w:t>list</w:t>
+      </w:r>
+      <w:r>
+        <w:rPr>
+          <w:rStyle w:val="NormalTok"/>
+        </w:rPr>
+        <w:t>()</w:t>
+      </w:r>
+      <w:r>
+        <w:br/>
+      </w:r>
+      <w:r>
+        <w:br/>
+      </w:r>
+      <w:r>
+        <w:rPr>
+          <w:rStyle w:val="ControlFlowTok"/>
+        </w:rPr>
+        <w:t>for</w:t>
+      </w:r>
+      <w:r>
+        <w:rPr>
+          <w:rStyle w:val="NormalTok"/>
+        </w:rPr>
+        <w:t xml:space="preserve">(col_name </w:t>
+      </w:r>
+      <w:r>
+        <w:rPr>
+          <w:rStyle w:val="ControlFlowTok"/>
+        </w:rPr>
+        <w:t>in</w:t>
+      </w:r>
+      <w:r>
+        <w:rPr>
+          <w:rStyle w:val="NormalTok"/>
+        </w:rPr>
+        <w:t xml:space="preserve"> </w:t>
+      </w:r>
+      <w:r>
+        <w:rPr>
+          <w:rStyle w:val="FunctionTok"/>
+        </w:rPr>
+        <w:t>colnames</w:t>
+      </w:r>
+      <w:r>
+        <w:rPr>
+          <w:rStyle w:val="NormalTok"/>
+        </w:rPr>
+        <w:t>(split_columns)) {</w:t>
+      </w:r>
+      <w:r>
+        <w:br/>
+      </w:r>
+      <w:r>
+        <w:rPr>
+          <w:rStyle w:val="NormalTok"/>
+        </w:rPr>
+        <w:t xml:space="preserve">  split_results[[col_name]] </w:t>
+      </w:r>
+      <w:r>
+        <w:rPr>
+          <w:rStyle w:val="OtherTok"/>
+        </w:rPr>
+        <w:t>&lt;-</w:t>
+      </w:r>
+      <w:r>
+        <w:rPr>
+          <w:rStyle w:val="NormalTok"/>
+        </w:rPr>
+        <w:t xml:space="preserve"> </w:t>
+      </w:r>
+      <w:r>
+        <w:rPr>
+          <w:rStyle w:val="FunctionTok"/>
+        </w:rPr>
+        <w:t>as.data.frame</w:t>
+      </w:r>
+      <w:r>
+        <w:rPr>
+          <w:rStyle w:val="NormalTok"/>
+        </w:rPr>
+        <w:t>(split_results[[col_name]])</w:t>
+      </w:r>
+      <w:r>
+        <w:br/>
+      </w:r>
+      <w:r>
+        <w:rPr>
+          <w:rStyle w:val="NormalTok"/>
+        </w:rPr>
+        <w:t xml:space="preserve">  </w:t>
+      </w:r>
+      <w:r>
+        <w:br/>
+      </w:r>
+      <w:r>
+        <w:rPr>
+          <w:rStyle w:val="NormalTok"/>
+        </w:rPr>
+        <w:t xml:space="preserve">  split_results[[col_name]] </w:t>
+      </w:r>
+      <w:r>
+        <w:rPr>
+          <w:rStyle w:val="SpecialCharTok"/>
+        </w:rPr>
+        <w:t>%&lt;&gt;%</w:t>
+      </w:r>
+      <w:r>
+        <w:rPr>
+          <w:rStyle w:val="NormalTok"/>
+        </w:rPr>
+        <w:t xml:space="preserve"> </w:t>
+      </w:r>
+      <w:r>
+        <w:rPr>
+          <w:rStyle w:val="CommentTok"/>
+        </w:rPr>
+        <w:t># delete rows with missing values</w:t>
+      </w:r>
+      <w:r>
+        <w:br/>
+      </w:r>
+      <w:r>
+        <w:rPr>
+          <w:rStyle w:val="NormalTok"/>
+        </w:rPr>
+        <w:t xml:space="preserve">    </w:t>
+      </w:r>
+      <w:r>
+        <w:rPr>
+          <w:rStyle w:val="FunctionTok"/>
+        </w:rPr>
+        <w:t>select</w:t>
+      </w:r>
+      <w:r>
+        <w:rPr>
+          <w:rStyle w:val="NormalTok"/>
+        </w:rPr>
+        <w:t>(</w:t>
+      </w:r>
+      <w:r>
+        <w:rPr>
+          <w:rStyle w:val="FunctionTok"/>
+        </w:rPr>
+        <w:t>where</w:t>
+      </w:r>
+      <w:r>
+        <w:rPr>
+          <w:rStyle w:val="NormalTok"/>
+        </w:rPr>
+        <w:t>(</w:t>
+      </w:r>
+      <w:r>
+        <w:rPr>
+          <w:rStyle w:val="ControlFlowTok"/>
+        </w:rPr>
+        <w:t>function</w:t>
+      </w:r>
+      <w:r>
+        <w:rPr>
+          <w:rStyle w:val="NormalTok"/>
+        </w:rPr>
+        <w:t xml:space="preserve">(x) </w:t>
+      </w:r>
+      <w:r>
+        <w:rPr>
+          <w:rStyle w:val="FunctionTok"/>
+        </w:rPr>
+        <w:t>any</w:t>
+      </w:r>
+      <w:r>
+        <w:rPr>
+          <w:rStyle w:val="NormalTok"/>
+        </w:rPr>
+        <w:t>(</w:t>
+      </w:r>
+      <w:r>
+        <w:rPr>
+          <w:rStyle w:val="SpecialCharTok"/>
+        </w:rPr>
+        <w:t>!</w:t>
+      </w:r>
+      <w:r>
+        <w:rPr>
+          <w:rStyle w:val="FunctionTok"/>
+        </w:rPr>
+        <w:t>is.na</w:t>
+      </w:r>
+      <w:r>
+        <w:rPr>
+          <w:rStyle w:val="NormalTok"/>
+        </w:rPr>
+        <w:t xml:space="preserve">(x)))) </w:t>
+      </w:r>
+      <w:r>
+        <w:rPr>
+          <w:rStyle w:val="SpecialCharTok"/>
+        </w:rPr>
+        <w:t>%&gt;%</w:t>
+      </w:r>
+      <w:r>
+        <w:br/>
+      </w:r>
+      <w:r>
+        <w:rPr>
+          <w:rStyle w:val="NormalTok"/>
+        </w:rPr>
         <w:lastRenderedPageBreak/>
-        <w:t xml:space="preserve">split_tot </w:t>
-      </w:r>
-      <w:r>
-        <w:rPr>
-          <w:rStyle w:val="OtherTok"/>
-        </w:rPr>
-        <w:t>&lt;-</w:t>
-      </w:r>
-      <w:r>
-        <w:rPr>
-          <w:rStyle w:val="NormalTok"/>
-        </w:rPr>
-        <w:t xml:space="preserve"> </w:t>
-      </w:r>
-      <w:r>
-        <w:rPr>
-          <w:rStyle w:val="FunctionTok"/>
-        </w:rPr>
-        <w:t>list</w:t>
-      </w:r>
-      <w:r>
-        <w:rPr>
-          <w:rStyle w:val="NormalTok"/>
-        </w:rPr>
-        <w:t>()</w:t>
-      </w:r>
-      <w:r>
-        <w:br/>
-      </w:r>
-      <w:r>
-        <w:br/>
-      </w:r>
-      <w:r>
-        <w:rPr>
-          <w:rStyle w:val="ControlFlowTok"/>
-        </w:rPr>
-        <w:t>for</w:t>
-      </w:r>
-      <w:r>
-        <w:rPr>
-          <w:rStyle w:val="NormalTok"/>
-        </w:rPr>
-        <w:t xml:space="preserve">(col_name </w:t>
-      </w:r>
-      <w:r>
-        <w:rPr>
-          <w:rStyle w:val="ControlFlowTok"/>
-        </w:rPr>
-        <w:t>in</w:t>
-      </w:r>
-      <w:r>
-        <w:rPr>
-          <w:rStyle w:val="NormalTok"/>
-        </w:rPr>
-        <w:t xml:space="preserve"> </w:t>
-      </w:r>
-      <w:r>
-        <w:rPr>
-          <w:rStyle w:val="FunctionTok"/>
-        </w:rPr>
-        <w:t>colnames</w:t>
-      </w:r>
-      <w:r>
-        <w:rPr>
-          <w:rStyle w:val="NormalTok"/>
-        </w:rPr>
-        <w:t>(split_columns)) {</w:t>
-      </w:r>
-      <w:r>
-        <w:br/>
-      </w:r>
-      <w:r>
-        <w:rPr>
-          <w:rStyle w:val="NormalTok"/>
-        </w:rPr>
-        <w:t xml:space="preserve">  split_results[[col_name]] </w:t>
-      </w:r>
-      <w:r>
-        <w:rPr>
-          <w:rStyle w:val="OtherTok"/>
-        </w:rPr>
-        <w:t>&lt;-</w:t>
-      </w:r>
-      <w:r>
-        <w:rPr>
-          <w:rStyle w:val="NormalTok"/>
-        </w:rPr>
-        <w:t xml:space="preserve"> </w:t>
-      </w:r>
-      <w:r>
-        <w:rPr>
-          <w:rStyle w:val="FunctionTok"/>
-        </w:rPr>
-        <w:t>as.data.frame</w:t>
-      </w:r>
-      <w:r>
-        <w:rPr>
-          <w:rStyle w:val="NormalTok"/>
-        </w:rPr>
-        <w:t>(split_results[[col_name]])</w:t>
-      </w:r>
-      <w:r>
-        <w:br/>
-      </w:r>
-      <w:r>
-        <w:rPr>
-          <w:rStyle w:val="NormalTok"/>
-        </w:rPr>
-        <w:t xml:space="preserve">  </w:t>
-      </w:r>
-      <w:r>
-        <w:br/>
-      </w:r>
-      <w:r>
-        <w:rPr>
-          <w:rStyle w:val="NormalTok"/>
-        </w:rPr>
-        <w:t xml:space="preserve">  split_results[[col_name]] </w:t>
-      </w:r>
-      <w:r>
-        <w:rPr>
-          <w:rStyle w:val="SpecialCharTok"/>
-        </w:rPr>
-        <w:t>%&lt;&gt;%</w:t>
-      </w:r>
-      <w:r>
-        <w:rPr>
-          <w:rStyle w:val="NormalTok"/>
-        </w:rPr>
-        <w:t xml:space="preserve"> </w:t>
-      </w:r>
-      <w:r>
-        <w:rPr>
-          <w:rStyle w:val="CommentTok"/>
-        </w:rPr>
-        <w:t># delete rows with missing values</w:t>
-      </w:r>
-      <w:r>
-        <w:br/>
-      </w:r>
-      <w:r>
-        <w:rPr>
-          <w:rStyle w:val="NormalTok"/>
-        </w:rPr>
-        <w:t xml:space="preserve">    </w:t>
-      </w:r>
-      <w:r>
-        <w:rPr>
-          <w:rStyle w:val="FunctionTok"/>
-        </w:rPr>
-        <w:t>select</w:t>
-      </w:r>
-      <w:r>
-        <w:rPr>
-          <w:rStyle w:val="NormalTok"/>
-        </w:rPr>
-        <w:t>(</w:t>
-      </w:r>
-      <w:r>
-        <w:rPr>
-          <w:rStyle w:val="FunctionTok"/>
-        </w:rPr>
-        <w:t>where</w:t>
-      </w:r>
-      <w:r>
-        <w:rPr>
-          <w:rStyle w:val="NormalTok"/>
-        </w:rPr>
-        <w:t>(</w:t>
-      </w:r>
-      <w:r>
-        <w:rPr>
-          <w:rStyle w:val="ControlFlowTok"/>
-        </w:rPr>
-        <w:t>function</w:t>
-      </w:r>
-      <w:r>
-        <w:rPr>
-          <w:rStyle w:val="NormalTok"/>
-        </w:rPr>
-        <w:t xml:space="preserve">(x) </w:t>
-      </w:r>
-      <w:r>
-        <w:rPr>
-          <w:rStyle w:val="FunctionTok"/>
-        </w:rPr>
-        <w:t>any</w:t>
-      </w:r>
-      <w:r>
-        <w:rPr>
-          <w:rStyle w:val="NormalTok"/>
-        </w:rPr>
-        <w:t>(</w:t>
-      </w:r>
-      <w:r>
-        <w:rPr>
-          <w:rStyle w:val="SpecialCharTok"/>
-        </w:rPr>
-        <w:t>!</w:t>
-      </w:r>
-      <w:r>
-        <w:rPr>
-          <w:rStyle w:val="FunctionTok"/>
-        </w:rPr>
-        <w:t>is.na</w:t>
-      </w:r>
-      <w:r>
-        <w:rPr>
-          <w:rStyle w:val="NormalTok"/>
-        </w:rPr>
-        <w:t xml:space="preserve">(x)))) </w:t>
-      </w:r>
-      <w:r>
-        <w:rPr>
-          <w:rStyle w:val="SpecialCharTok"/>
-        </w:rPr>
-        <w:t>%&gt;%</w:t>
-      </w:r>
-      <w:r>
-        <w:br/>
-      </w:r>
-      <w:r>
-        <w:rPr>
-          <w:rStyle w:val="NormalTok"/>
-        </w:rPr>
         <w:t xml:space="preserve">    </w:t>
       </w:r>
       <w:r>
@@ -15622,346 +15610,346 @@
         <w:rPr>
           <w:rStyle w:val="NormalTok"/>
         </w:rPr>
+        <w:t xml:space="preserve">    </w:t>
+      </w:r>
+      <w:r>
+        <w:rPr>
+          <w:rStyle w:val="AttributeTok"/>
+        </w:rPr>
+        <w:t>data =</w:t>
+      </w:r>
+      <w:r>
+        <w:rPr>
+          <w:rStyle w:val="NormalTok"/>
+        </w:rPr>
+        <w:t xml:space="preserve"> dat </w:t>
+      </w:r>
+      <w:r>
+        <w:rPr>
+          <w:rStyle w:val="SpecialCharTok"/>
+        </w:rPr>
+        <w:t>%&gt;%</w:t>
+      </w:r>
+      <w:r>
+        <w:rPr>
+          <w:rStyle w:val="NormalTok"/>
+        </w:rPr>
+        <w:t xml:space="preserve"> </w:t>
+      </w:r>
+      <w:r>
+        <w:rPr>
+          <w:rStyle w:val="FunctionTok"/>
+        </w:rPr>
+        <w:t>filter</w:t>
+      </w:r>
+      <w:r>
+        <w:rPr>
+          <w:rStyle w:val="NormalTok"/>
+        </w:rPr>
+        <w:t xml:space="preserve">(Percentage </w:t>
+      </w:r>
+      <w:r>
+        <w:rPr>
+          <w:rStyle w:val="SpecialCharTok"/>
+        </w:rPr>
+        <w:t>&gt;=</w:t>
+      </w:r>
+      <w:r>
+        <w:rPr>
+          <w:rStyle w:val="NormalTok"/>
+        </w:rPr>
+        <w:t xml:space="preserve"> </w:t>
+      </w:r>
+      <w:r>
+        <w:rPr>
+          <w:rStyle w:val="DecValTok"/>
+        </w:rPr>
+        <w:t>2</w:t>
+      </w:r>
+      <w:r>
+        <w:rPr>
+          <w:rStyle w:val="NormalTok"/>
+        </w:rPr>
+        <w:t>),</w:t>
+      </w:r>
+      <w:r>
+        <w:br/>
+      </w:r>
+      <w:r>
+        <w:rPr>
+          <w:rStyle w:val="NormalTok"/>
+        </w:rPr>
+        <w:t xml:space="preserve">    </w:t>
+      </w:r>
+      <w:r>
+        <w:rPr>
+          <w:rStyle w:val="FunctionTok"/>
+        </w:rPr>
+        <w:t>aes</w:t>
+      </w:r>
+      <w:r>
+        <w:rPr>
+          <w:rStyle w:val="NormalTok"/>
+        </w:rPr>
+        <w:t>(</w:t>
+      </w:r>
+      <w:r>
+        <w:rPr>
+          <w:rStyle w:val="AttributeTok"/>
+        </w:rPr>
+        <w:t>label =</w:t>
+      </w:r>
+      <w:r>
+        <w:rPr>
+          <w:rStyle w:val="NormalTok"/>
+        </w:rPr>
+        <w:t xml:space="preserve"> </w:t>
+      </w:r>
+      <w:r>
+        <w:rPr>
+          <w:rStyle w:val="FunctionTok"/>
+        </w:rPr>
+        <w:t>paste0</w:t>
+      </w:r>
+      <w:r>
+        <w:rPr>
+          <w:rStyle w:val="NormalTok"/>
+        </w:rPr>
+        <w:t>(</w:t>
+      </w:r>
+      <w:r>
+        <w:rPr>
+          <w:rStyle w:val="FunctionTok"/>
+        </w:rPr>
+        <w:t>round</w:t>
+      </w:r>
+      <w:r>
+        <w:rPr>
+          <w:rStyle w:val="NormalTok"/>
+        </w:rPr>
+        <w:t xml:space="preserve">(Percentage, </w:t>
+      </w:r>
+      <w:r>
+        <w:rPr>
+          <w:rStyle w:val="DecValTok"/>
+        </w:rPr>
+        <w:t>0</w:t>
+      </w:r>
+      <w:r>
+        <w:rPr>
+          <w:rStyle w:val="NormalTok"/>
+        </w:rPr>
+        <w:t xml:space="preserve">), </w:t>
+      </w:r>
+      <w:r>
+        <w:rPr>
+          <w:rStyle w:val="StringTok"/>
+        </w:rPr>
+        <w:t>"%"</w:t>
+      </w:r>
+      <w:r>
+        <w:rPr>
+          <w:rStyle w:val="NormalTok"/>
+        </w:rPr>
+        <w:t>)),</w:t>
+      </w:r>
+      <w:r>
+        <w:br/>
+      </w:r>
+      <w:r>
+        <w:rPr>
+          <w:rStyle w:val="NormalTok"/>
+        </w:rPr>
+        <w:t xml:space="preserve">    </w:t>
+      </w:r>
+      <w:r>
+        <w:rPr>
+          <w:rStyle w:val="AttributeTok"/>
+        </w:rPr>
+        <w:t>position =</w:t>
+      </w:r>
+      <w:r>
+        <w:rPr>
+          <w:rStyle w:val="NormalTok"/>
+        </w:rPr>
+        <w:t xml:space="preserve"> </w:t>
+      </w:r>
+      <w:r>
+        <w:rPr>
+          <w:rStyle w:val="FunctionTok"/>
+        </w:rPr>
+        <w:t>position_stack</w:t>
+      </w:r>
+      <w:r>
+        <w:rPr>
+          <w:rStyle w:val="NormalTok"/>
+        </w:rPr>
+        <w:t>(</w:t>
+      </w:r>
+      <w:r>
+        <w:rPr>
+          <w:rStyle w:val="AttributeTok"/>
+        </w:rPr>
+        <w:t>vjust =</w:t>
+      </w:r>
+      <w:r>
+        <w:rPr>
+          <w:rStyle w:val="FloatTok"/>
+        </w:rPr>
+        <w:t>0.5</w:t>
+      </w:r>
+      <w:r>
+        <w:rPr>
+          <w:rStyle w:val="NormalTok"/>
+        </w:rPr>
+        <w:t>),</w:t>
+      </w:r>
+      <w:r>
+        <w:br/>
+      </w:r>
+      <w:r>
+        <w:rPr>
+          <w:rStyle w:val="NormalTok"/>
+        </w:rPr>
+        <w:t xml:space="preserve">    </w:t>
+      </w:r>
+      <w:r>
+        <w:rPr>
+          <w:rStyle w:val="AttributeTok"/>
+        </w:rPr>
+        <w:t>color =</w:t>
+      </w:r>
+      <w:r>
+        <w:rPr>
+          <w:rStyle w:val="NormalTok"/>
+        </w:rPr>
+        <w:t xml:space="preserve"> </w:t>
+      </w:r>
+      <w:r>
+        <w:rPr>
+          <w:rStyle w:val="StringTok"/>
+        </w:rPr>
+        <w:t>"black"</w:t>
+      </w:r>
+      <w:r>
+        <w:rPr>
+          <w:rStyle w:val="NormalTok"/>
+        </w:rPr>
+        <w:t>,</w:t>
+      </w:r>
+      <w:r>
+        <w:br/>
+      </w:r>
+      <w:r>
+        <w:rPr>
+          <w:rStyle w:val="NormalTok"/>
+        </w:rPr>
+        <w:t xml:space="preserve">    </w:t>
+      </w:r>
+      <w:r>
+        <w:rPr>
+          <w:rStyle w:val="AttributeTok"/>
+        </w:rPr>
+        <w:t>size =</w:t>
+      </w:r>
+      <w:r>
+        <w:rPr>
+          <w:rStyle w:val="NormalTok"/>
+        </w:rPr>
+        <w:t xml:space="preserve"> </w:t>
+      </w:r>
+      <w:r>
+        <w:rPr>
+          <w:rStyle w:val="FloatTok"/>
+        </w:rPr>
+        <w:t>2.5</w:t>
+      </w:r>
+      <w:r>
+        <w:br/>
+      </w:r>
+      <w:r>
+        <w:rPr>
+          <w:rStyle w:val="NormalTok"/>
+        </w:rPr>
+        <w:t xml:space="preserve">  )</w:t>
+      </w:r>
+      <w:r>
+        <w:rPr>
+          <w:rStyle w:val="SpecialCharTok"/>
+        </w:rPr>
+        <w:t>+</w:t>
+      </w:r>
+      <w:r>
+        <w:br/>
+      </w:r>
+      <w:r>
+        <w:rPr>
+          <w:rStyle w:val="NormalTok"/>
+        </w:rPr>
+        <w:t xml:space="preserve">  </w:t>
+      </w:r>
+      <w:r>
+        <w:rPr>
+          <w:rStyle w:val="FunctionTok"/>
+        </w:rPr>
+        <w:t>labs</w:t>
+      </w:r>
+      <w:r>
+        <w:rPr>
+          <w:rStyle w:val="NormalTok"/>
+        </w:rPr>
+        <w:t>(</w:t>
+      </w:r>
+      <w:r>
+        <w:rPr>
+          <w:rStyle w:val="AttributeTok"/>
+        </w:rPr>
+        <w:t>y =</w:t>
+      </w:r>
+      <w:r>
+        <w:rPr>
+          <w:rStyle w:val="NormalTok"/>
+        </w:rPr>
+        <w:t xml:space="preserve"> </w:t>
+      </w:r>
+      <w:r>
+        <w:rPr>
+          <w:rStyle w:val="StringTok"/>
+        </w:rPr>
+        <w:t>"# Publications"</w:t>
+      </w:r>
+      <w:r>
+        <w:rPr>
+          <w:rStyle w:val="NormalTok"/>
+        </w:rPr>
+        <w:t xml:space="preserve">, </w:t>
+      </w:r>
+      <w:r>
+        <w:rPr>
+          <w:rStyle w:val="AttributeTok"/>
+        </w:rPr>
+        <w:t>x =</w:t>
+      </w:r>
+      <w:r>
+        <w:rPr>
+          <w:rStyle w:val="NormalTok"/>
+        </w:rPr>
+        <w:t xml:space="preserve"> var) </w:t>
+      </w:r>
+      <w:r>
+        <w:rPr>
+          <w:rStyle w:val="SpecialCharTok"/>
+        </w:rPr>
+        <w:t>+</w:t>
+      </w:r>
+      <w:r>
+        <w:br/>
+      </w:r>
+      <w:r>
+        <w:rPr>
+          <w:rStyle w:val="NormalTok"/>
+        </w:rPr>
         <w:lastRenderedPageBreak/>
-        <w:t xml:space="preserve">    </w:t>
-      </w:r>
-      <w:r>
-        <w:rPr>
-          <w:rStyle w:val="AttributeTok"/>
-        </w:rPr>
-        <w:t>data =</w:t>
-      </w:r>
-      <w:r>
-        <w:rPr>
-          <w:rStyle w:val="NormalTok"/>
-        </w:rPr>
-        <w:t xml:space="preserve"> dat </w:t>
-      </w:r>
-      <w:r>
-        <w:rPr>
-          <w:rStyle w:val="SpecialCharTok"/>
-        </w:rPr>
-        <w:t>%&gt;%</w:t>
-      </w:r>
-      <w:r>
-        <w:rPr>
-          <w:rStyle w:val="NormalTok"/>
-        </w:rPr>
-        <w:t xml:space="preserve"> </w:t>
-      </w:r>
-      <w:r>
-        <w:rPr>
-          <w:rStyle w:val="FunctionTok"/>
-        </w:rPr>
-        <w:t>filter</w:t>
-      </w:r>
-      <w:r>
-        <w:rPr>
-          <w:rStyle w:val="NormalTok"/>
-        </w:rPr>
-        <w:t xml:space="preserve">(Percentage </w:t>
-      </w:r>
-      <w:r>
-        <w:rPr>
-          <w:rStyle w:val="SpecialCharTok"/>
-        </w:rPr>
-        <w:t>&gt;=</w:t>
-      </w:r>
-      <w:r>
-        <w:rPr>
-          <w:rStyle w:val="NormalTok"/>
-        </w:rPr>
-        <w:t xml:space="preserve"> </w:t>
-      </w:r>
-      <w:r>
-        <w:rPr>
-          <w:rStyle w:val="DecValTok"/>
-        </w:rPr>
-        <w:t>2</w:t>
-      </w:r>
-      <w:r>
-        <w:rPr>
-          <w:rStyle w:val="NormalTok"/>
-        </w:rPr>
-        <w:t>),</w:t>
-      </w:r>
-      <w:r>
-        <w:br/>
-      </w:r>
-      <w:r>
-        <w:rPr>
-          <w:rStyle w:val="NormalTok"/>
-        </w:rPr>
-        <w:t xml:space="preserve">    </w:t>
-      </w:r>
-      <w:r>
-        <w:rPr>
-          <w:rStyle w:val="FunctionTok"/>
-        </w:rPr>
-        <w:t>aes</w:t>
-      </w:r>
-      <w:r>
-        <w:rPr>
-          <w:rStyle w:val="NormalTok"/>
-        </w:rPr>
-        <w:t>(</w:t>
-      </w:r>
-      <w:r>
-        <w:rPr>
-          <w:rStyle w:val="AttributeTok"/>
-        </w:rPr>
-        <w:t>label =</w:t>
-      </w:r>
-      <w:r>
-        <w:rPr>
-          <w:rStyle w:val="NormalTok"/>
-        </w:rPr>
-        <w:t xml:space="preserve"> </w:t>
-      </w:r>
-      <w:r>
-        <w:rPr>
-          <w:rStyle w:val="FunctionTok"/>
-        </w:rPr>
-        <w:t>paste0</w:t>
-      </w:r>
-      <w:r>
-        <w:rPr>
-          <w:rStyle w:val="NormalTok"/>
-        </w:rPr>
-        <w:t>(</w:t>
-      </w:r>
-      <w:r>
-        <w:rPr>
-          <w:rStyle w:val="FunctionTok"/>
-        </w:rPr>
-        <w:t>round</w:t>
-      </w:r>
-      <w:r>
-        <w:rPr>
-          <w:rStyle w:val="NormalTok"/>
-        </w:rPr>
-        <w:t xml:space="preserve">(Percentage, </w:t>
-      </w:r>
-      <w:r>
-        <w:rPr>
-          <w:rStyle w:val="DecValTok"/>
-        </w:rPr>
-        <w:t>0</w:t>
-      </w:r>
-      <w:r>
-        <w:rPr>
-          <w:rStyle w:val="NormalTok"/>
-        </w:rPr>
-        <w:t xml:space="preserve">), </w:t>
-      </w:r>
-      <w:r>
-        <w:rPr>
-          <w:rStyle w:val="StringTok"/>
-        </w:rPr>
-        <w:t>"%"</w:t>
-      </w:r>
-      <w:r>
-        <w:rPr>
-          <w:rStyle w:val="NormalTok"/>
-        </w:rPr>
-        <w:t>)),</w:t>
-      </w:r>
-      <w:r>
-        <w:br/>
-      </w:r>
-      <w:r>
-        <w:rPr>
-          <w:rStyle w:val="NormalTok"/>
-        </w:rPr>
-        <w:t xml:space="preserve">    </w:t>
-      </w:r>
-      <w:r>
-        <w:rPr>
-          <w:rStyle w:val="AttributeTok"/>
-        </w:rPr>
-        <w:t>position =</w:t>
-      </w:r>
-      <w:r>
-        <w:rPr>
-          <w:rStyle w:val="NormalTok"/>
-        </w:rPr>
-        <w:t xml:space="preserve"> </w:t>
-      </w:r>
-      <w:r>
-        <w:rPr>
-          <w:rStyle w:val="FunctionTok"/>
-        </w:rPr>
-        <w:t>position_stack</w:t>
-      </w:r>
-      <w:r>
-        <w:rPr>
-          <w:rStyle w:val="NormalTok"/>
-        </w:rPr>
-        <w:t>(</w:t>
-      </w:r>
-      <w:r>
-        <w:rPr>
-          <w:rStyle w:val="AttributeTok"/>
-        </w:rPr>
-        <w:t>vjust =</w:t>
-      </w:r>
-      <w:r>
-        <w:rPr>
-          <w:rStyle w:val="FloatTok"/>
-        </w:rPr>
-        <w:t>0.5</w:t>
-      </w:r>
-      <w:r>
-        <w:rPr>
-          <w:rStyle w:val="NormalTok"/>
-        </w:rPr>
-        <w:t>),</w:t>
-      </w:r>
-      <w:r>
-        <w:br/>
-      </w:r>
-      <w:r>
-        <w:rPr>
-          <w:rStyle w:val="NormalTok"/>
-        </w:rPr>
-        <w:t xml:space="preserve">    </w:t>
-      </w:r>
-      <w:r>
-        <w:rPr>
-          <w:rStyle w:val="AttributeTok"/>
-        </w:rPr>
-        <w:t>color =</w:t>
-      </w:r>
-      <w:r>
-        <w:rPr>
-          <w:rStyle w:val="NormalTok"/>
-        </w:rPr>
-        <w:t xml:space="preserve"> </w:t>
-      </w:r>
-      <w:r>
-        <w:rPr>
-          <w:rStyle w:val="StringTok"/>
-        </w:rPr>
-        <w:t>"black"</w:t>
-      </w:r>
-      <w:r>
-        <w:rPr>
-          <w:rStyle w:val="NormalTok"/>
-        </w:rPr>
-        <w:t>,</w:t>
-      </w:r>
-      <w:r>
-        <w:br/>
-      </w:r>
-      <w:r>
-        <w:rPr>
-          <w:rStyle w:val="NormalTok"/>
-        </w:rPr>
-        <w:t xml:space="preserve">    </w:t>
-      </w:r>
-      <w:r>
-        <w:rPr>
-          <w:rStyle w:val="AttributeTok"/>
-        </w:rPr>
-        <w:t>size =</w:t>
-      </w:r>
-      <w:r>
-        <w:rPr>
-          <w:rStyle w:val="NormalTok"/>
-        </w:rPr>
-        <w:t xml:space="preserve"> </w:t>
-      </w:r>
-      <w:r>
-        <w:rPr>
-          <w:rStyle w:val="FloatTok"/>
-        </w:rPr>
-        <w:t>2.5</w:t>
-      </w:r>
-      <w:r>
-        <w:br/>
-      </w:r>
-      <w:r>
-        <w:rPr>
-          <w:rStyle w:val="NormalTok"/>
-        </w:rPr>
-        <w:t xml:space="preserve">  )</w:t>
-      </w:r>
-      <w:r>
-        <w:rPr>
-          <w:rStyle w:val="SpecialCharTok"/>
-        </w:rPr>
-        <w:t>+</w:t>
-      </w:r>
-      <w:r>
-        <w:br/>
-      </w:r>
-      <w:r>
-        <w:rPr>
-          <w:rStyle w:val="NormalTok"/>
-        </w:rPr>
-        <w:t xml:space="preserve">  </w:t>
-      </w:r>
-      <w:r>
-        <w:rPr>
-          <w:rStyle w:val="FunctionTok"/>
-        </w:rPr>
-        <w:t>labs</w:t>
-      </w:r>
-      <w:r>
-        <w:rPr>
-          <w:rStyle w:val="NormalTok"/>
-        </w:rPr>
-        <w:t>(</w:t>
-      </w:r>
-      <w:r>
-        <w:rPr>
-          <w:rStyle w:val="AttributeTok"/>
-        </w:rPr>
-        <w:t>y =</w:t>
-      </w:r>
-      <w:r>
-        <w:rPr>
-          <w:rStyle w:val="NormalTok"/>
-        </w:rPr>
-        <w:t xml:space="preserve"> </w:t>
-      </w:r>
-      <w:r>
-        <w:rPr>
-          <w:rStyle w:val="StringTok"/>
-        </w:rPr>
-        <w:t>"# Publications"</w:t>
-      </w:r>
-      <w:r>
-        <w:rPr>
-          <w:rStyle w:val="NormalTok"/>
-        </w:rPr>
-        <w:t xml:space="preserve">, </w:t>
-      </w:r>
-      <w:r>
-        <w:rPr>
-          <w:rStyle w:val="AttributeTok"/>
-        </w:rPr>
-        <w:t>x =</w:t>
-      </w:r>
-      <w:r>
-        <w:rPr>
-          <w:rStyle w:val="NormalTok"/>
-        </w:rPr>
-        <w:t xml:space="preserve"> var) </w:t>
-      </w:r>
-      <w:r>
-        <w:rPr>
-          <w:rStyle w:val="SpecialCharTok"/>
-        </w:rPr>
-        <w:t>+</w:t>
-      </w:r>
-      <w:r>
-        <w:br/>
-      </w:r>
-      <w:r>
-        <w:rPr>
-          <w:rStyle w:val="NormalTok"/>
-        </w:rPr>
         <w:t xml:space="preserve">  </w:t>
       </w:r>
       <w:r>
@@ -16280,7 +16268,7 @@
           <w:noProof/>
         </w:rPr>
         <w:drawing>
-          <wp:inline distT="0" distB="0" distL="0" distR="0" wp14:anchorId="08050462" wp14:editId="4385E9F6">
+          <wp:inline distT="0" distB="0" distL="0" distR="0" wp14:anchorId="09BDB177" wp14:editId="4D4DE8AA">
             <wp:extent cx="4620126" cy="3696101"/>
             <wp:effectExtent l="0" t="0" r="0" b="0"/>
             <wp:docPr id="30" name="Picture"/>
@@ -16432,256 +16420,256 @@
         <w:rPr>
           <w:rStyle w:val="NormalTok"/>
         </w:rPr>
+        <w:t xml:space="preserve">         </w:t>
+      </w:r>
+      <w:r>
+        <w:rPr>
+          <w:rStyle w:val="AttributeTok"/>
+        </w:rPr>
+        <w:t>plot=</w:t>
+      </w:r>
+      <w:r>
+        <w:rPr>
+          <w:rStyle w:val="NormalTok"/>
+        </w:rPr>
+        <w:t>barchart_counts[[x]],</w:t>
+      </w:r>
+      <w:r>
+        <w:br/>
+      </w:r>
+      <w:r>
+        <w:rPr>
+          <w:rStyle w:val="NormalTok"/>
+        </w:rPr>
+        <w:t xml:space="preserve">         </w:t>
+      </w:r>
+      <w:r>
+        <w:rPr>
+          <w:rStyle w:val="AttributeTok"/>
+        </w:rPr>
+        <w:t>units =</w:t>
+      </w:r>
+      <w:r>
+        <w:rPr>
+          <w:rStyle w:val="NormalTok"/>
+        </w:rPr>
+        <w:t xml:space="preserve"> </w:t>
+      </w:r>
+      <w:r>
+        <w:rPr>
+          <w:rStyle w:val="StringTok"/>
+        </w:rPr>
+        <w:t>"in"</w:t>
+      </w:r>
+      <w:r>
+        <w:rPr>
+          <w:rStyle w:val="NormalTok"/>
+        </w:rPr>
+        <w:t xml:space="preserve">, </w:t>
+      </w:r>
+      <w:r>
+        <w:rPr>
+          <w:rStyle w:val="AttributeTok"/>
+        </w:rPr>
+        <w:t>width=</w:t>
+      </w:r>
+      <w:r>
+        <w:rPr>
+          <w:rStyle w:val="DecValTok"/>
+        </w:rPr>
+        <w:t>12</w:t>
+      </w:r>
+      <w:r>
+        <w:rPr>
+          <w:rStyle w:val="NormalTok"/>
+        </w:rPr>
+        <w:t xml:space="preserve">, </w:t>
+      </w:r>
+      <w:r>
+        <w:rPr>
+          <w:rStyle w:val="AttributeTok"/>
+        </w:rPr>
+        <w:t>height=</w:t>
+      </w:r>
+      <w:r>
+        <w:rPr>
+          <w:rStyle w:val="DecValTok"/>
+        </w:rPr>
+        <w:t>4</w:t>
+      </w:r>
+      <w:r>
+        <w:rPr>
+          <w:rStyle w:val="NormalTok"/>
+        </w:rPr>
+        <w:t xml:space="preserve">, </w:t>
+      </w:r>
+      <w:r>
+        <w:rPr>
+          <w:rStyle w:val="AttributeTok"/>
+        </w:rPr>
+        <w:t>dpi=</w:t>
+      </w:r>
+      <w:r>
+        <w:rPr>
+          <w:rStyle w:val="DecValTok"/>
+        </w:rPr>
+        <w:t>300</w:t>
+      </w:r>
+      <w:r>
+        <w:rPr>
+          <w:rStyle w:val="NormalTok"/>
+        </w:rPr>
+        <w:t xml:space="preserve">, </w:t>
+      </w:r>
+      <w:r>
+        <w:rPr>
+          <w:rStyle w:val="AttributeTok"/>
+        </w:rPr>
+        <w:t>compression =</w:t>
+      </w:r>
+      <w:r>
+        <w:rPr>
+          <w:rStyle w:val="NormalTok"/>
+        </w:rPr>
+        <w:t xml:space="preserve"> </w:t>
+      </w:r>
+      <w:r>
+        <w:rPr>
+          <w:rStyle w:val="StringTok"/>
+        </w:rPr>
+        <w:t>'lzw'</w:t>
+      </w:r>
+      <w:r>
+        <w:rPr>
+          <w:rStyle w:val="NormalTok"/>
+        </w:rPr>
+        <w:t>,</w:t>
+      </w:r>
+      <w:r>
+        <w:br/>
+      </w:r>
+      <w:r>
+        <w:rPr>
+          <w:rStyle w:val="NormalTok"/>
+        </w:rPr>
+        <w:t xml:space="preserve">         </w:t>
+      </w:r>
+      <w:r>
+        <w:rPr>
+          <w:rStyle w:val="AttributeTok"/>
+        </w:rPr>
+        <w:t>path =</w:t>
+      </w:r>
+      <w:r>
+        <w:rPr>
+          <w:rStyle w:val="NormalTok"/>
+        </w:rPr>
+        <w:t xml:space="preserve"> </w:t>
+      </w:r>
+      <w:r>
+        <w:rPr>
+          <w:rStyle w:val="FunctionTok"/>
+        </w:rPr>
+        <w:t>here</w:t>
+      </w:r>
+      <w:r>
+        <w:rPr>
+          <w:rStyle w:val="NormalTok"/>
+        </w:rPr>
+        <w:t>(</w:t>
+      </w:r>
+      <w:r>
+        <w:rPr>
+          <w:rStyle w:val="StringTok"/>
+        </w:rPr>
+        <w:t>"Extracted_data_analysis"</w:t>
+      </w:r>
+      <w:r>
+        <w:rPr>
+          <w:rStyle w:val="NormalTok"/>
+        </w:rPr>
+        <w:t xml:space="preserve">,                        </w:t>
+      </w:r>
+      <w:r>
+        <w:rPr>
+          <w:rStyle w:val="StringTok"/>
+        </w:rPr>
+        <w:t>"tropical"</w:t>
+      </w:r>
+      <w:r>
+        <w:rPr>
+          <w:rStyle w:val="NormalTok"/>
+        </w:rPr>
+        <w:t xml:space="preserve">,                        </w:t>
+      </w:r>
+      <w:r>
+        <w:rPr>
+          <w:rStyle w:val="StringTok"/>
+        </w:rPr>
+        <w:t>"Output-Visualization"</w:t>
+      </w:r>
+      <w:r>
+        <w:rPr>
+          <w:rStyle w:val="NormalTok"/>
+        </w:rPr>
+        <w:t>,</w:t>
+      </w:r>
+      <w:r>
+        <w:rPr>
+          <w:rStyle w:val="StringTok"/>
+        </w:rPr>
+        <w:t>"Barcharts_split"</w:t>
+      </w:r>
+      <w:r>
+        <w:rPr>
+          <w:rStyle w:val="NormalTok"/>
+        </w:rPr>
+        <w:t>),</w:t>
+      </w:r>
+      <w:r>
+        <w:br/>
+      </w:r>
+      <w:r>
+        <w:rPr>
+          <w:rStyle w:val="NormalTok"/>
+        </w:rPr>
+        <w:t xml:space="preserve">         </w:t>
+      </w:r>
+      <w:r>
+        <w:rPr>
+          <w:rStyle w:val="AttributeTok"/>
+        </w:rPr>
+        <w:t>create.dir =</w:t>
+      </w:r>
+      <w:r>
+        <w:rPr>
+          <w:rStyle w:val="NormalTok"/>
+        </w:rPr>
+        <w:t xml:space="preserve"> T</w:t>
+      </w:r>
+      <w:r>
+        <w:br/>
+      </w:r>
+      <w:r>
+        <w:rPr>
+          <w:rStyle w:val="NormalTok"/>
+        </w:rPr>
+        <w:t xml:space="preserve">         )</w:t>
+      </w:r>
+      <w:r>
+        <w:br/>
+      </w:r>
+      <w:r>
+        <w:rPr>
+          <w:rStyle w:val="NormalTok"/>
+        </w:rPr>
+        <w:t xml:space="preserve">  })</w:t>
+      </w:r>
+      <w:r>
+        <w:br/>
+      </w:r>
+      <w:r>
         <w:lastRenderedPageBreak/>
-        <w:t xml:space="preserve">         </w:t>
-      </w:r>
-      <w:r>
-        <w:rPr>
-          <w:rStyle w:val="AttributeTok"/>
-        </w:rPr>
-        <w:t>plot=</w:t>
-      </w:r>
-      <w:r>
-        <w:rPr>
-          <w:rStyle w:val="NormalTok"/>
-        </w:rPr>
-        <w:t>barchart_counts[[x]],</w:t>
-      </w:r>
-      <w:r>
-        <w:br/>
-      </w:r>
-      <w:r>
-        <w:rPr>
-          <w:rStyle w:val="NormalTok"/>
-        </w:rPr>
-        <w:t xml:space="preserve">         </w:t>
-      </w:r>
-      <w:r>
-        <w:rPr>
-          <w:rStyle w:val="AttributeTok"/>
-        </w:rPr>
-        <w:t>units =</w:t>
-      </w:r>
-      <w:r>
-        <w:rPr>
-          <w:rStyle w:val="NormalTok"/>
-        </w:rPr>
-        <w:t xml:space="preserve"> </w:t>
-      </w:r>
-      <w:r>
-        <w:rPr>
-          <w:rStyle w:val="StringTok"/>
-        </w:rPr>
-        <w:t>"in"</w:t>
-      </w:r>
-      <w:r>
-        <w:rPr>
-          <w:rStyle w:val="NormalTok"/>
-        </w:rPr>
-        <w:t xml:space="preserve">, </w:t>
-      </w:r>
-      <w:r>
-        <w:rPr>
-          <w:rStyle w:val="AttributeTok"/>
-        </w:rPr>
-        <w:t>width=</w:t>
-      </w:r>
-      <w:r>
-        <w:rPr>
-          <w:rStyle w:val="DecValTok"/>
-        </w:rPr>
-        <w:t>12</w:t>
-      </w:r>
-      <w:r>
-        <w:rPr>
-          <w:rStyle w:val="NormalTok"/>
-        </w:rPr>
-        <w:t xml:space="preserve">, </w:t>
-      </w:r>
-      <w:r>
-        <w:rPr>
-          <w:rStyle w:val="AttributeTok"/>
-        </w:rPr>
-        <w:t>height=</w:t>
-      </w:r>
-      <w:r>
-        <w:rPr>
-          <w:rStyle w:val="DecValTok"/>
-        </w:rPr>
-        <w:t>4</w:t>
-      </w:r>
-      <w:r>
-        <w:rPr>
-          <w:rStyle w:val="NormalTok"/>
-        </w:rPr>
-        <w:t xml:space="preserve">, </w:t>
-      </w:r>
-      <w:r>
-        <w:rPr>
-          <w:rStyle w:val="AttributeTok"/>
-        </w:rPr>
-        <w:t>dpi=</w:t>
-      </w:r>
-      <w:r>
-        <w:rPr>
-          <w:rStyle w:val="DecValTok"/>
-        </w:rPr>
-        <w:t>300</w:t>
-      </w:r>
-      <w:r>
-        <w:rPr>
-          <w:rStyle w:val="NormalTok"/>
-        </w:rPr>
-        <w:t xml:space="preserve">, </w:t>
-      </w:r>
-      <w:r>
-        <w:rPr>
-          <w:rStyle w:val="AttributeTok"/>
-        </w:rPr>
-        <w:t>compression =</w:t>
-      </w:r>
-      <w:r>
-        <w:rPr>
-          <w:rStyle w:val="NormalTok"/>
-        </w:rPr>
-        <w:t xml:space="preserve"> </w:t>
-      </w:r>
-      <w:r>
-        <w:rPr>
-          <w:rStyle w:val="StringTok"/>
-        </w:rPr>
-        <w:t>'lzw'</w:t>
-      </w:r>
-      <w:r>
-        <w:rPr>
-          <w:rStyle w:val="NormalTok"/>
-        </w:rPr>
-        <w:t>,</w:t>
-      </w:r>
-      <w:r>
-        <w:br/>
-      </w:r>
-      <w:r>
-        <w:rPr>
-          <w:rStyle w:val="NormalTok"/>
-        </w:rPr>
-        <w:t xml:space="preserve">         </w:t>
-      </w:r>
-      <w:r>
-        <w:rPr>
-          <w:rStyle w:val="AttributeTok"/>
-        </w:rPr>
-        <w:t>path =</w:t>
-      </w:r>
-      <w:r>
-        <w:rPr>
-          <w:rStyle w:val="NormalTok"/>
-        </w:rPr>
-        <w:t xml:space="preserve"> </w:t>
-      </w:r>
-      <w:r>
-        <w:rPr>
-          <w:rStyle w:val="FunctionTok"/>
-        </w:rPr>
-        <w:t>here</w:t>
-      </w:r>
-      <w:r>
-        <w:rPr>
-          <w:rStyle w:val="NormalTok"/>
-        </w:rPr>
-        <w:t>(</w:t>
-      </w:r>
-      <w:r>
-        <w:rPr>
-          <w:rStyle w:val="StringTok"/>
-        </w:rPr>
-        <w:t>"Extracted_data_analysis"</w:t>
-      </w:r>
-      <w:r>
-        <w:rPr>
-          <w:rStyle w:val="NormalTok"/>
-        </w:rPr>
-        <w:t xml:space="preserve">,                        </w:t>
-      </w:r>
-      <w:r>
-        <w:rPr>
-          <w:rStyle w:val="StringTok"/>
-        </w:rPr>
-        <w:t>"tropical"</w:t>
-      </w:r>
-      <w:r>
-        <w:rPr>
-          <w:rStyle w:val="NormalTok"/>
-        </w:rPr>
-        <w:t xml:space="preserve">,                        </w:t>
-      </w:r>
-      <w:r>
-        <w:rPr>
-          <w:rStyle w:val="StringTok"/>
-        </w:rPr>
-        <w:t>"Output-Visualization"</w:t>
-      </w:r>
-      <w:r>
-        <w:rPr>
-          <w:rStyle w:val="NormalTok"/>
-        </w:rPr>
-        <w:t>,</w:t>
-      </w:r>
-      <w:r>
-        <w:rPr>
-          <w:rStyle w:val="StringTok"/>
-        </w:rPr>
-        <w:t>"Barcharts_split"</w:t>
-      </w:r>
-      <w:r>
-        <w:rPr>
-          <w:rStyle w:val="NormalTok"/>
-        </w:rPr>
-        <w:t>),</w:t>
-      </w:r>
-      <w:r>
-        <w:br/>
-      </w:r>
-      <w:r>
-        <w:rPr>
-          <w:rStyle w:val="NormalTok"/>
-        </w:rPr>
-        <w:t xml:space="preserve">         </w:t>
-      </w:r>
-      <w:r>
-        <w:rPr>
-          <w:rStyle w:val="AttributeTok"/>
-        </w:rPr>
-        <w:t>create.dir =</w:t>
-      </w:r>
-      <w:r>
-        <w:rPr>
-          <w:rStyle w:val="NormalTok"/>
-        </w:rPr>
-        <w:t xml:space="preserve"> T</w:t>
-      </w:r>
-      <w:r>
-        <w:br/>
-      </w:r>
-      <w:r>
-        <w:rPr>
-          <w:rStyle w:val="NormalTok"/>
-        </w:rPr>
-        <w:t xml:space="preserve">         )</w:t>
-      </w:r>
-      <w:r>
-        <w:br/>
-      </w:r>
-      <w:r>
-        <w:rPr>
-          <w:rStyle w:val="NormalTok"/>
-        </w:rPr>
-        <w:t xml:space="preserve">  })</w:t>
-      </w:r>
-      <w:r>
-        <w:br/>
-      </w:r>
-      <w:r>
         <w:br/>
       </w:r>
       <w:r>
@@ -17017,7 +17005,7 @@
         <w:pStyle w:val="Heading1"/>
       </w:pPr>
       <w:bookmarkStart w:id="30" w:name="X94a67b8fc74cc5c021fe2f7f77c3bdbfdc78ab9"/>
-      <w:bookmarkStart w:id="31" w:name="_Toc230858192"/>
+      <w:bookmarkStart w:id="31" w:name="_Toc232696791"/>
       <w:bookmarkEnd w:id="28"/>
       <w:r>
         <w:t>COUNT METHODS (PURELY TAXONOMIC STUDIES EXCLUDED)</w:t>
@@ -17474,124 +17462,124 @@
         <w:rPr>
           <w:rStyle w:val="NormalTok"/>
         </w:rPr>
+        <w:t xml:space="preserve">split_tot_methods </w:t>
+      </w:r>
+      <w:r>
+        <w:rPr>
+          <w:rStyle w:val="OtherTok"/>
+        </w:rPr>
+        <w:t>&lt;-</w:t>
+      </w:r>
+      <w:r>
+        <w:rPr>
+          <w:rStyle w:val="NormalTok"/>
+        </w:rPr>
+        <w:t xml:space="preserve"> </w:t>
+      </w:r>
+      <w:r>
+        <w:rPr>
+          <w:rStyle w:val="FunctionTok"/>
+        </w:rPr>
+        <w:t>list</w:t>
+      </w:r>
+      <w:r>
+        <w:rPr>
+          <w:rStyle w:val="NormalTok"/>
+        </w:rPr>
+        <w:t>()</w:t>
+      </w:r>
+      <w:r>
+        <w:br/>
+      </w:r>
+      <w:r>
+        <w:br/>
+      </w:r>
+      <w:r>
+        <w:rPr>
+          <w:rStyle w:val="ControlFlowTok"/>
+        </w:rPr>
+        <w:t>for</w:t>
+      </w:r>
+      <w:r>
+        <w:rPr>
+          <w:rStyle w:val="NormalTok"/>
+        </w:rPr>
+        <w:t xml:space="preserve">(col_name </w:t>
+      </w:r>
+      <w:r>
+        <w:rPr>
+          <w:rStyle w:val="ControlFlowTok"/>
+        </w:rPr>
+        <w:t>in</w:t>
+      </w:r>
+      <w:r>
+        <w:rPr>
+          <w:rStyle w:val="NormalTok"/>
+        </w:rPr>
+        <w:t xml:space="preserve"> </w:t>
+      </w:r>
+      <w:r>
+        <w:rPr>
+          <w:rStyle w:val="FunctionTok"/>
+        </w:rPr>
+        <w:t>colnames</w:t>
+      </w:r>
+      <w:r>
+        <w:rPr>
+          <w:rStyle w:val="NormalTok"/>
+        </w:rPr>
+        <w:t>(split_columns_methods)) {</w:t>
+      </w:r>
+      <w:r>
+        <w:br/>
+      </w:r>
+      <w:r>
+        <w:rPr>
+          <w:rStyle w:val="NormalTok"/>
+        </w:rPr>
+        <w:t xml:space="preserve">  split_results_methods[[col_name]] </w:t>
+      </w:r>
+      <w:r>
+        <w:rPr>
+          <w:rStyle w:val="OtherTok"/>
+        </w:rPr>
+        <w:t>&lt;-</w:t>
+      </w:r>
+      <w:r>
+        <w:rPr>
+          <w:rStyle w:val="NormalTok"/>
+        </w:rPr>
+        <w:t xml:space="preserve"> </w:t>
+      </w:r>
+      <w:r>
+        <w:rPr>
+          <w:rStyle w:val="FunctionTok"/>
+        </w:rPr>
+        <w:t>as.data.frame</w:t>
+      </w:r>
+      <w:r>
+        <w:rPr>
+          <w:rStyle w:val="NormalTok"/>
+        </w:rPr>
+        <w:t>(split_results_methods[[col_name]])</w:t>
+      </w:r>
+      <w:r>
+        <w:br/>
+      </w:r>
+      <w:r>
+        <w:rPr>
+          <w:rStyle w:val="NormalTok"/>
+        </w:rPr>
+        <w:t xml:space="preserve">  </w:t>
+      </w:r>
+      <w:r>
+        <w:br/>
+      </w:r>
+      <w:r>
+        <w:rPr>
+          <w:rStyle w:val="NormalTok"/>
+        </w:rPr>
         <w:lastRenderedPageBreak/>
-        <w:t xml:space="preserve">split_tot_methods </w:t>
-      </w:r>
-      <w:r>
-        <w:rPr>
-          <w:rStyle w:val="OtherTok"/>
-        </w:rPr>
-        <w:t>&lt;-</w:t>
-      </w:r>
-      <w:r>
-        <w:rPr>
-          <w:rStyle w:val="NormalTok"/>
-        </w:rPr>
-        <w:t xml:space="preserve"> </w:t>
-      </w:r>
-      <w:r>
-        <w:rPr>
-          <w:rStyle w:val="FunctionTok"/>
-        </w:rPr>
-        <w:t>list</w:t>
-      </w:r>
-      <w:r>
-        <w:rPr>
-          <w:rStyle w:val="NormalTok"/>
-        </w:rPr>
-        <w:t>()</w:t>
-      </w:r>
-      <w:r>
-        <w:br/>
-      </w:r>
-      <w:r>
-        <w:br/>
-      </w:r>
-      <w:r>
-        <w:rPr>
-          <w:rStyle w:val="ControlFlowTok"/>
-        </w:rPr>
-        <w:t>for</w:t>
-      </w:r>
-      <w:r>
-        <w:rPr>
-          <w:rStyle w:val="NormalTok"/>
-        </w:rPr>
-        <w:t xml:space="preserve">(col_name </w:t>
-      </w:r>
-      <w:r>
-        <w:rPr>
-          <w:rStyle w:val="ControlFlowTok"/>
-        </w:rPr>
-        <w:t>in</w:t>
-      </w:r>
-      <w:r>
-        <w:rPr>
-          <w:rStyle w:val="NormalTok"/>
-        </w:rPr>
-        <w:t xml:space="preserve"> </w:t>
-      </w:r>
-      <w:r>
-        <w:rPr>
-          <w:rStyle w:val="FunctionTok"/>
-        </w:rPr>
-        <w:t>colnames</w:t>
-      </w:r>
-      <w:r>
-        <w:rPr>
-          <w:rStyle w:val="NormalTok"/>
-        </w:rPr>
-        <w:t>(split_columns_methods)) {</w:t>
-      </w:r>
-      <w:r>
-        <w:br/>
-      </w:r>
-      <w:r>
-        <w:rPr>
-          <w:rStyle w:val="NormalTok"/>
-        </w:rPr>
-        <w:t xml:space="preserve">  split_results_methods[[col_name]] </w:t>
-      </w:r>
-      <w:r>
-        <w:rPr>
-          <w:rStyle w:val="OtherTok"/>
-        </w:rPr>
-        <w:t>&lt;-</w:t>
-      </w:r>
-      <w:r>
-        <w:rPr>
-          <w:rStyle w:val="NormalTok"/>
-        </w:rPr>
-        <w:t xml:space="preserve"> </w:t>
-      </w:r>
-      <w:r>
-        <w:rPr>
-          <w:rStyle w:val="FunctionTok"/>
-        </w:rPr>
-        <w:t>as.data.frame</w:t>
-      </w:r>
-      <w:r>
-        <w:rPr>
-          <w:rStyle w:val="NormalTok"/>
-        </w:rPr>
-        <w:t>(split_results_methods[[col_name]])</w:t>
-      </w:r>
-      <w:r>
-        <w:br/>
-      </w:r>
-      <w:r>
-        <w:rPr>
-          <w:rStyle w:val="NormalTok"/>
-        </w:rPr>
-        <w:t xml:space="preserve">  </w:t>
-      </w:r>
-      <w:r>
-        <w:br/>
-      </w:r>
-      <w:r>
-        <w:rPr>
-          <w:rStyle w:val="NormalTok"/>
-        </w:rPr>
         <w:t xml:space="preserve">  split_results_methods[[col_name]] </w:t>
       </w:r>
       <w:r>
@@ -18554,337 +18542,337 @@
         <w:rPr>
           <w:rStyle w:val="NormalTok"/>
         </w:rPr>
+        <w:t xml:space="preserve">  </w:t>
+      </w:r>
+      <w:r>
+        <w:rPr>
+          <w:rStyle w:val="FunctionTok"/>
+        </w:rPr>
+        <w:t>geom_bar</w:t>
+      </w:r>
+      <w:r>
+        <w:rPr>
+          <w:rStyle w:val="NormalTok"/>
+        </w:rPr>
+        <w:t>(</w:t>
+      </w:r>
+      <w:r>
+        <w:rPr>
+          <w:rStyle w:val="AttributeTok"/>
+        </w:rPr>
+        <w:t>stat =</w:t>
+      </w:r>
+      <w:r>
+        <w:rPr>
+          <w:rStyle w:val="NormalTok"/>
+        </w:rPr>
+        <w:t xml:space="preserve"> </w:t>
+      </w:r>
+      <w:r>
+        <w:rPr>
+          <w:rStyle w:val="StringTok"/>
+        </w:rPr>
+        <w:t>"identity"</w:t>
+      </w:r>
+      <w:r>
+        <w:rPr>
+          <w:rStyle w:val="NormalTok"/>
+        </w:rPr>
+        <w:t xml:space="preserve">, </w:t>
+      </w:r>
+      <w:r>
+        <w:rPr>
+          <w:rStyle w:val="AttributeTok"/>
+        </w:rPr>
+        <w:t>fill =</w:t>
+      </w:r>
+      <w:r>
+        <w:rPr>
+          <w:rStyle w:val="NormalTok"/>
+        </w:rPr>
+        <w:t xml:space="preserve"> </w:t>
+      </w:r>
+      <w:r>
+        <w:rPr>
+          <w:rStyle w:val="StringTok"/>
+        </w:rPr>
+        <w:t>"#0097A7"</w:t>
+      </w:r>
+      <w:r>
+        <w:rPr>
+          <w:rStyle w:val="NormalTok"/>
+        </w:rPr>
+        <w:t xml:space="preserve">) </w:t>
+      </w:r>
+      <w:r>
+        <w:rPr>
+          <w:rStyle w:val="SpecialCharTok"/>
+        </w:rPr>
+        <w:t>+</w:t>
+      </w:r>
+      <w:r>
+        <w:br/>
+      </w:r>
+      <w:r>
+        <w:rPr>
+          <w:rStyle w:val="NormalTok"/>
+        </w:rPr>
+        <w:t xml:space="preserve">  </w:t>
+      </w:r>
+      <w:r>
+        <w:rPr>
+          <w:rStyle w:val="FunctionTok"/>
+        </w:rPr>
+        <w:t>geom_text</w:t>
+      </w:r>
+      <w:r>
+        <w:rPr>
+          <w:rStyle w:val="NormalTok"/>
+        </w:rPr>
+        <w:t>(</w:t>
+      </w:r>
+      <w:r>
+        <w:br/>
+      </w:r>
+      <w:r>
+        <w:rPr>
+          <w:rStyle w:val="NormalTok"/>
+        </w:rPr>
+        <w:t xml:space="preserve">    </w:t>
+      </w:r>
+      <w:r>
+        <w:rPr>
+          <w:rStyle w:val="AttributeTok"/>
+        </w:rPr>
+        <w:t>data =</w:t>
+      </w:r>
+      <w:r>
+        <w:rPr>
+          <w:rStyle w:val="NormalTok"/>
+        </w:rPr>
+        <w:t xml:space="preserve"> dat </w:t>
+      </w:r>
+      <w:r>
+        <w:rPr>
+          <w:rStyle w:val="SpecialCharTok"/>
+        </w:rPr>
+        <w:t>%&gt;%</w:t>
+      </w:r>
+      <w:r>
+        <w:rPr>
+          <w:rStyle w:val="NormalTok"/>
+        </w:rPr>
+        <w:t xml:space="preserve"> </w:t>
+      </w:r>
+      <w:r>
+        <w:rPr>
+          <w:rStyle w:val="FunctionTok"/>
+        </w:rPr>
+        <w:t>filter</w:t>
+      </w:r>
+      <w:r>
+        <w:rPr>
+          <w:rStyle w:val="NormalTok"/>
+        </w:rPr>
+        <w:t xml:space="preserve">(Percentage </w:t>
+      </w:r>
+      <w:r>
+        <w:rPr>
+          <w:rStyle w:val="SpecialCharTok"/>
+        </w:rPr>
+        <w:t>&gt;=</w:t>
+      </w:r>
+      <w:r>
+        <w:rPr>
+          <w:rStyle w:val="NormalTok"/>
+        </w:rPr>
+        <w:t xml:space="preserve"> </w:t>
+      </w:r>
+      <w:r>
+        <w:rPr>
+          <w:rStyle w:val="DecValTok"/>
+        </w:rPr>
+        <w:t>2</w:t>
+      </w:r>
+      <w:r>
+        <w:rPr>
+          <w:rStyle w:val="NormalTok"/>
+        </w:rPr>
+        <w:t>),</w:t>
+      </w:r>
+      <w:r>
+        <w:br/>
+      </w:r>
+      <w:r>
+        <w:rPr>
+          <w:rStyle w:val="NormalTok"/>
+        </w:rPr>
+        <w:t xml:space="preserve">    </w:t>
+      </w:r>
+      <w:r>
+        <w:rPr>
+          <w:rStyle w:val="FunctionTok"/>
+        </w:rPr>
+        <w:t>aes</w:t>
+      </w:r>
+      <w:r>
+        <w:rPr>
+          <w:rStyle w:val="NormalTok"/>
+        </w:rPr>
+        <w:t>(</w:t>
+      </w:r>
+      <w:r>
+        <w:rPr>
+          <w:rStyle w:val="AttributeTok"/>
+        </w:rPr>
+        <w:t>label =</w:t>
+      </w:r>
+      <w:r>
+        <w:rPr>
+          <w:rStyle w:val="NormalTok"/>
+        </w:rPr>
+        <w:t xml:space="preserve"> </w:t>
+      </w:r>
+      <w:r>
+        <w:rPr>
+          <w:rStyle w:val="FunctionTok"/>
+        </w:rPr>
+        <w:t>paste0</w:t>
+      </w:r>
+      <w:r>
+        <w:rPr>
+          <w:rStyle w:val="NormalTok"/>
+        </w:rPr>
+        <w:t>(</w:t>
+      </w:r>
+      <w:r>
+        <w:rPr>
+          <w:rStyle w:val="FunctionTok"/>
+        </w:rPr>
+        <w:t>round</w:t>
+      </w:r>
+      <w:r>
+        <w:rPr>
+          <w:rStyle w:val="NormalTok"/>
+        </w:rPr>
+        <w:t xml:space="preserve">(Percentage, </w:t>
+      </w:r>
+      <w:r>
+        <w:rPr>
+          <w:rStyle w:val="DecValTok"/>
+        </w:rPr>
+        <w:t>0</w:t>
+      </w:r>
+      <w:r>
+        <w:rPr>
+          <w:rStyle w:val="NormalTok"/>
+        </w:rPr>
+        <w:t xml:space="preserve">), </w:t>
+      </w:r>
+      <w:r>
+        <w:rPr>
+          <w:rStyle w:val="StringTok"/>
+        </w:rPr>
+        <w:t>"%"</w:t>
+      </w:r>
+      <w:r>
+        <w:rPr>
+          <w:rStyle w:val="NormalTok"/>
+        </w:rPr>
+        <w:t>)),</w:t>
+      </w:r>
+      <w:r>
+        <w:br/>
+      </w:r>
+      <w:r>
+        <w:rPr>
+          <w:rStyle w:val="NormalTok"/>
+        </w:rPr>
+        <w:t xml:space="preserve">    </w:t>
+      </w:r>
+      <w:r>
+        <w:rPr>
+          <w:rStyle w:val="AttributeTok"/>
+        </w:rPr>
+        <w:t>position =</w:t>
+      </w:r>
+      <w:r>
+        <w:rPr>
+          <w:rStyle w:val="NormalTok"/>
+        </w:rPr>
+        <w:t xml:space="preserve"> </w:t>
+      </w:r>
+      <w:r>
+        <w:rPr>
+          <w:rStyle w:val="FunctionTok"/>
+        </w:rPr>
+        <w:t>position_stack</w:t>
+      </w:r>
+      <w:r>
+        <w:rPr>
+          <w:rStyle w:val="NormalTok"/>
+        </w:rPr>
+        <w:t>(</w:t>
+      </w:r>
+      <w:r>
+        <w:rPr>
+          <w:rStyle w:val="AttributeTok"/>
+        </w:rPr>
+        <w:t>vjust =</w:t>
+      </w:r>
+      <w:r>
+        <w:rPr>
+          <w:rStyle w:val="FloatTok"/>
+        </w:rPr>
+        <w:t>0.5</w:t>
+      </w:r>
+      <w:r>
+        <w:rPr>
+          <w:rStyle w:val="NormalTok"/>
+        </w:rPr>
+        <w:t>),</w:t>
+      </w:r>
+      <w:r>
+        <w:br/>
+      </w:r>
+      <w:r>
+        <w:rPr>
+          <w:rStyle w:val="NormalTok"/>
+        </w:rPr>
+        <w:t xml:space="preserve">    </w:t>
+      </w:r>
+      <w:r>
+        <w:rPr>
+          <w:rStyle w:val="AttributeTok"/>
+        </w:rPr>
+        <w:t>color =</w:t>
+      </w:r>
+      <w:r>
+        <w:rPr>
+          <w:rStyle w:val="NormalTok"/>
+        </w:rPr>
+        <w:t xml:space="preserve"> </w:t>
+      </w:r>
+      <w:r>
+        <w:rPr>
+          <w:rStyle w:val="StringTok"/>
+        </w:rPr>
+        <w:t>"black"</w:t>
+      </w:r>
+      <w:r>
+        <w:rPr>
+          <w:rStyle w:val="NormalTok"/>
+        </w:rPr>
+        <w:t>,</w:t>
+      </w:r>
+      <w:r>
+        <w:br/>
+      </w:r>
+      <w:r>
+        <w:rPr>
+          <w:rStyle w:val="NormalTok"/>
+        </w:rPr>
         <w:lastRenderedPageBreak/>
-        <w:t xml:space="preserve">  </w:t>
-      </w:r>
-      <w:r>
-        <w:rPr>
-          <w:rStyle w:val="FunctionTok"/>
-        </w:rPr>
-        <w:t>geom_bar</w:t>
-      </w:r>
-      <w:r>
-        <w:rPr>
-          <w:rStyle w:val="NormalTok"/>
-        </w:rPr>
-        <w:t>(</w:t>
-      </w:r>
-      <w:r>
-        <w:rPr>
-          <w:rStyle w:val="AttributeTok"/>
-        </w:rPr>
-        <w:t>stat =</w:t>
-      </w:r>
-      <w:r>
-        <w:rPr>
-          <w:rStyle w:val="NormalTok"/>
-        </w:rPr>
-        <w:t xml:space="preserve"> </w:t>
-      </w:r>
-      <w:r>
-        <w:rPr>
-          <w:rStyle w:val="StringTok"/>
-        </w:rPr>
-        <w:t>"identity"</w:t>
-      </w:r>
-      <w:r>
-        <w:rPr>
-          <w:rStyle w:val="NormalTok"/>
-        </w:rPr>
-        <w:t xml:space="preserve">, </w:t>
-      </w:r>
-      <w:r>
-        <w:rPr>
-          <w:rStyle w:val="AttributeTok"/>
-        </w:rPr>
-        <w:t>fill =</w:t>
-      </w:r>
-      <w:r>
-        <w:rPr>
-          <w:rStyle w:val="NormalTok"/>
-        </w:rPr>
-        <w:t xml:space="preserve"> </w:t>
-      </w:r>
-      <w:r>
-        <w:rPr>
-          <w:rStyle w:val="StringTok"/>
-        </w:rPr>
-        <w:t>"#0097A7"</w:t>
-      </w:r>
-      <w:r>
-        <w:rPr>
-          <w:rStyle w:val="NormalTok"/>
-        </w:rPr>
-        <w:t xml:space="preserve">) </w:t>
-      </w:r>
-      <w:r>
-        <w:rPr>
-          <w:rStyle w:val="SpecialCharTok"/>
-        </w:rPr>
-        <w:t>+</w:t>
-      </w:r>
-      <w:r>
-        <w:br/>
-      </w:r>
-      <w:r>
-        <w:rPr>
-          <w:rStyle w:val="NormalTok"/>
-        </w:rPr>
-        <w:t xml:space="preserve">  </w:t>
-      </w:r>
-      <w:r>
-        <w:rPr>
-          <w:rStyle w:val="FunctionTok"/>
-        </w:rPr>
-        <w:t>geom_text</w:t>
-      </w:r>
-      <w:r>
-        <w:rPr>
-          <w:rStyle w:val="NormalTok"/>
-        </w:rPr>
-        <w:t>(</w:t>
-      </w:r>
-      <w:r>
-        <w:br/>
-      </w:r>
-      <w:r>
-        <w:rPr>
-          <w:rStyle w:val="NormalTok"/>
-        </w:rPr>
-        <w:t xml:space="preserve">    </w:t>
-      </w:r>
-      <w:r>
-        <w:rPr>
-          <w:rStyle w:val="AttributeTok"/>
-        </w:rPr>
-        <w:t>data =</w:t>
-      </w:r>
-      <w:r>
-        <w:rPr>
-          <w:rStyle w:val="NormalTok"/>
-        </w:rPr>
-        <w:t xml:space="preserve"> dat </w:t>
-      </w:r>
-      <w:r>
-        <w:rPr>
-          <w:rStyle w:val="SpecialCharTok"/>
-        </w:rPr>
-        <w:t>%&gt;%</w:t>
-      </w:r>
-      <w:r>
-        <w:rPr>
-          <w:rStyle w:val="NormalTok"/>
-        </w:rPr>
-        <w:t xml:space="preserve"> </w:t>
-      </w:r>
-      <w:r>
-        <w:rPr>
-          <w:rStyle w:val="FunctionTok"/>
-        </w:rPr>
-        <w:t>filter</w:t>
-      </w:r>
-      <w:r>
-        <w:rPr>
-          <w:rStyle w:val="NormalTok"/>
-        </w:rPr>
-        <w:t xml:space="preserve">(Percentage </w:t>
-      </w:r>
-      <w:r>
-        <w:rPr>
-          <w:rStyle w:val="SpecialCharTok"/>
-        </w:rPr>
-        <w:t>&gt;=</w:t>
-      </w:r>
-      <w:r>
-        <w:rPr>
-          <w:rStyle w:val="NormalTok"/>
-        </w:rPr>
-        <w:t xml:space="preserve"> </w:t>
-      </w:r>
-      <w:r>
-        <w:rPr>
-          <w:rStyle w:val="DecValTok"/>
-        </w:rPr>
-        <w:t>2</w:t>
-      </w:r>
-      <w:r>
-        <w:rPr>
-          <w:rStyle w:val="NormalTok"/>
-        </w:rPr>
-        <w:t>),</w:t>
-      </w:r>
-      <w:r>
-        <w:br/>
-      </w:r>
-      <w:r>
-        <w:rPr>
-          <w:rStyle w:val="NormalTok"/>
-        </w:rPr>
-        <w:t xml:space="preserve">    </w:t>
-      </w:r>
-      <w:r>
-        <w:rPr>
-          <w:rStyle w:val="FunctionTok"/>
-        </w:rPr>
-        <w:t>aes</w:t>
-      </w:r>
-      <w:r>
-        <w:rPr>
-          <w:rStyle w:val="NormalTok"/>
-        </w:rPr>
-        <w:t>(</w:t>
-      </w:r>
-      <w:r>
-        <w:rPr>
-          <w:rStyle w:val="AttributeTok"/>
-        </w:rPr>
-        <w:t>label =</w:t>
-      </w:r>
-      <w:r>
-        <w:rPr>
-          <w:rStyle w:val="NormalTok"/>
-        </w:rPr>
-        <w:t xml:space="preserve"> </w:t>
-      </w:r>
-      <w:r>
-        <w:rPr>
-          <w:rStyle w:val="FunctionTok"/>
-        </w:rPr>
-        <w:t>paste0</w:t>
-      </w:r>
-      <w:r>
-        <w:rPr>
-          <w:rStyle w:val="NormalTok"/>
-        </w:rPr>
-        <w:t>(</w:t>
-      </w:r>
-      <w:r>
-        <w:rPr>
-          <w:rStyle w:val="FunctionTok"/>
-        </w:rPr>
-        <w:t>round</w:t>
-      </w:r>
-      <w:r>
-        <w:rPr>
-          <w:rStyle w:val="NormalTok"/>
-        </w:rPr>
-        <w:t xml:space="preserve">(Percentage, </w:t>
-      </w:r>
-      <w:r>
-        <w:rPr>
-          <w:rStyle w:val="DecValTok"/>
-        </w:rPr>
-        <w:t>0</w:t>
-      </w:r>
-      <w:r>
-        <w:rPr>
-          <w:rStyle w:val="NormalTok"/>
-        </w:rPr>
-        <w:t xml:space="preserve">), </w:t>
-      </w:r>
-      <w:r>
-        <w:rPr>
-          <w:rStyle w:val="StringTok"/>
-        </w:rPr>
-        <w:t>"%"</w:t>
-      </w:r>
-      <w:r>
-        <w:rPr>
-          <w:rStyle w:val="NormalTok"/>
-        </w:rPr>
-        <w:t>)),</w:t>
-      </w:r>
-      <w:r>
-        <w:br/>
-      </w:r>
-      <w:r>
-        <w:rPr>
-          <w:rStyle w:val="NormalTok"/>
-        </w:rPr>
-        <w:t xml:space="preserve">    </w:t>
-      </w:r>
-      <w:r>
-        <w:rPr>
-          <w:rStyle w:val="AttributeTok"/>
-        </w:rPr>
-        <w:t>position =</w:t>
-      </w:r>
-      <w:r>
-        <w:rPr>
-          <w:rStyle w:val="NormalTok"/>
-        </w:rPr>
-        <w:t xml:space="preserve"> </w:t>
-      </w:r>
-      <w:r>
-        <w:rPr>
-          <w:rStyle w:val="FunctionTok"/>
-        </w:rPr>
-        <w:t>position_stack</w:t>
-      </w:r>
-      <w:r>
-        <w:rPr>
-          <w:rStyle w:val="NormalTok"/>
-        </w:rPr>
-        <w:t>(</w:t>
-      </w:r>
-      <w:r>
-        <w:rPr>
-          <w:rStyle w:val="AttributeTok"/>
-        </w:rPr>
-        <w:t>vjust =</w:t>
-      </w:r>
-      <w:r>
-        <w:rPr>
-          <w:rStyle w:val="FloatTok"/>
-        </w:rPr>
-        <w:t>0.5</w:t>
-      </w:r>
-      <w:r>
-        <w:rPr>
-          <w:rStyle w:val="NormalTok"/>
-        </w:rPr>
-        <w:t>),</w:t>
-      </w:r>
-      <w:r>
-        <w:br/>
-      </w:r>
-      <w:r>
-        <w:rPr>
-          <w:rStyle w:val="NormalTok"/>
-        </w:rPr>
-        <w:t xml:space="preserve">    </w:t>
-      </w:r>
-      <w:r>
-        <w:rPr>
-          <w:rStyle w:val="AttributeTok"/>
-        </w:rPr>
-        <w:t>color =</w:t>
-      </w:r>
-      <w:r>
-        <w:rPr>
-          <w:rStyle w:val="NormalTok"/>
-        </w:rPr>
-        <w:t xml:space="preserve"> </w:t>
-      </w:r>
-      <w:r>
-        <w:rPr>
-          <w:rStyle w:val="StringTok"/>
-        </w:rPr>
-        <w:t>"black"</w:t>
-      </w:r>
-      <w:r>
-        <w:rPr>
-          <w:rStyle w:val="NormalTok"/>
-        </w:rPr>
-        <w:t>,</w:t>
-      </w:r>
-      <w:r>
-        <w:br/>
-      </w:r>
-      <w:r>
-        <w:rPr>
-          <w:rStyle w:val="NormalTok"/>
-        </w:rPr>
         <w:t xml:space="preserve">    </w:t>
       </w:r>
       <w:r>
@@ -19308,7 +19296,7 @@
           <w:noProof/>
         </w:rPr>
         <w:drawing>
-          <wp:inline distT="0" distB="0" distL="0" distR="0" wp14:anchorId="036D4B5A" wp14:editId="12F06C07">
+          <wp:inline distT="0" distB="0" distL="0" distR="0" wp14:anchorId="40E391B5" wp14:editId="75599F52">
             <wp:extent cx="4620126" cy="3696101"/>
             <wp:effectExtent l="0" t="0" r="0" b="0"/>
             <wp:docPr id="34" name="Picture"/>
@@ -19355,7 +19343,6 @@
         <w:pStyle w:val="BodyText"/>
       </w:pPr>
       <w:r>
-        <w:lastRenderedPageBreak/>
         <w:t>Export bar charts in a dedicated folder</w:t>
       </w:r>
     </w:p>
@@ -19601,6 +19588,7 @@
         <w:rPr>
           <w:rStyle w:val="NormalTok"/>
         </w:rPr>
+        <w:lastRenderedPageBreak/>
         <w:t xml:space="preserve">         </w:t>
       </w:r>
       <w:r>
@@ -20035,7 +20023,7 @@
         <w:pStyle w:val="Heading1"/>
       </w:pPr>
       <w:bookmarkStart w:id="32" w:name="publications-per-depth"/>
-      <w:bookmarkStart w:id="33" w:name="_Toc230858193"/>
+      <w:bookmarkStart w:id="33" w:name="_Toc232696792"/>
       <w:bookmarkEnd w:id="30"/>
       <w:r>
         <w:t>PUBLICATIONS PER DEPTH</w:t>
@@ -20791,169 +20779,169 @@
         <w:br/>
       </w:r>
       <w:r>
+        <w:br/>
+      </w:r>
+      <w:r>
+        <w:rPr>
+          <w:rStyle w:val="NormalTok"/>
+        </w:rPr>
+        <w:t>pubs_depth</w:t>
+      </w:r>
+      <w:r>
+        <w:rPr>
+          <w:rStyle w:val="SpecialCharTok"/>
+        </w:rPr>
+        <w:t>$</w:t>
+      </w:r>
+      <w:r>
+        <w:rPr>
+          <w:rStyle w:val="NormalTok"/>
+        </w:rPr>
+        <w:t xml:space="preserve">depth_bin </w:t>
+      </w:r>
+      <w:r>
+        <w:rPr>
+          <w:rStyle w:val="OtherTok"/>
+        </w:rPr>
+        <w:t>&lt;-</w:t>
+      </w:r>
+      <w:r>
+        <w:rPr>
+          <w:rStyle w:val="NormalTok"/>
+        </w:rPr>
+        <w:t xml:space="preserve"> </w:t>
+      </w:r>
+      <w:r>
+        <w:rPr>
+          <w:rStyle w:val="FunctionTok"/>
+        </w:rPr>
+        <w:t>reorder</w:t>
+      </w:r>
+      <w:r>
+        <w:rPr>
+          <w:rStyle w:val="NormalTok"/>
+        </w:rPr>
+        <w:t>(pubs_depth</w:t>
+      </w:r>
+      <w:r>
+        <w:rPr>
+          <w:rStyle w:val="SpecialCharTok"/>
+        </w:rPr>
+        <w:t>$</w:t>
+      </w:r>
+      <w:r>
+        <w:rPr>
+          <w:rStyle w:val="NormalTok"/>
+        </w:rPr>
+        <w:t xml:space="preserve">depth_bin, </w:t>
+      </w:r>
+      <w:r>
+        <w:rPr>
+          <w:rStyle w:val="SpecialCharTok"/>
+        </w:rPr>
+        <w:t>-</w:t>
+      </w:r>
+      <w:r>
+        <w:rPr>
+          <w:rStyle w:val="NormalTok"/>
+        </w:rPr>
+        <w:t>pubs_depth</w:t>
+      </w:r>
+      <w:r>
+        <w:rPr>
+          <w:rStyle w:val="SpecialCharTok"/>
+        </w:rPr>
+        <w:t>$</w:t>
+      </w:r>
+      <w:r>
+        <w:rPr>
+          <w:rStyle w:val="NormalTok"/>
+        </w:rPr>
+        <w:t>bin_start)</w:t>
+      </w:r>
+      <w:r>
+        <w:br/>
+      </w:r>
+      <w:r>
+        <w:br/>
+      </w:r>
+      <w:r>
+        <w:br/>
+      </w:r>
+      <w:r>
+        <w:rPr>
+          <w:rStyle w:val="FunctionTok"/>
+        </w:rPr>
+        <w:t>ggplot</w:t>
+      </w:r>
+      <w:r>
+        <w:rPr>
+          <w:rStyle w:val="NormalTok"/>
+        </w:rPr>
+        <w:t xml:space="preserve">(pubs_depth, </w:t>
+      </w:r>
+      <w:r>
+        <w:rPr>
+          <w:rStyle w:val="FunctionTok"/>
+        </w:rPr>
+        <w:t>aes</w:t>
+      </w:r>
+      <w:r>
+        <w:rPr>
+          <w:rStyle w:val="NormalTok"/>
+        </w:rPr>
+        <w:t>(</w:t>
+      </w:r>
+      <w:r>
+        <w:rPr>
+          <w:rStyle w:val="AttributeTok"/>
+        </w:rPr>
+        <w:t>x =</w:t>
+      </w:r>
+      <w:r>
+        <w:rPr>
+          <w:rStyle w:val="NormalTok"/>
+        </w:rPr>
+        <w:t xml:space="preserve"> </w:t>
+      </w:r>
+      <w:r>
+        <w:rPr>
+          <w:rStyle w:val="FunctionTok"/>
+        </w:rPr>
+        <w:t>factor</w:t>
+      </w:r>
+      <w:r>
+        <w:rPr>
+          <w:rStyle w:val="NormalTok"/>
+        </w:rPr>
+        <w:t xml:space="preserve">(depth_bin), </w:t>
+      </w:r>
+      <w:r>
+        <w:rPr>
+          <w:rStyle w:val="AttributeTok"/>
+        </w:rPr>
+        <w:t>y =</w:t>
+      </w:r>
+      <w:r>
+        <w:rPr>
+          <w:rStyle w:val="NormalTok"/>
+        </w:rPr>
+        <w:t xml:space="preserve"> count)) </w:t>
+      </w:r>
+      <w:r>
+        <w:rPr>
+          <w:rStyle w:val="SpecialCharTok"/>
+        </w:rPr>
+        <w:t>+</w:t>
+      </w:r>
+      <w:r>
+        <w:br/>
+      </w:r>
+      <w:r>
+        <w:rPr>
+          <w:rStyle w:val="NormalTok"/>
+        </w:rPr>
         <w:lastRenderedPageBreak/>
-        <w:br/>
-      </w:r>
-      <w:r>
-        <w:rPr>
-          <w:rStyle w:val="NormalTok"/>
-        </w:rPr>
-        <w:t>pubs_depth</w:t>
-      </w:r>
-      <w:r>
-        <w:rPr>
-          <w:rStyle w:val="SpecialCharTok"/>
-        </w:rPr>
-        <w:t>$</w:t>
-      </w:r>
-      <w:r>
-        <w:rPr>
-          <w:rStyle w:val="NormalTok"/>
-        </w:rPr>
-        <w:t xml:space="preserve">depth_bin </w:t>
-      </w:r>
-      <w:r>
-        <w:rPr>
-          <w:rStyle w:val="OtherTok"/>
-        </w:rPr>
-        <w:t>&lt;-</w:t>
-      </w:r>
-      <w:r>
-        <w:rPr>
-          <w:rStyle w:val="NormalTok"/>
-        </w:rPr>
-        <w:t xml:space="preserve"> </w:t>
-      </w:r>
-      <w:r>
-        <w:rPr>
-          <w:rStyle w:val="FunctionTok"/>
-        </w:rPr>
-        <w:t>reorder</w:t>
-      </w:r>
-      <w:r>
-        <w:rPr>
-          <w:rStyle w:val="NormalTok"/>
-        </w:rPr>
-        <w:t>(pubs_depth</w:t>
-      </w:r>
-      <w:r>
-        <w:rPr>
-          <w:rStyle w:val="SpecialCharTok"/>
-        </w:rPr>
-        <w:t>$</w:t>
-      </w:r>
-      <w:r>
-        <w:rPr>
-          <w:rStyle w:val="NormalTok"/>
-        </w:rPr>
-        <w:t xml:space="preserve">depth_bin, </w:t>
-      </w:r>
-      <w:r>
-        <w:rPr>
-          <w:rStyle w:val="SpecialCharTok"/>
-        </w:rPr>
-        <w:t>-</w:t>
-      </w:r>
-      <w:r>
-        <w:rPr>
-          <w:rStyle w:val="NormalTok"/>
-        </w:rPr>
-        <w:t>pubs_depth</w:t>
-      </w:r>
-      <w:r>
-        <w:rPr>
-          <w:rStyle w:val="SpecialCharTok"/>
-        </w:rPr>
-        <w:t>$</w:t>
-      </w:r>
-      <w:r>
-        <w:rPr>
-          <w:rStyle w:val="NormalTok"/>
-        </w:rPr>
-        <w:t>bin_start)</w:t>
-      </w:r>
-      <w:r>
-        <w:br/>
-      </w:r>
-      <w:r>
-        <w:br/>
-      </w:r>
-      <w:r>
-        <w:br/>
-      </w:r>
-      <w:r>
-        <w:rPr>
-          <w:rStyle w:val="FunctionTok"/>
-        </w:rPr>
-        <w:t>ggplot</w:t>
-      </w:r>
-      <w:r>
-        <w:rPr>
-          <w:rStyle w:val="NormalTok"/>
-        </w:rPr>
-        <w:t xml:space="preserve">(pubs_depth, </w:t>
-      </w:r>
-      <w:r>
-        <w:rPr>
-          <w:rStyle w:val="FunctionTok"/>
-        </w:rPr>
-        <w:t>aes</w:t>
-      </w:r>
-      <w:r>
-        <w:rPr>
-          <w:rStyle w:val="NormalTok"/>
-        </w:rPr>
-        <w:t>(</w:t>
-      </w:r>
-      <w:r>
-        <w:rPr>
-          <w:rStyle w:val="AttributeTok"/>
-        </w:rPr>
-        <w:t>x =</w:t>
-      </w:r>
-      <w:r>
-        <w:rPr>
-          <w:rStyle w:val="NormalTok"/>
-        </w:rPr>
-        <w:t xml:space="preserve"> </w:t>
-      </w:r>
-      <w:r>
-        <w:rPr>
-          <w:rStyle w:val="FunctionTok"/>
-        </w:rPr>
-        <w:t>factor</w:t>
-      </w:r>
-      <w:r>
-        <w:rPr>
-          <w:rStyle w:val="NormalTok"/>
-        </w:rPr>
-        <w:t xml:space="preserve">(depth_bin), </w:t>
-      </w:r>
-      <w:r>
-        <w:rPr>
-          <w:rStyle w:val="AttributeTok"/>
-        </w:rPr>
-        <w:t>y =</w:t>
-      </w:r>
-      <w:r>
-        <w:rPr>
-          <w:rStyle w:val="NormalTok"/>
-        </w:rPr>
-        <w:t xml:space="preserve"> count)) </w:t>
-      </w:r>
-      <w:r>
-        <w:rPr>
-          <w:rStyle w:val="SpecialCharTok"/>
-        </w:rPr>
-        <w:t>+</w:t>
-      </w:r>
-      <w:r>
-        <w:br/>
-      </w:r>
-      <w:r>
-        <w:rPr>
-          <w:rStyle w:val="NormalTok"/>
-        </w:rPr>
         <w:t xml:space="preserve">  </w:t>
       </w:r>
       <w:r>
@@ -21200,7 +21188,7 @@
           <w:noProof/>
         </w:rPr>
         <w:drawing>
-          <wp:inline distT="0" distB="0" distL="0" distR="0" wp14:anchorId="2C6D0217" wp14:editId="6CF5F303">
+          <wp:inline distT="0" distB="0" distL="0" distR="0" wp14:anchorId="0A421370" wp14:editId="23F072E6">
             <wp:extent cx="4620126" cy="3696101"/>
             <wp:effectExtent l="0" t="0" r="0" b="0"/>
             <wp:docPr id="38" name="Picture"/>
@@ -21255,7 +21243,7 @@
         <w:pStyle w:val="Heading1"/>
       </w:pPr>
       <w:bookmarkStart w:id="34" w:name="platform-by-depth"/>
-      <w:bookmarkStart w:id="35" w:name="_Toc230858194"/>
+      <w:bookmarkStart w:id="35" w:name="_Toc232696793"/>
       <w:bookmarkEnd w:id="32"/>
       <w:r>
         <w:t>PLATFORM BY DEPTH</w:t>
@@ -21380,7 +21368,6 @@
         <w:rPr>
           <w:rStyle w:val="NormalTok"/>
         </w:rPr>
-        <w:lastRenderedPageBreak/>
         <w:t xml:space="preserve">         max_depth_ccr, min_depth_ccr,</w:t>
       </w:r>
       <w:r>
@@ -21427,6 +21414,7 @@
         <w:rPr>
           <w:rStyle w:val="NormalTok"/>
         </w:rPr>
+        <w:lastRenderedPageBreak/>
         <w:t xml:space="preserve">platform_lvls </w:t>
       </w:r>
       <w:r>
@@ -22519,61 +22507,61 @@
         <w:rPr>
           <w:rStyle w:val="VerbatimChar"/>
         </w:rPr>
+        <w:t>##                  Platform Count</w:t>
+      </w:r>
+      <w:r>
+        <w:br/>
+      </w:r>
+      <w:r>
+        <w:rPr>
+          <w:rStyle w:val="VerbatimChar"/>
+        </w:rPr>
+        <w:t>## acou                 acou    27</w:t>
+      </w:r>
+      <w:r>
+        <w:br/>
+      </w:r>
+      <w:r>
+        <w:rPr>
+          <w:rStyle w:val="VerbatimChar"/>
+        </w:rPr>
+        <w:t>## bruv                 bruv     8</w:t>
+      </w:r>
+      <w:r>
+        <w:br/>
+      </w:r>
+      <w:r>
+        <w:rPr>
+          <w:rStyle w:val="VerbatimChar"/>
+        </w:rPr>
+        <w:t>## tcs                   tcs    16</w:t>
+      </w:r>
+      <w:r>
+        <w:br/>
+      </w:r>
+      <w:r>
+        <w:rPr>
+          <w:rStyle w:val="VerbatimChar"/>
+        </w:rPr>
+        <w:t>## dredge             dredge    15</w:t>
+      </w:r>
+      <w:r>
+        <w:br/>
+      </w:r>
+      <w:r>
+        <w:rPr>
+          <w:rStyle w:val="VerbatimChar"/>
+        </w:rPr>
+        <w:t>## fishery           fishery     6</w:t>
+      </w:r>
+      <w:r>
+        <w:br/>
+      </w:r>
+      <w:r>
+        <w:rPr>
+          <w:rStyle w:val="VerbatimChar"/>
+        </w:rPr>
         <w:lastRenderedPageBreak/>
-        <w:t>##                  Platform Count</w:t>
-      </w:r>
-      <w:r>
-        <w:br/>
-      </w:r>
-      <w:r>
-        <w:rPr>
-          <w:rStyle w:val="VerbatimChar"/>
-        </w:rPr>
-        <w:t>## acou                 acou    27</w:t>
-      </w:r>
-      <w:r>
-        <w:br/>
-      </w:r>
-      <w:r>
-        <w:rPr>
-          <w:rStyle w:val="VerbatimChar"/>
-        </w:rPr>
-        <w:t>## bruv                 bruv     8</w:t>
-      </w:r>
-      <w:r>
-        <w:br/>
-      </w:r>
-      <w:r>
-        <w:rPr>
-          <w:rStyle w:val="VerbatimChar"/>
-        </w:rPr>
-        <w:t>## tcs                   tcs    16</w:t>
-      </w:r>
-      <w:r>
-        <w:br/>
-      </w:r>
-      <w:r>
-        <w:rPr>
-          <w:rStyle w:val="VerbatimChar"/>
-        </w:rPr>
-        <w:t>## dredge             dredge    15</w:t>
-      </w:r>
-      <w:r>
-        <w:br/>
-      </w:r>
-      <w:r>
-        <w:rPr>
-          <w:rStyle w:val="VerbatimChar"/>
-        </w:rPr>
-        <w:t>## fishery           fishery     6</w:t>
-      </w:r>
-      <w:r>
-        <w:br/>
-      </w:r>
-      <w:r>
-        <w:rPr>
-          <w:rStyle w:val="VerbatimChar"/>
-        </w:rPr>
         <w:t>## scuba_direct scuba_direct    75</w:t>
       </w:r>
       <w:r>
@@ -23255,7 +23243,6 @@
         <w:pStyle w:val="FirstParagraph"/>
       </w:pPr>
       <w:r>
-        <w:lastRenderedPageBreak/>
         <w:t>Keep most common visual platforms only</w:t>
       </w:r>
     </w:p>
@@ -23399,6 +23386,7 @@
         <w:rPr>
           <w:rStyle w:val="NormalTok"/>
         </w:rPr>
+        <w:lastRenderedPageBreak/>
         <w:t xml:space="preserve">                            platform_depth</w:t>
       </w:r>
       <w:r>
@@ -24527,7 +24515,6 @@
           <w:rStyle w:val="NormalTok"/>
           <w:lang w:val="pt-PT"/>
         </w:rPr>
-        <w:lastRenderedPageBreak/>
         <w:t xml:space="preserve">  </w:t>
       </w:r>
       <w:r>
@@ -24827,6 +24814,7 @@
         <w:rPr>
           <w:rStyle w:val="NormalTok"/>
         </w:rPr>
+        <w:lastRenderedPageBreak/>
         <w:t xml:space="preserve">         ) </w:t>
       </w:r>
       <w:r>
@@ -25966,223 +25954,223 @@
         <w:rPr>
           <w:rStyle w:val="NormalTok"/>
         </w:rPr>
+        <w:t xml:space="preserve">                 </w:t>
+      </w:r>
+      <w:r>
+        <w:rPr>
+          <w:rStyle w:val="AttributeTok"/>
+        </w:rPr>
+        <w:t>id.vars =</w:t>
+      </w:r>
+      <w:r>
+        <w:rPr>
+          <w:rStyle w:val="NormalTok"/>
+        </w:rPr>
+        <w:t xml:space="preserve"> </w:t>
+      </w:r>
+      <w:r>
+        <w:rPr>
+          <w:rStyle w:val="FunctionTok"/>
+        </w:rPr>
+        <w:t>c</w:t>
+      </w:r>
+      <w:r>
+        <w:rPr>
+          <w:rStyle w:val="NormalTok"/>
+        </w:rPr>
+        <w:t>(</w:t>
+      </w:r>
+      <w:r>
+        <w:rPr>
+          <w:rStyle w:val="StringTok"/>
+        </w:rPr>
+        <w:t>"File"</w:t>
+      </w:r>
+      <w:r>
+        <w:rPr>
+          <w:rStyle w:val="NormalTok"/>
+        </w:rPr>
+        <w:t>),</w:t>
+      </w:r>
+      <w:r>
+        <w:br/>
+      </w:r>
+      <w:r>
+        <w:rPr>
+          <w:rStyle w:val="NormalTok"/>
+        </w:rPr>
+        <w:t xml:space="preserve">                 </w:t>
+      </w:r>
+      <w:r>
+        <w:rPr>
+          <w:rStyle w:val="AttributeTok"/>
+        </w:rPr>
+        <w:t>measure.vars =</w:t>
+      </w:r>
+      <w:r>
+        <w:rPr>
+          <w:rStyle w:val="NormalTok"/>
+        </w:rPr>
+        <w:t xml:space="preserve"> </w:t>
+      </w:r>
+      <w:r>
+        <w:rPr>
+          <w:rStyle w:val="FunctionTok"/>
+        </w:rPr>
+        <w:t>grep</w:t>
+      </w:r>
+      <w:r>
+        <w:rPr>
+          <w:rStyle w:val="NormalTok"/>
+        </w:rPr>
+        <w:t>(</w:t>
+      </w:r>
+      <w:r>
+        <w:rPr>
+          <w:rStyle w:val="StringTok"/>
+        </w:rPr>
+        <w:t>"^min_depth_|^max_depth_"</w:t>
+      </w:r>
+      <w:r>
+        <w:rPr>
+          <w:rStyle w:val="NormalTok"/>
+        </w:rPr>
+        <w:t>,</w:t>
+      </w:r>
+      <w:r>
+        <w:br/>
+      </w:r>
+      <w:r>
+        <w:rPr>
+          <w:rStyle w:val="NormalTok"/>
+        </w:rPr>
+        <w:t xml:space="preserve">                                     </w:t>
+      </w:r>
+      <w:r>
+        <w:rPr>
+          <w:rStyle w:val="FunctionTok"/>
+        </w:rPr>
+        <w:t>names</w:t>
+      </w:r>
+      <w:r>
+        <w:rPr>
+          <w:rStyle w:val="NormalTok"/>
+        </w:rPr>
+        <w:t xml:space="preserve">(platform_max_depth_long), </w:t>
+      </w:r>
+      <w:r>
+        <w:br/>
+      </w:r>
+      <w:r>
+        <w:rPr>
+          <w:rStyle w:val="NormalTok"/>
+        </w:rPr>
+        <w:t xml:space="preserve">                                     </w:t>
+      </w:r>
+      <w:r>
+        <w:rPr>
+          <w:rStyle w:val="AttributeTok"/>
+        </w:rPr>
+        <w:t>value =</w:t>
+      </w:r>
+      <w:r>
+        <w:rPr>
+          <w:rStyle w:val="NormalTok"/>
+        </w:rPr>
+        <w:t xml:space="preserve"> </w:t>
+      </w:r>
+      <w:r>
+        <w:rPr>
+          <w:rStyle w:val="ConstantTok"/>
+        </w:rPr>
+        <w:t>TRUE</w:t>
+      </w:r>
+      <w:r>
+        <w:rPr>
+          <w:rStyle w:val="NormalTok"/>
+        </w:rPr>
+        <w:t>),</w:t>
+      </w:r>
+      <w:r>
+        <w:br/>
+      </w:r>
+      <w:r>
+        <w:rPr>
+          <w:rStyle w:val="NormalTok"/>
+        </w:rPr>
+        <w:t xml:space="preserve">                 </w:t>
+      </w:r>
+      <w:r>
+        <w:rPr>
+          <w:rStyle w:val="AttributeTok"/>
+        </w:rPr>
+        <w:t>variable.name =</w:t>
+      </w:r>
+      <w:r>
+        <w:rPr>
+          <w:rStyle w:val="NormalTok"/>
+        </w:rPr>
+        <w:t xml:space="preserve"> </w:t>
+      </w:r>
+      <w:r>
+        <w:rPr>
+          <w:rStyle w:val="StringTok"/>
+        </w:rPr>
+        <w:t>"Platform"</w:t>
+      </w:r>
+      <w:r>
+        <w:rPr>
+          <w:rStyle w:val="NormalTok"/>
+        </w:rPr>
+        <w:t>,</w:t>
+      </w:r>
+      <w:r>
+        <w:br/>
+      </w:r>
+      <w:r>
+        <w:rPr>
+          <w:rStyle w:val="NormalTok"/>
+        </w:rPr>
+        <w:t xml:space="preserve">                 </w:t>
+      </w:r>
+      <w:r>
+        <w:rPr>
+          <w:rStyle w:val="AttributeTok"/>
+        </w:rPr>
+        <w:t>value.name =</w:t>
+      </w:r>
+      <w:r>
+        <w:rPr>
+          <w:rStyle w:val="NormalTok"/>
+        </w:rPr>
+        <w:t xml:space="preserve"> </w:t>
+      </w:r>
+      <w:r>
+        <w:rPr>
+          <w:rStyle w:val="StringTok"/>
+        </w:rPr>
+        <w:t>"max_depth"</w:t>
+      </w:r>
+      <w:r>
+        <w:br/>
+      </w:r>
+      <w:r>
+        <w:rPr>
+          <w:rStyle w:val="NormalTok"/>
+        </w:rPr>
+        <w:t xml:space="preserve">                 )</w:t>
+      </w:r>
+      <w:r>
+        <w:br/>
+      </w:r>
+      <w:r>
+        <w:br/>
+      </w:r>
+      <w:r>
+        <w:rPr>
+          <w:rStyle w:val="NormalTok"/>
+        </w:rPr>
         <w:lastRenderedPageBreak/>
-        <w:t xml:space="preserve">                 </w:t>
-      </w:r>
-      <w:r>
-        <w:rPr>
-          <w:rStyle w:val="AttributeTok"/>
-        </w:rPr>
-        <w:t>id.vars =</w:t>
-      </w:r>
-      <w:r>
-        <w:rPr>
-          <w:rStyle w:val="NormalTok"/>
-        </w:rPr>
-        <w:t xml:space="preserve"> </w:t>
-      </w:r>
-      <w:r>
-        <w:rPr>
-          <w:rStyle w:val="FunctionTok"/>
-        </w:rPr>
-        <w:t>c</w:t>
-      </w:r>
-      <w:r>
-        <w:rPr>
-          <w:rStyle w:val="NormalTok"/>
-        </w:rPr>
-        <w:t>(</w:t>
-      </w:r>
-      <w:r>
-        <w:rPr>
-          <w:rStyle w:val="StringTok"/>
-        </w:rPr>
-        <w:t>"File"</w:t>
-      </w:r>
-      <w:r>
-        <w:rPr>
-          <w:rStyle w:val="NormalTok"/>
-        </w:rPr>
-        <w:t>),</w:t>
-      </w:r>
-      <w:r>
-        <w:br/>
-      </w:r>
-      <w:r>
-        <w:rPr>
-          <w:rStyle w:val="NormalTok"/>
-        </w:rPr>
-        <w:t xml:space="preserve">                 </w:t>
-      </w:r>
-      <w:r>
-        <w:rPr>
-          <w:rStyle w:val="AttributeTok"/>
-        </w:rPr>
-        <w:t>measure.vars =</w:t>
-      </w:r>
-      <w:r>
-        <w:rPr>
-          <w:rStyle w:val="NormalTok"/>
-        </w:rPr>
-        <w:t xml:space="preserve"> </w:t>
-      </w:r>
-      <w:r>
-        <w:rPr>
-          <w:rStyle w:val="FunctionTok"/>
-        </w:rPr>
-        <w:t>grep</w:t>
-      </w:r>
-      <w:r>
-        <w:rPr>
-          <w:rStyle w:val="NormalTok"/>
-        </w:rPr>
-        <w:t>(</w:t>
-      </w:r>
-      <w:r>
-        <w:rPr>
-          <w:rStyle w:val="StringTok"/>
-        </w:rPr>
-        <w:t>"^min_depth_|^max_depth_"</w:t>
-      </w:r>
-      <w:r>
-        <w:rPr>
-          <w:rStyle w:val="NormalTok"/>
-        </w:rPr>
-        <w:t>,</w:t>
-      </w:r>
-      <w:r>
-        <w:br/>
-      </w:r>
-      <w:r>
-        <w:rPr>
-          <w:rStyle w:val="NormalTok"/>
-        </w:rPr>
-        <w:t xml:space="preserve">                                     </w:t>
-      </w:r>
-      <w:r>
-        <w:rPr>
-          <w:rStyle w:val="FunctionTok"/>
-        </w:rPr>
-        <w:t>names</w:t>
-      </w:r>
-      <w:r>
-        <w:rPr>
-          <w:rStyle w:val="NormalTok"/>
-        </w:rPr>
-        <w:t xml:space="preserve">(platform_max_depth_long), </w:t>
-      </w:r>
-      <w:r>
-        <w:br/>
-      </w:r>
-      <w:r>
-        <w:rPr>
-          <w:rStyle w:val="NormalTok"/>
-        </w:rPr>
-        <w:t xml:space="preserve">                                     </w:t>
-      </w:r>
-      <w:r>
-        <w:rPr>
-          <w:rStyle w:val="AttributeTok"/>
-        </w:rPr>
-        <w:t>value =</w:t>
-      </w:r>
-      <w:r>
-        <w:rPr>
-          <w:rStyle w:val="NormalTok"/>
-        </w:rPr>
-        <w:t xml:space="preserve"> </w:t>
-      </w:r>
-      <w:r>
-        <w:rPr>
-          <w:rStyle w:val="ConstantTok"/>
-        </w:rPr>
-        <w:t>TRUE</w:t>
-      </w:r>
-      <w:r>
-        <w:rPr>
-          <w:rStyle w:val="NormalTok"/>
-        </w:rPr>
-        <w:t>),</w:t>
-      </w:r>
-      <w:r>
-        <w:br/>
-      </w:r>
-      <w:r>
-        <w:rPr>
-          <w:rStyle w:val="NormalTok"/>
-        </w:rPr>
-        <w:t xml:space="preserve">                 </w:t>
-      </w:r>
-      <w:r>
-        <w:rPr>
-          <w:rStyle w:val="AttributeTok"/>
-        </w:rPr>
-        <w:t>variable.name =</w:t>
-      </w:r>
-      <w:r>
-        <w:rPr>
-          <w:rStyle w:val="NormalTok"/>
-        </w:rPr>
-        <w:t xml:space="preserve"> </w:t>
-      </w:r>
-      <w:r>
-        <w:rPr>
-          <w:rStyle w:val="StringTok"/>
-        </w:rPr>
-        <w:t>"Platform"</w:t>
-      </w:r>
-      <w:r>
-        <w:rPr>
-          <w:rStyle w:val="NormalTok"/>
-        </w:rPr>
-        <w:t>,</w:t>
-      </w:r>
-      <w:r>
-        <w:br/>
-      </w:r>
-      <w:r>
-        <w:rPr>
-          <w:rStyle w:val="NormalTok"/>
-        </w:rPr>
-        <w:t xml:space="preserve">                 </w:t>
-      </w:r>
-      <w:r>
-        <w:rPr>
-          <w:rStyle w:val="AttributeTok"/>
-        </w:rPr>
-        <w:t>value.name =</w:t>
-      </w:r>
-      <w:r>
-        <w:rPr>
-          <w:rStyle w:val="NormalTok"/>
-        </w:rPr>
-        <w:t xml:space="preserve"> </w:t>
-      </w:r>
-      <w:r>
-        <w:rPr>
-          <w:rStyle w:val="StringTok"/>
-        </w:rPr>
-        <w:t>"max_depth"</w:t>
-      </w:r>
-      <w:r>
-        <w:br/>
-      </w:r>
-      <w:r>
-        <w:rPr>
-          <w:rStyle w:val="NormalTok"/>
-        </w:rPr>
-        <w:t xml:space="preserve">                 )</w:t>
-      </w:r>
-      <w:r>
-        <w:br/>
-      </w:r>
-      <w:r>
-        <w:br/>
-      </w:r>
-      <w:r>
-        <w:rPr>
-          <w:rStyle w:val="NormalTok"/>
-        </w:rPr>
         <w:t xml:space="preserve">platform_depth_lat_long </w:t>
       </w:r>
       <w:r>
@@ -27421,331 +27409,331 @@
         <w:rPr>
           <w:rStyle w:val="NormalTok"/>
         </w:rPr>
+        <w:t xml:space="preserve">  </w:t>
+      </w:r>
+      <w:r>
+        <w:rPr>
+          <w:rStyle w:val="AttributeTok"/>
+        </w:rPr>
+        <w:t>bin_end   =</w:t>
+      </w:r>
+      <w:r>
+        <w:rPr>
+          <w:rStyle w:val="NormalTok"/>
+        </w:rPr>
+        <w:t xml:space="preserve"> </w:t>
+      </w:r>
+      <w:r>
+        <w:rPr>
+          <w:rStyle w:val="FunctionTok"/>
+        </w:rPr>
+        <w:t>seq</w:t>
+      </w:r>
+      <w:r>
+        <w:rPr>
+          <w:rStyle w:val="NormalTok"/>
+        </w:rPr>
+        <w:t>(</w:t>
+      </w:r>
+      <w:r>
+        <w:rPr>
+          <w:rStyle w:val="SpecialCharTok"/>
+        </w:rPr>
+        <w:t>-</w:t>
+      </w:r>
+      <w:r>
+        <w:rPr>
+          <w:rStyle w:val="DecValTok"/>
+        </w:rPr>
+        <w:t>40</w:t>
+      </w:r>
+      <w:r>
+        <w:rPr>
+          <w:rStyle w:val="NormalTok"/>
+        </w:rPr>
+        <w:t xml:space="preserve">, </w:t>
+      </w:r>
+      <w:r>
+        <w:rPr>
+          <w:rStyle w:val="SpecialCharTok"/>
+        </w:rPr>
+        <w:t>-</w:t>
+      </w:r>
+      <w:r>
+        <w:rPr>
+          <w:rStyle w:val="DecValTok"/>
+        </w:rPr>
+        <w:t>150</w:t>
+      </w:r>
+      <w:r>
+        <w:rPr>
+          <w:rStyle w:val="NormalTok"/>
+        </w:rPr>
+        <w:t xml:space="preserve">, </w:t>
+      </w:r>
+      <w:r>
+        <w:rPr>
+          <w:rStyle w:val="AttributeTok"/>
+        </w:rPr>
+        <w:t>by =</w:t>
+      </w:r>
+      <w:r>
+        <w:rPr>
+          <w:rStyle w:val="NormalTok"/>
+        </w:rPr>
+        <w:t xml:space="preserve"> </w:t>
+      </w:r>
+      <w:r>
+        <w:rPr>
+          <w:rStyle w:val="SpecialCharTok"/>
+        </w:rPr>
+        <w:t>-</w:t>
+      </w:r>
+      <w:r>
+        <w:rPr>
+          <w:rStyle w:val="DecValTok"/>
+        </w:rPr>
+        <w:t>10</w:t>
+      </w:r>
+      <w:r>
+        <w:rPr>
+          <w:rStyle w:val="NormalTok"/>
+        </w:rPr>
+        <w:t>)</w:t>
+      </w:r>
+      <w:r>
+        <w:br/>
+      </w:r>
+      <w:r>
+        <w:rPr>
+          <w:rStyle w:val="NormalTok"/>
+        </w:rPr>
+        <w:t xml:space="preserve">) </w:t>
+      </w:r>
+      <w:r>
+        <w:rPr>
+          <w:rStyle w:val="SpecialCharTok"/>
+        </w:rPr>
+        <w:t>%&gt;%</w:t>
+      </w:r>
+      <w:r>
+        <w:br/>
+      </w:r>
+      <w:r>
+        <w:rPr>
+          <w:rStyle w:val="NormalTok"/>
+        </w:rPr>
+        <w:t xml:space="preserve">  </w:t>
+      </w:r>
+      <w:r>
+        <w:rPr>
+          <w:rStyle w:val="FunctionTok"/>
+        </w:rPr>
+        <w:t>mutate</w:t>
+      </w:r>
+      <w:r>
+        <w:rPr>
+          <w:rStyle w:val="NormalTok"/>
+        </w:rPr>
+        <w:t>(</w:t>
+      </w:r>
+      <w:r>
+        <w:rPr>
+          <w:rStyle w:val="AttributeTok"/>
+        </w:rPr>
+        <w:t>bin_label =</w:t>
+      </w:r>
+      <w:r>
+        <w:rPr>
+          <w:rStyle w:val="NormalTok"/>
+        </w:rPr>
+        <w:t xml:space="preserve"> </w:t>
+      </w:r>
+      <w:r>
+        <w:rPr>
+          <w:rStyle w:val="FunctionTok"/>
+        </w:rPr>
+        <w:t>paste0</w:t>
+      </w:r>
+      <w:r>
+        <w:rPr>
+          <w:rStyle w:val="NormalTok"/>
+        </w:rPr>
+        <w:t>(</w:t>
+      </w:r>
+      <w:r>
+        <w:rPr>
+          <w:rStyle w:val="FunctionTok"/>
+        </w:rPr>
+        <w:t>abs</w:t>
+      </w:r>
+      <w:r>
+        <w:rPr>
+          <w:rStyle w:val="NormalTok"/>
+        </w:rPr>
+        <w:t xml:space="preserve">(bin_start), </w:t>
+      </w:r>
+      <w:r>
+        <w:rPr>
+          <w:rStyle w:val="StringTok"/>
+        </w:rPr>
+        <w:t>"-"</w:t>
+      </w:r>
+      <w:r>
+        <w:rPr>
+          <w:rStyle w:val="NormalTok"/>
+        </w:rPr>
+        <w:t xml:space="preserve">, </w:t>
+      </w:r>
+      <w:r>
+        <w:rPr>
+          <w:rStyle w:val="FunctionTok"/>
+        </w:rPr>
+        <w:t>abs</w:t>
+      </w:r>
+      <w:r>
+        <w:rPr>
+          <w:rStyle w:val="NormalTok"/>
+        </w:rPr>
+        <w:t>(bin_end)))</w:t>
+      </w:r>
+      <w:r>
+        <w:br/>
+      </w:r>
+      <w:r>
+        <w:br/>
+      </w:r>
+      <w:r>
+        <w:rPr>
+          <w:rStyle w:val="NormalTok"/>
+        </w:rPr>
+        <w:t xml:space="preserve">platform_depth_lat_long </w:t>
+      </w:r>
+      <w:r>
+        <w:rPr>
+          <w:rStyle w:val="OtherTok"/>
+        </w:rPr>
+        <w:t>&lt;-</w:t>
+      </w:r>
+      <w:r>
+        <w:rPr>
+          <w:rStyle w:val="NormalTok"/>
+        </w:rPr>
+        <w:t xml:space="preserve"> platform_depth_lat_long </w:t>
+      </w:r>
+      <w:r>
+        <w:rPr>
+          <w:rStyle w:val="SpecialCharTok"/>
+        </w:rPr>
+        <w:t>%&gt;%</w:t>
+      </w:r>
+      <w:r>
+        <w:br/>
+      </w:r>
+      <w:r>
+        <w:rPr>
+          <w:rStyle w:val="NormalTok"/>
+        </w:rPr>
+        <w:t xml:space="preserve">  </w:t>
+      </w:r>
+      <w:r>
+        <w:rPr>
+          <w:rStyle w:val="FunctionTok"/>
+        </w:rPr>
+        <w:t>mutate</w:t>
+      </w:r>
+      <w:r>
+        <w:rPr>
+          <w:rStyle w:val="NormalTok"/>
+        </w:rPr>
+        <w:t>(</w:t>
+      </w:r>
+      <w:r>
+        <w:br/>
+      </w:r>
+      <w:r>
+        <w:rPr>
+          <w:rStyle w:val="NormalTok"/>
+        </w:rPr>
+        <w:t xml:space="preserve">    </w:t>
+      </w:r>
+      <w:r>
+        <w:rPr>
+          <w:rStyle w:val="AttributeTok"/>
+        </w:rPr>
+        <w:t>min_depth =</w:t>
+      </w:r>
+      <w:r>
+        <w:rPr>
+          <w:rStyle w:val="NormalTok"/>
+        </w:rPr>
+        <w:t xml:space="preserve"> </w:t>
+      </w:r>
+      <w:r>
+        <w:rPr>
+          <w:rStyle w:val="FunctionTok"/>
+        </w:rPr>
+        <w:t>as.numeric</w:t>
+      </w:r>
+      <w:r>
+        <w:rPr>
+          <w:rStyle w:val="NormalTok"/>
+        </w:rPr>
+        <w:t xml:space="preserve">(min_depth),  </w:t>
+      </w:r>
+      <w:r>
+        <w:rPr>
+          <w:rStyle w:val="CommentTok"/>
+        </w:rPr>
+        <w:t># positive e.g., 30</w:t>
+      </w:r>
+      <w:r>
+        <w:br/>
+      </w:r>
+      <w:r>
+        <w:rPr>
+          <w:rStyle w:val="NormalTok"/>
+        </w:rPr>
+        <w:t xml:space="preserve">    </w:t>
+      </w:r>
+      <w:r>
+        <w:rPr>
+          <w:rStyle w:val="AttributeTok"/>
+        </w:rPr>
+        <w:t>max_depth =</w:t>
+      </w:r>
+      <w:r>
+        <w:rPr>
+          <w:rStyle w:val="NormalTok"/>
+        </w:rPr>
+        <w:t xml:space="preserve"> </w:t>
+      </w:r>
+      <w:r>
+        <w:rPr>
+          <w:rStyle w:val="FunctionTok"/>
+        </w:rPr>
+        <w:t>as.numeric</w:t>
+      </w:r>
+      <w:r>
+        <w:rPr>
+          <w:rStyle w:val="NormalTok"/>
+        </w:rPr>
+        <w:t xml:space="preserve">(max_depth)   </w:t>
+      </w:r>
+      <w:r>
+        <w:rPr>
+          <w:rStyle w:val="CommentTok"/>
+        </w:rPr>
+        <w:t># positive e.g., 150</w:t>
+      </w:r>
+      <w:r>
+        <w:br/>
+      </w:r>
+      <w:r>
+        <w:rPr>
+          <w:rStyle w:val="NormalTok"/>
+        </w:rPr>
         <w:lastRenderedPageBreak/>
-        <w:t xml:space="preserve">  </w:t>
-      </w:r>
-      <w:r>
-        <w:rPr>
-          <w:rStyle w:val="AttributeTok"/>
-        </w:rPr>
-        <w:t>bin_end   =</w:t>
-      </w:r>
-      <w:r>
-        <w:rPr>
-          <w:rStyle w:val="NormalTok"/>
-        </w:rPr>
-        <w:t xml:space="preserve"> </w:t>
-      </w:r>
-      <w:r>
-        <w:rPr>
-          <w:rStyle w:val="FunctionTok"/>
-        </w:rPr>
-        <w:t>seq</w:t>
-      </w:r>
-      <w:r>
-        <w:rPr>
-          <w:rStyle w:val="NormalTok"/>
-        </w:rPr>
-        <w:t>(</w:t>
-      </w:r>
-      <w:r>
-        <w:rPr>
-          <w:rStyle w:val="SpecialCharTok"/>
-        </w:rPr>
-        <w:t>-</w:t>
-      </w:r>
-      <w:r>
-        <w:rPr>
-          <w:rStyle w:val="DecValTok"/>
-        </w:rPr>
-        <w:t>40</w:t>
-      </w:r>
-      <w:r>
-        <w:rPr>
-          <w:rStyle w:val="NormalTok"/>
-        </w:rPr>
-        <w:t xml:space="preserve">, </w:t>
-      </w:r>
-      <w:r>
-        <w:rPr>
-          <w:rStyle w:val="SpecialCharTok"/>
-        </w:rPr>
-        <w:t>-</w:t>
-      </w:r>
-      <w:r>
-        <w:rPr>
-          <w:rStyle w:val="DecValTok"/>
-        </w:rPr>
-        <w:t>150</w:t>
-      </w:r>
-      <w:r>
-        <w:rPr>
-          <w:rStyle w:val="NormalTok"/>
-        </w:rPr>
-        <w:t xml:space="preserve">, </w:t>
-      </w:r>
-      <w:r>
-        <w:rPr>
-          <w:rStyle w:val="AttributeTok"/>
-        </w:rPr>
-        <w:t>by =</w:t>
-      </w:r>
-      <w:r>
-        <w:rPr>
-          <w:rStyle w:val="NormalTok"/>
-        </w:rPr>
-        <w:t xml:space="preserve"> </w:t>
-      </w:r>
-      <w:r>
-        <w:rPr>
-          <w:rStyle w:val="SpecialCharTok"/>
-        </w:rPr>
-        <w:t>-</w:t>
-      </w:r>
-      <w:r>
-        <w:rPr>
-          <w:rStyle w:val="DecValTok"/>
-        </w:rPr>
-        <w:t>10</w:t>
-      </w:r>
-      <w:r>
-        <w:rPr>
-          <w:rStyle w:val="NormalTok"/>
-        </w:rPr>
-        <w:t>)</w:t>
-      </w:r>
-      <w:r>
-        <w:br/>
-      </w:r>
-      <w:r>
-        <w:rPr>
-          <w:rStyle w:val="NormalTok"/>
-        </w:rPr>
-        <w:t xml:space="preserve">) </w:t>
-      </w:r>
-      <w:r>
-        <w:rPr>
-          <w:rStyle w:val="SpecialCharTok"/>
-        </w:rPr>
-        <w:t>%&gt;%</w:t>
-      </w:r>
-      <w:r>
-        <w:br/>
-      </w:r>
-      <w:r>
-        <w:rPr>
-          <w:rStyle w:val="NormalTok"/>
-        </w:rPr>
-        <w:t xml:space="preserve">  </w:t>
-      </w:r>
-      <w:r>
-        <w:rPr>
-          <w:rStyle w:val="FunctionTok"/>
-        </w:rPr>
-        <w:t>mutate</w:t>
-      </w:r>
-      <w:r>
-        <w:rPr>
-          <w:rStyle w:val="NormalTok"/>
-        </w:rPr>
-        <w:t>(</w:t>
-      </w:r>
-      <w:r>
-        <w:rPr>
-          <w:rStyle w:val="AttributeTok"/>
-        </w:rPr>
-        <w:t>bin_label =</w:t>
-      </w:r>
-      <w:r>
-        <w:rPr>
-          <w:rStyle w:val="NormalTok"/>
-        </w:rPr>
-        <w:t xml:space="preserve"> </w:t>
-      </w:r>
-      <w:r>
-        <w:rPr>
-          <w:rStyle w:val="FunctionTok"/>
-        </w:rPr>
-        <w:t>paste0</w:t>
-      </w:r>
-      <w:r>
-        <w:rPr>
-          <w:rStyle w:val="NormalTok"/>
-        </w:rPr>
-        <w:t>(</w:t>
-      </w:r>
-      <w:r>
-        <w:rPr>
-          <w:rStyle w:val="FunctionTok"/>
-        </w:rPr>
-        <w:t>abs</w:t>
-      </w:r>
-      <w:r>
-        <w:rPr>
-          <w:rStyle w:val="NormalTok"/>
-        </w:rPr>
-        <w:t xml:space="preserve">(bin_start), </w:t>
-      </w:r>
-      <w:r>
-        <w:rPr>
-          <w:rStyle w:val="StringTok"/>
-        </w:rPr>
-        <w:t>"-"</w:t>
-      </w:r>
-      <w:r>
-        <w:rPr>
-          <w:rStyle w:val="NormalTok"/>
-        </w:rPr>
-        <w:t xml:space="preserve">, </w:t>
-      </w:r>
-      <w:r>
-        <w:rPr>
-          <w:rStyle w:val="FunctionTok"/>
-        </w:rPr>
-        <w:t>abs</w:t>
-      </w:r>
-      <w:r>
-        <w:rPr>
-          <w:rStyle w:val="NormalTok"/>
-        </w:rPr>
-        <w:t>(bin_end)))</w:t>
-      </w:r>
-      <w:r>
-        <w:br/>
-      </w:r>
-      <w:r>
-        <w:br/>
-      </w:r>
-      <w:r>
-        <w:rPr>
-          <w:rStyle w:val="NormalTok"/>
-        </w:rPr>
-        <w:t xml:space="preserve">platform_depth_lat_long </w:t>
-      </w:r>
-      <w:r>
-        <w:rPr>
-          <w:rStyle w:val="OtherTok"/>
-        </w:rPr>
-        <w:t>&lt;-</w:t>
-      </w:r>
-      <w:r>
-        <w:rPr>
-          <w:rStyle w:val="NormalTok"/>
-        </w:rPr>
-        <w:t xml:space="preserve"> platform_depth_lat_long </w:t>
-      </w:r>
-      <w:r>
-        <w:rPr>
-          <w:rStyle w:val="SpecialCharTok"/>
-        </w:rPr>
-        <w:t>%&gt;%</w:t>
-      </w:r>
-      <w:r>
-        <w:br/>
-      </w:r>
-      <w:r>
-        <w:rPr>
-          <w:rStyle w:val="NormalTok"/>
-        </w:rPr>
-        <w:t xml:space="preserve">  </w:t>
-      </w:r>
-      <w:r>
-        <w:rPr>
-          <w:rStyle w:val="FunctionTok"/>
-        </w:rPr>
-        <w:t>mutate</w:t>
-      </w:r>
-      <w:r>
-        <w:rPr>
-          <w:rStyle w:val="NormalTok"/>
-        </w:rPr>
-        <w:t>(</w:t>
-      </w:r>
-      <w:r>
-        <w:br/>
-      </w:r>
-      <w:r>
-        <w:rPr>
-          <w:rStyle w:val="NormalTok"/>
-        </w:rPr>
-        <w:t xml:space="preserve">    </w:t>
-      </w:r>
-      <w:r>
-        <w:rPr>
-          <w:rStyle w:val="AttributeTok"/>
-        </w:rPr>
-        <w:t>min_depth =</w:t>
-      </w:r>
-      <w:r>
-        <w:rPr>
-          <w:rStyle w:val="NormalTok"/>
-        </w:rPr>
-        <w:t xml:space="preserve"> </w:t>
-      </w:r>
-      <w:r>
-        <w:rPr>
-          <w:rStyle w:val="FunctionTok"/>
-        </w:rPr>
-        <w:t>as.numeric</w:t>
-      </w:r>
-      <w:r>
-        <w:rPr>
-          <w:rStyle w:val="NormalTok"/>
-        </w:rPr>
-        <w:t xml:space="preserve">(min_depth),  </w:t>
-      </w:r>
-      <w:r>
-        <w:rPr>
-          <w:rStyle w:val="CommentTok"/>
-        </w:rPr>
-        <w:t># positive e.g., 30</w:t>
-      </w:r>
-      <w:r>
-        <w:br/>
-      </w:r>
-      <w:r>
-        <w:rPr>
-          <w:rStyle w:val="NormalTok"/>
-        </w:rPr>
-        <w:t xml:space="preserve">    </w:t>
-      </w:r>
-      <w:r>
-        <w:rPr>
-          <w:rStyle w:val="AttributeTok"/>
-        </w:rPr>
-        <w:t>max_depth =</w:t>
-      </w:r>
-      <w:r>
-        <w:rPr>
-          <w:rStyle w:val="NormalTok"/>
-        </w:rPr>
-        <w:t xml:space="preserve"> </w:t>
-      </w:r>
-      <w:r>
-        <w:rPr>
-          <w:rStyle w:val="FunctionTok"/>
-        </w:rPr>
-        <w:t>as.numeric</w:t>
-      </w:r>
-      <w:r>
-        <w:rPr>
-          <w:rStyle w:val="NormalTok"/>
-        </w:rPr>
-        <w:t xml:space="preserve">(max_depth)   </w:t>
-      </w:r>
-      <w:r>
-        <w:rPr>
-          <w:rStyle w:val="CommentTok"/>
-        </w:rPr>
-        <w:t># positive e.g., 150</w:t>
-      </w:r>
-      <w:r>
-        <w:br/>
-      </w:r>
-      <w:r>
-        <w:rPr>
-          <w:rStyle w:val="NormalTok"/>
-        </w:rPr>
         <w:t xml:space="preserve">  )</w:t>
       </w:r>
       <w:r>
@@ -28564,9 +28552,8 @@
         <w:rPr>
           <w:noProof/>
         </w:rPr>
-        <w:lastRenderedPageBreak/>
         <w:drawing>
-          <wp:inline distT="0" distB="0" distL="0" distR="0" wp14:anchorId="32789EF2" wp14:editId="58767045">
+          <wp:inline distT="0" distB="0" distL="0" distR="0" wp14:anchorId="5A74B8C5" wp14:editId="4AE147E4">
             <wp:extent cx="4620126" cy="3696101"/>
             <wp:effectExtent l="0" t="0" r="0" b="0"/>
             <wp:docPr id="42" name="Picture"/>
@@ -28624,6 +28611,7 @@
         <w:rPr>
           <w:rStyle w:val="FunctionTok"/>
         </w:rPr>
+        <w:lastRenderedPageBreak/>
         <w:t>ggsave</w:t>
       </w:r>
       <w:r>
@@ -29070,7 +29058,7 @@
         <w:pStyle w:val="Heading1"/>
       </w:pPr>
       <w:bookmarkStart w:id="36" w:name="direct---indirect-by-decade"/>
-      <w:bookmarkStart w:id="37" w:name="_Toc230858195"/>
+      <w:bookmarkStart w:id="37" w:name="_Toc232696794"/>
       <w:bookmarkEnd w:id="34"/>
       <w:r>
         <w:t>DIRECT - INDIRECT BY DECADE</w:t>
@@ -29493,7 +29481,6 @@
         <w:rPr>
           <w:rStyle w:val="DecValTok"/>
         </w:rPr>
-        <w:lastRenderedPageBreak/>
         <w:t>2000</w:t>
       </w:r>
       <w:r>
@@ -30170,6 +30157,7 @@
         <w:rPr>
           <w:rStyle w:val="NormalTok"/>
         </w:rPr>
+        <w:lastRenderedPageBreak/>
         <w:t xml:space="preserve">  </w:t>
       </w:r>
       <w:r>
@@ -31272,7 +31260,6 @@
         <w:br/>
       </w:r>
       <w:r>
-        <w:lastRenderedPageBreak/>
         <w:br/>
       </w:r>
       <w:r>
@@ -31290,8 +31277,9 @@
         <w:rPr>
           <w:noProof/>
         </w:rPr>
+        <w:lastRenderedPageBreak/>
         <w:drawing>
-          <wp:inline distT="0" distB="0" distL="0" distR="0" wp14:anchorId="52BDF669" wp14:editId="5CA2F0D6">
+          <wp:inline distT="0" distB="0" distL="0" distR="0" wp14:anchorId="3F8FC600" wp14:editId="09ABD57B">
             <wp:extent cx="4620126" cy="3696101"/>
             <wp:effectExtent l="0" t="0" r="0" b="0"/>
             <wp:docPr id="46" name="Picture"/>
@@ -31795,7 +31783,7 @@
         <w:pStyle w:val="Heading1"/>
       </w:pPr>
       <w:bookmarkStart w:id="38" w:name="field-indicators"/>
-      <w:bookmarkStart w:id="39" w:name="_Toc230858196"/>
+      <w:bookmarkStart w:id="39" w:name="_Toc232696795"/>
       <w:bookmarkEnd w:id="36"/>
       <w:r>
         <w:t>FIELD &amp; INDICATORS</w:t>
@@ -31931,25 +31919,25 @@
         <w:rPr>
           <w:rStyle w:val="VerbatimChar"/>
         </w:rPr>
+        <w:t xml:space="preserve">##                  field_cons              field_commdesc </w:t>
+      </w:r>
+      <w:r>
+        <w:br/>
+      </w:r>
+      <w:r>
+        <w:rPr>
+          <w:rStyle w:val="VerbatimChar"/>
+        </w:rPr>
+        <w:t xml:space="preserve">##                          24                         147 </w:t>
+      </w:r>
+      <w:r>
+        <w:br/>
+      </w:r>
+      <w:r>
+        <w:rPr>
+          <w:rStyle w:val="VerbatimChar"/>
+        </w:rPr>
         <w:lastRenderedPageBreak/>
-        <w:t xml:space="preserve">##                  field_cons              field_commdesc </w:t>
-      </w:r>
-      <w:r>
-        <w:br/>
-      </w:r>
-      <w:r>
-        <w:rPr>
-          <w:rStyle w:val="VerbatimChar"/>
-        </w:rPr>
-        <w:t xml:space="preserve">##                          24                         147 </w:t>
-      </w:r>
-      <w:r>
-        <w:br/>
-      </w:r>
-      <w:r>
-        <w:rPr>
-          <w:rStyle w:val="VerbatimChar"/>
-        </w:rPr>
         <w:t xml:space="preserve">##                   field_map                field_impass </w:t>
       </w:r>
       <w:r>
@@ -35314,7 +35302,7 @@
           <w:noProof/>
         </w:rPr>
         <w:drawing>
-          <wp:inline distT="0" distB="0" distL="0" distR="0" wp14:anchorId="71FE21A6" wp14:editId="3D5DCA53">
+          <wp:inline distT="0" distB="0" distL="0" distR="0" wp14:anchorId="20297D3E" wp14:editId="72B677C8">
             <wp:extent cx="4620126" cy="3696101"/>
             <wp:effectExtent l="0" t="0" r="0" b="0"/>
             <wp:docPr id="50" name="Picture"/>
@@ -35548,7 +35536,7 @@
         <w:pStyle w:val="Heading2"/>
       </w:pPr>
       <w:bookmarkStart w:id="40" w:name="X55247e60aa52c814ed919bde02b6d19d309f803"/>
-      <w:bookmarkStart w:id="41" w:name="_Toc230858197"/>
+      <w:bookmarkStart w:id="41" w:name="_Toc232696796"/>
       <w:r>
         <w:t>Calculate # of ecological indicators per record</w:t>
       </w:r>
@@ -36239,7 +36227,7 @@
         <w:pStyle w:val="Heading1"/>
       </w:pPr>
       <w:bookmarkStart w:id="42" w:name="sampling-unit"/>
-      <w:bookmarkStart w:id="43" w:name="_Toc230858198"/>
+      <w:bookmarkStart w:id="43" w:name="_Toc232696797"/>
       <w:bookmarkEnd w:id="38"/>
       <w:bookmarkEnd w:id="40"/>
       <w:r>
@@ -36252,7 +36240,7 @@
         <w:pStyle w:val="Heading2"/>
       </w:pPr>
       <w:bookmarkStart w:id="44" w:name="prepare-a-data-frame-for-sampling-unit"/>
-      <w:bookmarkStart w:id="45" w:name="_Toc230858199"/>
+      <w:bookmarkStart w:id="45" w:name="_Toc232696798"/>
       <w:r>
         <w:t>Prepare a data frame for sampling unit</w:t>
       </w:r>
@@ -37011,7 +36999,7 @@
         <w:pStyle w:val="Heading2"/>
       </w:pPr>
       <w:bookmarkStart w:id="46" w:name="calculate-of-sampling-unit-per-record"/>
-      <w:bookmarkStart w:id="47" w:name="_Toc230858200"/>
+      <w:bookmarkStart w:id="47" w:name="_Toc232696799"/>
       <w:bookmarkEnd w:id="44"/>
       <w:r>
         <w:t>Calculate # of sampling unit per record</w:t>
@@ -37864,7 +37852,7 @@
         <w:pStyle w:val="Heading2"/>
       </w:pPr>
       <w:bookmarkStart w:id="48" w:name="simplified-sampling-units"/>
-      <w:bookmarkStart w:id="49" w:name="_Toc230858201"/>
+      <w:bookmarkStart w:id="49" w:name="_Toc232696800"/>
       <w:bookmarkEnd w:id="46"/>
       <w:r>
         <w:t>Simplified sampling units</w:t>
@@ -41270,7 +41258,7 @@
           <w:noProof/>
         </w:rPr>
         <w:drawing>
-          <wp:inline distT="0" distB="0" distL="0" distR="0" wp14:anchorId="5227B714" wp14:editId="58A76DCE">
+          <wp:inline distT="0" distB="0" distL="0" distR="0" wp14:anchorId="5D1E1FB4" wp14:editId="67B31388">
             <wp:extent cx="4620126" cy="3696101"/>
             <wp:effectExtent l="0" t="0" r="0" b="0"/>
             <wp:docPr id="57" name="Picture"/>
@@ -41689,7 +41677,7 @@
         <w:pStyle w:val="Heading2"/>
       </w:pPr>
       <w:bookmarkStart w:id="50" w:name="quadrat-extracted-from-transect"/>
-      <w:bookmarkStart w:id="51" w:name="_Toc230858202"/>
+      <w:bookmarkStart w:id="51" w:name="_Toc232696801"/>
       <w:bookmarkEnd w:id="48"/>
       <w:r>
         <w:t>Quadrat extracted from transect</w:t>
@@ -42069,7 +42057,7 @@
         <w:pStyle w:val="Heading1"/>
       </w:pPr>
       <w:bookmarkStart w:id="52" w:name="data-type"/>
-      <w:bookmarkStart w:id="53" w:name="_Toc230858203"/>
+      <w:bookmarkStart w:id="53" w:name="_Toc232696802"/>
       <w:bookmarkEnd w:id="42"/>
       <w:bookmarkEnd w:id="50"/>
       <w:r>
@@ -44506,7 +44494,7 @@
           <w:noProof/>
         </w:rPr>
         <w:drawing>
-          <wp:inline distT="0" distB="0" distL="0" distR="0" wp14:anchorId="2A2C5520" wp14:editId="01CA6593">
+          <wp:inline distT="0" distB="0" distL="0" distR="0" wp14:anchorId="5C012BC3" wp14:editId="33F8AC23">
             <wp:extent cx="4620126" cy="3696101"/>
             <wp:effectExtent l="0" t="0" r="0" b="0"/>
             <wp:docPr id="63" name="Picture"/>
@@ -44761,7 +44749,7 @@
         <w:pStyle w:val="Heading1"/>
       </w:pPr>
       <w:bookmarkStart w:id="54" w:name="habit"/>
-      <w:bookmarkStart w:id="55" w:name="_Toc230858204"/>
+      <w:bookmarkStart w:id="55" w:name="_Toc232696803"/>
       <w:bookmarkEnd w:id="52"/>
       <w:r>
         <w:t>HABIT</w:t>
@@ -46648,7 +46636,7 @@
           <w:noProof/>
         </w:rPr>
         <w:drawing>
-          <wp:inline distT="0" distB="0" distL="0" distR="0" wp14:anchorId="4CA76DAD" wp14:editId="4E27654F">
+          <wp:inline distT="0" distB="0" distL="0" distR="0" wp14:anchorId="65F07B73" wp14:editId="55BCE895">
             <wp:extent cx="4620126" cy="3696101"/>
             <wp:effectExtent l="0" t="0" r="0" b="0"/>
             <wp:docPr id="67" name="Picture"/>
@@ -46903,7 +46891,7 @@
         <w:pStyle w:val="Heading1"/>
       </w:pPr>
       <w:bookmarkStart w:id="56" w:name="substrate"/>
-      <w:bookmarkStart w:id="57" w:name="_Toc230858205"/>
+      <w:bookmarkStart w:id="57" w:name="_Toc232696804"/>
       <w:bookmarkEnd w:id="54"/>
       <w:r>
         <w:t>SUBSTRATE</w:t>
@@ -49666,7 +49654,7 @@
           <w:noProof/>
         </w:rPr>
         <w:drawing>
-          <wp:inline distT="0" distB="0" distL="0" distR="0" wp14:anchorId="586661E9" wp14:editId="6AC71C28">
+          <wp:inline distT="0" distB="0" distL="0" distR="0" wp14:anchorId="4B3374FE" wp14:editId="101C1E73">
             <wp:extent cx="4620126" cy="3696101"/>
             <wp:effectExtent l="0" t="0" r="0" b="0"/>
             <wp:docPr id="71" name="Picture"/>
@@ -49917,7 +49905,7 @@
         <w:pStyle w:val="Heading1"/>
       </w:pPr>
       <w:bookmarkStart w:id="58" w:name="benthic-position"/>
-      <w:bookmarkStart w:id="59" w:name="_Toc230858206"/>
+      <w:bookmarkStart w:id="59" w:name="_Toc232696805"/>
       <w:bookmarkEnd w:id="56"/>
       <w:r>
         <w:t>BENTHIC POSITION</w:t>
@@ -52556,7 +52544,7 @@
         </w:rPr>
         <w:lastRenderedPageBreak/>
         <w:drawing>
-          <wp:inline distT="0" distB="0" distL="0" distR="0" wp14:anchorId="739015AD" wp14:editId="799C8475">
+          <wp:inline distT="0" distB="0" distL="0" distR="0" wp14:anchorId="21C8E404" wp14:editId="32E036CF">
             <wp:extent cx="4620126" cy="3696101"/>
             <wp:effectExtent l="0" t="0" r="0" b="0"/>
             <wp:docPr id="75" name="Picture"/>
@@ -52811,7 +52799,7 @@
         <w:pStyle w:val="Heading1"/>
       </w:pPr>
       <w:bookmarkStart w:id="60" w:name="target"/>
-      <w:bookmarkStart w:id="61" w:name="_Toc230858207"/>
+      <w:bookmarkStart w:id="61" w:name="_Toc232696806"/>
       <w:bookmarkEnd w:id="58"/>
       <w:r>
         <w:t>TARGET</w:t>
@@ -52823,7 +52811,7 @@
         <w:pStyle w:val="Heading2"/>
       </w:pPr>
       <w:bookmarkStart w:id="62" w:name="target-level"/>
-      <w:bookmarkStart w:id="63" w:name="_Toc230858208"/>
+      <w:bookmarkStart w:id="63" w:name="_Toc232696807"/>
       <w:r>
         <w:t>Target level</w:t>
       </w:r>
@@ -54712,7 +54700,7 @@
         </w:rPr>
         <w:lastRenderedPageBreak/>
         <w:drawing>
-          <wp:inline distT="0" distB="0" distL="0" distR="0" wp14:anchorId="04926B07" wp14:editId="00209C07">
+          <wp:inline distT="0" distB="0" distL="0" distR="0" wp14:anchorId="5EA3765E" wp14:editId="4000E5D1">
             <wp:extent cx="4620126" cy="3696101"/>
             <wp:effectExtent l="0" t="0" r="0" b="0"/>
             <wp:docPr id="79" name="Picture"/>
@@ -54959,7 +54947,7 @@
         <w:pStyle w:val="Heading2"/>
       </w:pPr>
       <w:bookmarkStart w:id="64" w:name="detected-phyla-in-community-studies"/>
-      <w:bookmarkStart w:id="65" w:name="_Toc230858209"/>
+      <w:bookmarkStart w:id="65" w:name="_Toc232696808"/>
       <w:bookmarkEnd w:id="62"/>
       <w:r>
         <w:t>Detected phyla in community studies</w:t>
@@ -58837,7 +58825,7 @@
           <w:noProof/>
         </w:rPr>
         <w:drawing>
-          <wp:inline distT="0" distB="0" distL="0" distR="0" wp14:anchorId="7E0E59A8" wp14:editId="07928D2E">
+          <wp:inline distT="0" distB="0" distL="0" distR="0" wp14:anchorId="7D7D4B74" wp14:editId="4AC49AC0">
             <wp:extent cx="4620126" cy="3696101"/>
             <wp:effectExtent l="0" t="0" r="0" b="0"/>
             <wp:docPr id="83" name="Picture"/>
@@ -59063,7 +59051,7 @@
         <w:pStyle w:val="Heading2"/>
       </w:pPr>
       <w:bookmarkStart w:id="66" w:name="X73a177f394a82c7a16c80c43727079839a335e0"/>
-      <w:bookmarkStart w:id="67" w:name="_Toc230858210"/>
+      <w:bookmarkStart w:id="67" w:name="_Toc232696809"/>
       <w:bookmarkEnd w:id="64"/>
       <w:r>
         <w:t>Target taxonomic groups not at the community level</w:t>
@@ -63056,7 +63044,7 @@
           <w:noProof/>
         </w:rPr>
         <w:drawing>
-          <wp:inline distT="0" distB="0" distL="0" distR="0" wp14:anchorId="1C3EC50D" wp14:editId="2F1A4510">
+          <wp:inline distT="0" distB="0" distL="0" distR="0" wp14:anchorId="73718A18" wp14:editId="65CBAC75">
             <wp:extent cx="4620126" cy="3696101"/>
             <wp:effectExtent l="0" t="0" r="0" b="0"/>
             <wp:docPr id="87" name="Picture"/>
@@ -63306,7 +63294,7 @@
         <w:pStyle w:val="Heading2"/>
       </w:pPr>
       <w:bookmarkStart w:id="68" w:name="new-species-described-per-phyla"/>
-      <w:bookmarkStart w:id="69" w:name="_Toc230858211"/>
+      <w:bookmarkStart w:id="69" w:name="_Toc232696810"/>
       <w:bookmarkEnd w:id="66"/>
       <w:r>
         <w:t>New species described per phyla</w:t>
@@ -66467,7 +66455,7 @@
           <w:noProof/>
         </w:rPr>
         <w:drawing>
-          <wp:inline distT="0" distB="0" distL="0" distR="0" wp14:anchorId="1DD83947" wp14:editId="0B1A10B1">
+          <wp:inline distT="0" distB="0" distL="0" distR="0" wp14:anchorId="51A3FA84" wp14:editId="1ACE7704">
             <wp:extent cx="4620126" cy="3696101"/>
             <wp:effectExtent l="0" t="0" r="0" b="0"/>
             <wp:docPr id="91" name="Picture"/>
@@ -66722,7 +66710,7 @@
         <w:pStyle w:val="Heading2"/>
       </w:pPr>
       <w:bookmarkStart w:id="70" w:name="X796c9a094f4bb9d5238df611a2109e56a710617"/>
-      <w:bookmarkStart w:id="71" w:name="_Toc230858212"/>
+      <w:bookmarkStart w:id="71" w:name="_Toc232696811"/>
       <w:bookmarkEnd w:id="68"/>
       <w:r>
         <w:t>New species descriptions that included molecular analyses</w:t>
@@ -66954,7 +66942,7 @@
         <w:pStyle w:val="Heading1"/>
       </w:pPr>
       <w:bookmarkStart w:id="72" w:name="data-crossing"/>
-      <w:bookmarkStart w:id="73" w:name="_Toc230858213"/>
+      <w:bookmarkStart w:id="73" w:name="_Toc232696812"/>
       <w:bookmarkEnd w:id="60"/>
       <w:bookmarkEnd w:id="70"/>
       <w:r>
@@ -67026,7 +67014,7 @@
         <w:pStyle w:val="Heading2"/>
       </w:pPr>
       <w:bookmarkStart w:id="74" w:name="visually-surveyed-surface"/>
-      <w:bookmarkStart w:id="75" w:name="_Toc230858214"/>
+      <w:bookmarkStart w:id="75" w:name="_Toc232696813"/>
       <w:r>
         <w:t>VISUALLY SURVEYED SURFACE</w:t>
       </w:r>
@@ -67197,7 +67185,7 @@
         <w:pStyle w:val="Heading2"/>
       </w:pPr>
       <w:bookmarkStart w:id="76" w:name="observation"/>
-      <w:bookmarkStart w:id="77" w:name="_Toc230858215"/>
+      <w:bookmarkStart w:id="77" w:name="_Toc232696814"/>
       <w:bookmarkEnd w:id="74"/>
       <w:r>
         <w:t>Observation</w:t>
@@ -67508,7 +67496,7 @@
         <w:pStyle w:val="Heading2"/>
       </w:pPr>
       <w:bookmarkStart w:id="78" w:name="temp-replicates-exp"/>
-      <w:bookmarkStart w:id="79" w:name="_Toc230858216"/>
+      <w:bookmarkStart w:id="79" w:name="_Toc232696815"/>
       <w:bookmarkEnd w:id="76"/>
       <w:r>
         <w:t>Temp replicates &amp; exp</w:t>
@@ -67768,7 +67756,7 @@
         <w:pStyle w:val="Heading2"/>
       </w:pPr>
       <w:bookmarkStart w:id="80" w:name="health"/>
-      <w:bookmarkStart w:id="81" w:name="_Toc230858217"/>
+      <w:bookmarkStart w:id="81" w:name="_Toc232696816"/>
       <w:bookmarkEnd w:id="78"/>
       <w:r>
         <w:lastRenderedPageBreak/>
@@ -68088,7 +68076,7 @@
         <w:pStyle w:val="Heading2"/>
       </w:pPr>
       <w:bookmarkStart w:id="82" w:name="rov-sample"/>
-      <w:bookmarkStart w:id="83" w:name="_Toc230858218"/>
+      <w:bookmarkStart w:id="83" w:name="_Toc232696817"/>
       <w:bookmarkEnd w:id="80"/>
       <w:r>
         <w:t>ROV &amp; sample</w:t>
@@ -68373,7 +68361,7 @@
         <w:pStyle w:val="Heading2"/>
       </w:pPr>
       <w:bookmarkStart w:id="84" w:name="X767bbcfa4a6d1b30a6803ebb9db6b4db9e4f49c"/>
-      <w:bookmarkStart w:id="85" w:name="_Toc230858219"/>
+      <w:bookmarkStart w:id="85" w:name="_Toc232696818"/>
       <w:bookmarkEnd w:id="82"/>
       <w:r>
         <w:t>Molecular techniques in taxonomic and non-taxonomic studies</w:t>
@@ -68819,7 +68807,7 @@
         <w:pStyle w:val="Heading1"/>
       </w:pPr>
       <w:bookmarkStart w:id="86" w:name="session-information-and-references"/>
-      <w:bookmarkStart w:id="87" w:name="_Toc230858220"/>
+      <w:bookmarkStart w:id="87" w:name="_Toc232696819"/>
       <w:bookmarkEnd w:id="72"/>
       <w:bookmarkEnd w:id="84"/>
       <w:r>
@@ -69868,7 +69856,7 @@
   <w:abstractNum w:abstractNumId="0" w15:restartNumberingAfterBreak="0">
     <w:nsid w:val="0000A990"/>
     <w:multiLevelType w:val="multilevel"/>
-    <w:tmpl w:val="51F8EC44"/>
+    <w:tmpl w:val="CB6691EC"/>
     <w:lvl w:ilvl="0">
       <w:numFmt w:val="bullet"/>
       <w:lvlText w:val=" "/>
@@ -69942,7 +69930,7 @@
       </w:pPr>
     </w:lvl>
   </w:abstractNum>
-  <w:num w:numId="1" w16cid:durableId="699012613">
+  <w:num w:numId="1" w16cid:durableId="47651327">
     <w:abstractNumId w:val="0"/>
   </w:num>
 </w:numbering>
@@ -71201,7 +71189,7 @@
     <w:next w:val="Normal"/>
     <w:autoRedefine/>
     <w:uiPriority w:val="39"/>
-    <w:rsid w:val="00290718"/>
+    <w:rsid w:val="007946A1"/>
     <w:pPr>
       <w:spacing w:after="100"/>
     </w:pPr>
@@ -71212,7 +71200,7 @@
     <w:next w:val="Normal"/>
     <w:autoRedefine/>
     <w:uiPriority w:val="39"/>
-    <w:rsid w:val="00290718"/>
+    <w:rsid w:val="007946A1"/>
     <w:pPr>
       <w:spacing w:after="100"/>
       <w:ind w:left="240"/>
@@ -71224,7 +71212,7 @@
     <w:next w:val="Normal"/>
     <w:autoRedefine/>
     <w:uiPriority w:val="39"/>
-    <w:rsid w:val="00290718"/>
+    <w:rsid w:val="007946A1"/>
     <w:pPr>
       <w:spacing w:after="100"/>
       <w:ind w:left="480"/>
@@ -71234,7 +71222,7 @@
     <w:name w:val="header"/>
     <w:basedOn w:val="Normal"/>
     <w:link w:val="HeaderChar"/>
-    <w:rsid w:val="00290718"/>
+    <w:rsid w:val="007946A1"/>
     <w:pPr>
       <w:tabs>
         <w:tab w:val="center" w:pos="4680"/>
@@ -71247,13 +71235,13 @@
     <w:name w:val="Header Char"/>
     <w:basedOn w:val="DefaultParagraphFont"/>
     <w:link w:val="Header"/>
-    <w:rsid w:val="00290718"/>
+    <w:rsid w:val="007946A1"/>
   </w:style>
   <w:style w:type="paragraph" w:styleId="Footer">
     <w:name w:val="footer"/>
     <w:basedOn w:val="Normal"/>
     <w:link w:val="FooterChar"/>
-    <w:rsid w:val="00290718"/>
+    <w:rsid w:val="007946A1"/>
     <w:pPr>
       <w:tabs>
         <w:tab w:val="center" w:pos="4680"/>
@@ -71266,7 +71254,7 @@
     <w:name w:val="Footer Char"/>
     <w:basedOn w:val="DefaultParagraphFont"/>
     <w:link w:val="Footer"/>
-    <w:rsid w:val="00290718"/>
+    <w:rsid w:val="007946A1"/>
   </w:style>
 </w:styles>
 </file>
